--- a/ProjectReports/最后审查中文草稿.docx
+++ b/ProjectReports/最后审查中文草稿.docx
@@ -532,37 +532,10 @@
           <w:bCs/>
           <w:sz w:val="32"/>
           <w:szCs w:val="32"/>
+          <w:lang w:eastAsia="zh-CN"/>
         </w:rPr>
         <w:t>学生证：</w:t>
       </w:r>
-      <w:r>
-        <w:rPr>
-          <w:rFonts w:ascii="Arial" w:eastAsia="宋体" w:hAnsi="Arial" w:cs="Arial"/>
-          <w:b/>
-          <w:bCs/>
-          <w:sz w:val="32"/>
-          <w:szCs w:val="32"/>
-        </w:rPr>
-        <w:t xml:space="preserve"> </w:t>
-      </w:r>
-      <w:r>
-        <w:rPr>
-          <w:rFonts w:ascii="Arial" w:hAnsi="Arial" w:cs="Arial" w:hint="eastAsia"/>
-          <w:sz w:val="32"/>
-          <w:szCs w:val="32"/>
-        </w:rPr>
-        <w:t>23153653</w:t>
-      </w:r>
-    </w:p>
-    <w:p>
-      <w:pPr>
-        <w:rPr>
-          <w:rFonts w:ascii="Arial" w:hAnsi="Arial" w:cs="Arial"/>
-          <w:sz w:val="32"/>
-          <w:szCs w:val="32"/>
-          <w:lang w:eastAsia="zh-CN"/>
-        </w:rPr>
-      </w:pPr>
       <w:r>
         <w:rPr>
           <w:rFonts w:ascii="Arial" w:eastAsia="宋体" w:hAnsi="Arial" w:cs="Arial"/>
@@ -572,8 +545,27 @@
           <w:szCs w:val="32"/>
           <w:lang w:eastAsia="zh-CN"/>
         </w:rPr>
-        <w:t>课程：</w:t>
-      </w:r>
+        <w:t xml:space="preserve"> </w:t>
+      </w:r>
+      <w:r>
+        <w:rPr>
+          <w:rFonts w:ascii="Arial" w:hAnsi="Arial" w:cs="Arial" w:hint="eastAsia"/>
+          <w:sz w:val="32"/>
+          <w:szCs w:val="32"/>
+          <w:lang w:eastAsia="zh-CN"/>
+        </w:rPr>
+        <w:t>23153653</w:t>
+      </w:r>
+    </w:p>
+    <w:p>
+      <w:pPr>
+        <w:rPr>
+          <w:rFonts w:ascii="Arial" w:hAnsi="Arial" w:cs="Arial"/>
+          <w:sz w:val="32"/>
+          <w:szCs w:val="32"/>
+          <w:lang w:eastAsia="zh-CN"/>
+        </w:rPr>
+      </w:pPr>
       <w:r>
         <w:rPr>
           <w:rFonts w:ascii="Arial" w:eastAsia="宋体" w:hAnsi="Arial" w:cs="Arial"/>
@@ -583,27 +575,8 @@
           <w:szCs w:val="32"/>
           <w:lang w:eastAsia="zh-CN"/>
         </w:rPr>
-        <w:t xml:space="preserve"> </w:t>
-      </w:r>
-      <w:r>
-        <w:rPr>
-          <w:rFonts w:ascii="Arial" w:eastAsia="宋体" w:hAnsi="Arial" w:cs="Arial" w:hint="eastAsia"/>
-          <w:sz w:val="32"/>
-          <w:szCs w:val="32"/>
-          <w:lang w:eastAsia="zh-CN"/>
-        </w:rPr>
-        <w:t>理学学士（荣誉）计算机游戏技术</w:t>
-      </w:r>
-    </w:p>
-    <w:p>
-      <w:pPr>
-        <w:rPr>
-          <w:rFonts w:ascii="Arial" w:hAnsi="Arial" w:cs="Arial"/>
-          <w:sz w:val="32"/>
-          <w:szCs w:val="32"/>
-          <w:lang w:eastAsia="zh-CN"/>
-        </w:rPr>
-      </w:pPr>
+        <w:t>课程：</w:t>
+      </w:r>
       <w:r>
         <w:rPr>
           <w:rFonts w:ascii="Arial" w:eastAsia="宋体" w:hAnsi="Arial" w:cs="Arial"/>
@@ -613,8 +586,27 @@
           <w:szCs w:val="32"/>
           <w:lang w:eastAsia="zh-CN"/>
         </w:rPr>
-        <w:t>主管：</w:t>
-      </w:r>
+        <w:t xml:space="preserve"> </w:t>
+      </w:r>
+      <w:r>
+        <w:rPr>
+          <w:rFonts w:ascii="Arial" w:eastAsia="宋体" w:hAnsi="Arial" w:cs="Arial" w:hint="eastAsia"/>
+          <w:sz w:val="32"/>
+          <w:szCs w:val="32"/>
+          <w:lang w:eastAsia="zh-CN"/>
+        </w:rPr>
+        <w:t>理学学士（荣誉）计算机游戏技术</w:t>
+      </w:r>
+    </w:p>
+    <w:p>
+      <w:pPr>
+        <w:rPr>
+          <w:rFonts w:ascii="Arial" w:hAnsi="Arial" w:cs="Arial"/>
+          <w:sz w:val="32"/>
+          <w:szCs w:val="32"/>
+          <w:lang w:eastAsia="zh-CN"/>
+        </w:rPr>
+      </w:pPr>
       <w:r>
         <w:rPr>
           <w:rFonts w:ascii="Arial" w:eastAsia="宋体" w:hAnsi="Arial" w:cs="Arial"/>
@@ -624,27 +616,8 @@
           <w:szCs w:val="32"/>
           <w:lang w:eastAsia="zh-CN"/>
         </w:rPr>
-        <w:t xml:space="preserve"> </w:t>
-      </w:r>
-      <w:r>
-        <w:rPr>
-          <w:rFonts w:ascii="Arial" w:eastAsia="宋体" w:hAnsi="Arial" w:cs="Arial" w:hint="eastAsia"/>
-          <w:sz w:val="32"/>
-          <w:szCs w:val="32"/>
-          <w:lang w:eastAsia="zh-CN"/>
-        </w:rPr>
-        <w:t>理查德·戴维斯</w:t>
-      </w:r>
-    </w:p>
-    <w:p>
-      <w:pPr>
-        <w:rPr>
-          <w:rFonts w:ascii="Arial" w:hAnsi="Arial" w:cs="Arial"/>
-          <w:sz w:val="32"/>
-          <w:szCs w:val="32"/>
-          <w:lang w:eastAsia="zh-CN"/>
-        </w:rPr>
-      </w:pPr>
+        <w:t>主管：</w:t>
+      </w:r>
       <w:r>
         <w:rPr>
           <w:rFonts w:ascii="Arial" w:eastAsia="宋体" w:hAnsi="Arial" w:cs="Arial"/>
@@ -654,70 +627,16 @@
           <w:szCs w:val="32"/>
           <w:lang w:eastAsia="zh-CN"/>
         </w:rPr>
-        <w:t>报告期：</w:t>
-      </w:r>
-      <w:r>
-        <w:rPr>
-          <w:rFonts w:ascii="Arial" w:eastAsia="宋体" w:hAnsi="Arial" w:cs="Arial"/>
+        <w:t xml:space="preserve"> </w:t>
+      </w:r>
+      <w:r>
+        <w:rPr>
+          <w:rFonts w:ascii="Arial" w:eastAsia="宋体" w:hAnsi="Arial" w:cs="Arial" w:hint="eastAsia"/>
           <w:sz w:val="32"/>
           <w:szCs w:val="32"/>
           <w:lang w:eastAsia="zh-CN"/>
         </w:rPr>
-        <w:t xml:space="preserve"> [</w:t>
-      </w:r>
-      <w:r>
-        <w:rPr>
-          <w:rFonts w:ascii="Arial" w:eastAsia="宋体" w:hAnsi="Arial" w:cs="Arial"/>
-          <w:sz w:val="32"/>
-          <w:szCs w:val="32"/>
-          <w:lang w:eastAsia="zh-CN"/>
-        </w:rPr>
-        <w:t>最后审查日期</w:t>
-      </w:r>
-      <w:r>
-        <w:rPr>
-          <w:rFonts w:ascii="Arial" w:eastAsia="宋体" w:hAnsi="Arial" w:cs="Arial"/>
-          <w:sz w:val="32"/>
-          <w:szCs w:val="32"/>
-          <w:lang w:eastAsia="zh-CN"/>
-        </w:rPr>
-        <w:t>]</w:t>
-      </w:r>
-      <w:r>
-        <w:rPr>
-          <w:rFonts w:ascii="Arial" w:eastAsia="宋体" w:hAnsi="Arial" w:cs="Arial"/>
-          <w:sz w:val="32"/>
-          <w:szCs w:val="32"/>
-          <w:lang w:eastAsia="zh-CN"/>
-        </w:rPr>
-        <w:t>至</w:t>
-      </w:r>
-      <w:r>
-        <w:rPr>
-          <w:rFonts w:ascii="Arial" w:eastAsia="宋体" w:hAnsi="Arial" w:cs="Arial"/>
-          <w:sz w:val="32"/>
-          <w:szCs w:val="32"/>
-          <w:lang w:eastAsia="zh-CN"/>
-        </w:rPr>
-        <w:t>[</w:t>
-      </w:r>
-      <w:r>
-        <w:rPr>
-          <w:rFonts w:ascii="Arial" w:eastAsia="宋体" w:hAnsi="Arial" w:cs="Arial"/>
-          <w:sz w:val="32"/>
-          <w:szCs w:val="32"/>
-          <w:lang w:eastAsia="zh-CN"/>
-        </w:rPr>
-        <w:t>本次审查日期</w:t>
-      </w:r>
-      <w:r>
-        <w:rPr>
-          <w:rFonts w:ascii="Arial" w:eastAsia="宋体" w:hAnsi="Arial" w:cs="Arial"/>
-          <w:sz w:val="32"/>
-          <w:szCs w:val="32"/>
-          <w:lang w:eastAsia="zh-CN"/>
-        </w:rPr>
-        <w:t xml:space="preserve">] </w:t>
+        <w:t>理查德·戴维斯</w:t>
       </w:r>
     </w:p>
     <w:p>
@@ -729,6 +648,80 @@
           <w:lang w:eastAsia="zh-CN"/>
         </w:rPr>
       </w:pPr>
+      <w:r>
+        <w:rPr>
+          <w:rFonts w:ascii="Arial" w:eastAsia="宋体" w:hAnsi="Arial" w:cs="Arial"/>
+          <w:b/>
+          <w:bCs/>
+          <w:sz w:val="32"/>
+          <w:szCs w:val="32"/>
+          <w:lang w:eastAsia="zh-CN"/>
+        </w:rPr>
+        <w:t>报告期：</w:t>
+      </w:r>
+      <w:r>
+        <w:rPr>
+          <w:rFonts w:ascii="Arial" w:eastAsia="宋体" w:hAnsi="Arial" w:cs="Arial"/>
+          <w:sz w:val="32"/>
+          <w:szCs w:val="32"/>
+          <w:lang w:eastAsia="zh-CN"/>
+        </w:rPr>
+        <w:t xml:space="preserve"> [</w:t>
+      </w:r>
+      <w:r>
+        <w:rPr>
+          <w:rFonts w:ascii="Arial" w:eastAsia="宋体" w:hAnsi="Arial" w:cs="Arial"/>
+          <w:sz w:val="32"/>
+          <w:szCs w:val="32"/>
+          <w:lang w:eastAsia="zh-CN"/>
+        </w:rPr>
+        <w:t>最后审查日期</w:t>
+      </w:r>
+      <w:r>
+        <w:rPr>
+          <w:rFonts w:ascii="Arial" w:eastAsia="宋体" w:hAnsi="Arial" w:cs="Arial"/>
+          <w:sz w:val="32"/>
+          <w:szCs w:val="32"/>
+          <w:lang w:eastAsia="zh-CN"/>
+        </w:rPr>
+        <w:t>]</w:t>
+      </w:r>
+      <w:r>
+        <w:rPr>
+          <w:rFonts w:ascii="Arial" w:eastAsia="宋体" w:hAnsi="Arial" w:cs="Arial"/>
+          <w:sz w:val="32"/>
+          <w:szCs w:val="32"/>
+          <w:lang w:eastAsia="zh-CN"/>
+        </w:rPr>
+        <w:t>至</w:t>
+      </w:r>
+      <w:r>
+        <w:rPr>
+          <w:rFonts w:ascii="Arial" w:eastAsia="宋体" w:hAnsi="Arial" w:cs="Arial"/>
+          <w:sz w:val="32"/>
+          <w:szCs w:val="32"/>
+          <w:lang w:eastAsia="zh-CN"/>
+        </w:rPr>
+        <w:t>[</w:t>
+      </w:r>
+      <w:r>
+        <w:rPr>
+          <w:rFonts w:ascii="Arial" w:eastAsia="宋体" w:hAnsi="Arial" w:cs="Arial"/>
+          <w:sz w:val="32"/>
+          <w:szCs w:val="32"/>
+          <w:lang w:eastAsia="zh-CN"/>
+        </w:rPr>
+        <w:t>本次审查日期</w:t>
+      </w:r>
+      <w:r>
+        <w:rPr>
+          <w:rFonts w:ascii="Arial" w:eastAsia="宋体" w:hAnsi="Arial" w:cs="Arial"/>
+          <w:sz w:val="32"/>
+          <w:szCs w:val="32"/>
+          <w:lang w:eastAsia="zh-CN"/>
+        </w:rPr>
+        <w:t xml:space="preserve">] </w:t>
+      </w:r>
     </w:p>
     <w:p>
       <w:pPr>
@@ -744,10 +737,8 @@
       <w:pPr>
         <w:rPr>
           <w:rFonts w:ascii="Arial" w:hAnsi="Arial" w:cs="Arial"/>
-          <w:b/>
-          <w:bCs/>
-          <w:sz w:val="22"/>
-          <w:szCs w:val="22"/>
+          <w:sz w:val="32"/>
+          <w:szCs w:val="32"/>
           <w:lang w:eastAsia="zh-CN"/>
         </w:rPr>
       </w:pPr>
@@ -763,162 +754,9 @@
           <w:lang w:eastAsia="zh-CN"/>
         </w:rPr>
       </w:pPr>
-      <w:r>
-        <w:rPr>
-          <w:rFonts w:ascii="Arial" w:hAnsi="Arial" w:cs="Arial"/>
-          <w:sz w:val="22"/>
-          <w:szCs w:val="22"/>
-          <w:lang w:eastAsia="zh-CN"/>
-        </w:rPr>
-        <w:br w:type="page"/>
-      </w:r>
-      <w:r>
-        <w:rPr>
-          <w:rFonts w:ascii="Arial" w:eastAsia="宋体" w:hAnsi="Arial" w:cs="Arial"/>
-          <w:b/>
-          <w:bCs/>
-          <w:sz w:val="22"/>
-          <w:szCs w:val="22"/>
-          <w:lang w:eastAsia="zh-CN"/>
-        </w:rPr>
-        <w:lastRenderedPageBreak/>
-        <w:t xml:space="preserve">1.0 </w:t>
-      </w:r>
-      <w:r>
-        <w:rPr>
-          <w:rFonts w:ascii="Arial" w:eastAsia="宋体" w:hAnsi="Arial" w:cs="Arial"/>
-          <w:b/>
-          <w:bCs/>
-          <w:sz w:val="22"/>
-          <w:szCs w:val="22"/>
-          <w:lang w:eastAsia="zh-CN"/>
-        </w:rPr>
-        <w:t>迄今进展</w:t>
-      </w:r>
-      <w:r>
-        <w:rPr>
-          <w:rFonts w:ascii="Arial" w:eastAsia="宋体" w:hAnsi="Arial" w:cs="Arial"/>
-          <w:b/>
-          <w:bCs/>
-          <w:sz w:val="22"/>
-          <w:szCs w:val="22"/>
-          <w:lang w:eastAsia="zh-CN"/>
-        </w:rPr>
-        <w:t xml:space="preserve"> - </w:t>
-      </w:r>
-      <w:r>
-        <w:rPr>
-          <w:rFonts w:ascii="Arial" w:eastAsia="宋体" w:hAnsi="Arial" w:cs="Arial"/>
-          <w:b/>
-          <w:bCs/>
-          <w:sz w:val="22"/>
-          <w:szCs w:val="22"/>
-          <w:lang w:eastAsia="zh-CN"/>
-        </w:rPr>
-        <w:t>总结</w:t>
-      </w:r>
-    </w:p>
-    <w:p>
-      <w:pPr>
-        <w:rPr>
-          <w:rFonts w:ascii="Arial" w:hAnsi="Arial" w:cs="Arial"/>
-          <w:sz w:val="22"/>
-          <w:szCs w:val="22"/>
-          <w:lang w:eastAsia="zh-CN"/>
-        </w:rPr>
-      </w:pPr>
-      <w:r>
-        <w:rPr>
-          <w:rFonts w:ascii="Arial" w:eastAsia="宋体" w:hAnsi="Arial" w:cs="Arial"/>
-          <w:sz w:val="22"/>
-          <w:szCs w:val="22"/>
-          <w:lang w:eastAsia="zh-CN"/>
-        </w:rPr>
-        <w:t>一段应概述项目的状态。</w:t>
-      </w:r>
-      <w:r>
-        <w:rPr>
-          <w:rFonts w:ascii="Arial" w:eastAsia="宋体" w:hAnsi="Arial" w:cs="Arial"/>
-          <w:sz w:val="22"/>
-          <w:szCs w:val="22"/>
-          <w:lang w:eastAsia="zh-CN"/>
-        </w:rPr>
-        <w:t xml:space="preserve">  </w:t>
-      </w:r>
-    </w:p>
-    <w:p>
-      <w:pPr>
-        <w:pStyle w:val="a9"/>
-        <w:numPr>
-          <w:ilvl w:val="0"/>
-          <w:numId w:val="19"/>
-        </w:numPr>
-        <w:rPr>
-          <w:rFonts w:ascii="Arial" w:hAnsi="Arial" w:cs="Arial"/>
-          <w:sz w:val="22"/>
-          <w:szCs w:val="22"/>
-          <w:lang w:eastAsia="zh-CN"/>
-        </w:rPr>
-      </w:pPr>
-      <w:r>
-        <w:rPr>
-          <w:rFonts w:ascii="Arial" w:eastAsia="宋体" w:hAnsi="Arial" w:cs="Arial"/>
-          <w:sz w:val="22"/>
-          <w:szCs w:val="22"/>
-          <w:lang w:eastAsia="zh-CN"/>
-        </w:rPr>
-        <w:t>首先说明项目的状态（例如，项目目前处于高级原型制作和初步测试阶段</w:t>
-      </w:r>
-      <w:r>
-        <w:rPr>
-          <w:rFonts w:ascii="Arial" w:eastAsia="宋体" w:hAnsi="Arial" w:cs="Arial"/>
-          <w:sz w:val="22"/>
-          <w:szCs w:val="22"/>
-          <w:lang w:eastAsia="zh-CN"/>
-        </w:rPr>
-        <w:t>......</w:t>
-      </w:r>
-      <w:r>
-        <w:rPr>
-          <w:rFonts w:ascii="Arial" w:eastAsia="宋体" w:hAnsi="Arial" w:cs="Arial"/>
-          <w:sz w:val="22"/>
-          <w:szCs w:val="22"/>
-          <w:lang w:eastAsia="zh-CN"/>
-        </w:rPr>
-        <w:t>）。</w:t>
-      </w:r>
-    </w:p>
-    <w:p>
-      <w:pPr>
-        <w:pStyle w:val="a9"/>
-        <w:numPr>
-          <w:ilvl w:val="0"/>
-          <w:numId w:val="19"/>
-        </w:numPr>
-        <w:rPr>
-          <w:rFonts w:ascii="Arial" w:hAnsi="Arial" w:cs="Arial"/>
-          <w:sz w:val="22"/>
-          <w:szCs w:val="22"/>
-          <w:lang w:eastAsia="zh-CN"/>
-        </w:rPr>
-      </w:pPr>
-      <w:r>
-        <w:rPr>
-          <w:rFonts w:ascii="Arial" w:eastAsia="宋体" w:hAnsi="Arial" w:cs="Arial"/>
-          <w:sz w:val="22"/>
-          <w:szCs w:val="22"/>
-          <w:lang w:eastAsia="zh-CN"/>
-        </w:rPr>
-        <w:t>总结自上次评审以来完成的主要工作，如核心算法的最终确定、数据收集的完成或主要用户界面的开发。</w:t>
-      </w:r>
-    </w:p>
-    <w:p>
-      <w:pPr>
-        <w:pStyle w:val="a9"/>
-        <w:numPr>
-          <w:ilvl w:val="0"/>
-          <w:numId w:val="19"/>
-        </w:numPr>
+    </w:p>
+    <w:p>
+      <w:pPr>
         <w:rPr>
           <w:rFonts w:ascii="Arial" w:hAnsi="Arial" w:cs="Arial"/>
           <w:b/>
@@ -930,21 +768,435 @@
       </w:pPr>
       <w:r>
         <w:rPr>
-          <w:rFonts w:ascii="Arial" w:eastAsia="宋体" w:hAnsi="Arial" w:cs="Arial"/>
+          <w:rFonts w:ascii="Arial" w:hAnsi="Arial" w:cs="Arial"/>
           <w:sz w:val="22"/>
           <w:szCs w:val="22"/>
           <w:lang w:eastAsia="zh-CN"/>
         </w:rPr>
-        <w:t>以一句最重要的发现或发展作结，强调它们如何塑造了项目方向</w:t>
-      </w:r>
-      <w:r>
-        <w:rPr>
-          <w:rFonts w:ascii="Arial" w:eastAsia="宋体" w:hAnsi="Arial" w:cs="Arial"/>
+        <w:br w:type="page"/>
+      </w:r>
+      <w:r>
+        <w:rPr>
+          <w:rFonts w:ascii="Arial" w:eastAsia="宋体" w:hAnsi="Arial" w:cs="Arial"/>
+          <w:b/>
+          <w:bCs/>
           <w:sz w:val="22"/>
           <w:szCs w:val="22"/>
           <w:lang w:eastAsia="zh-CN"/>
         </w:rPr>
+        <w:lastRenderedPageBreak/>
+        <w:t xml:space="preserve">1.0 </w:t>
+      </w:r>
+      <w:r>
+        <w:rPr>
+          <w:rFonts w:ascii="Arial" w:eastAsia="宋体" w:hAnsi="Arial" w:cs="Arial"/>
+          <w:b/>
+          <w:bCs/>
+          <w:sz w:val="22"/>
+          <w:szCs w:val="22"/>
+          <w:lang w:eastAsia="zh-CN"/>
+        </w:rPr>
+        <w:t>迄今进展</w:t>
+      </w:r>
+      <w:r>
+        <w:rPr>
+          <w:rFonts w:ascii="Arial" w:eastAsia="宋体" w:hAnsi="Arial" w:cs="Arial"/>
+          <w:b/>
+          <w:bCs/>
+          <w:sz w:val="22"/>
+          <w:szCs w:val="22"/>
+          <w:lang w:eastAsia="zh-CN"/>
+        </w:rPr>
+        <w:t xml:space="preserve"> - </w:t>
+      </w:r>
+      <w:r>
+        <w:rPr>
+          <w:rFonts w:ascii="Arial" w:eastAsia="宋体" w:hAnsi="Arial" w:cs="Arial"/>
+          <w:b/>
+          <w:bCs/>
+          <w:sz w:val="22"/>
+          <w:szCs w:val="22"/>
+          <w:lang w:eastAsia="zh-CN"/>
+        </w:rPr>
+        <w:t>总结</w:t>
+      </w:r>
+    </w:p>
+    <w:p>
+      <w:pPr>
+        <w:rPr>
+          <w:rFonts w:ascii="Arial" w:eastAsia="宋体" w:hAnsi="Arial" w:cs="Arial"/>
+          <w:sz w:val="22"/>
+          <w:szCs w:val="22"/>
+          <w:lang w:val="en-US" w:eastAsia="zh-CN"/>
+        </w:rPr>
+      </w:pPr>
+      <w:r>
+        <w:rPr>
+          <w:rFonts w:ascii="Arial" w:eastAsia="宋体" w:hAnsi="Arial" w:cs="Arial"/>
+          <w:sz w:val="22"/>
+          <w:szCs w:val="22"/>
+          <w:lang w:val="en-US" w:eastAsia="zh-CN"/>
+        </w:rPr>
+        <w:t>本项目目前已进入</w:t>
+      </w:r>
+      <w:r>
+        <w:rPr>
+          <w:rFonts w:ascii="Arial" w:eastAsia="宋体" w:hAnsi="Arial" w:cs="Arial"/>
+          <w:b/>
+          <w:bCs/>
+          <w:sz w:val="22"/>
+          <w:szCs w:val="22"/>
+          <w:lang w:val="en-US" w:eastAsia="zh-CN"/>
+        </w:rPr>
+        <w:t>高级原型开发与系统整合阶段</w:t>
+      </w:r>
+      <w:r>
+        <w:rPr>
+          <w:rFonts w:ascii="Arial" w:eastAsia="宋体" w:hAnsi="Arial" w:cs="Arial"/>
+          <w:sz w:val="22"/>
+          <w:szCs w:val="22"/>
+          <w:lang w:val="en-US" w:eastAsia="zh-CN"/>
+        </w:rPr>
+        <w:t>。相比上一次阶段汇报，本阶段的核心任务已从概念验证</w:t>
+      </w:r>
+      <w:r>
+        <w:rPr>
+          <w:rFonts w:ascii="Arial" w:eastAsia="宋体" w:hAnsi="Arial" w:cs="Arial" w:hint="eastAsia"/>
+          <w:sz w:val="22"/>
+          <w:szCs w:val="22"/>
+          <w:lang w:val="en-US" w:eastAsia="zh-CN"/>
+        </w:rPr>
+        <w:t>阶段</w:t>
+      </w:r>
+      <w:r>
+        <w:rPr>
+          <w:rFonts w:ascii="Arial" w:eastAsia="宋体" w:hAnsi="Arial" w:cs="Arial"/>
+          <w:sz w:val="22"/>
+          <w:szCs w:val="22"/>
+          <w:lang w:val="en-US" w:eastAsia="zh-CN"/>
+        </w:rPr>
+        <w:t>功能</w:t>
+      </w:r>
+      <w:r>
+        <w:rPr>
+          <w:rFonts w:ascii="Arial" w:eastAsia="宋体" w:hAnsi="Arial" w:cs="Arial" w:hint="eastAsia"/>
+          <w:sz w:val="22"/>
+          <w:szCs w:val="22"/>
+          <w:lang w:val="en-US" w:eastAsia="zh-CN"/>
+        </w:rPr>
+        <w:t>结束并进入</w:t>
+      </w:r>
+      <w:r>
+        <w:rPr>
+          <w:rFonts w:ascii="Arial" w:eastAsia="宋体" w:hAnsi="Arial" w:cs="Arial"/>
+          <w:sz w:val="22"/>
+          <w:szCs w:val="22"/>
+          <w:lang w:val="en-US" w:eastAsia="zh-CN"/>
+        </w:rPr>
+        <w:t>整合与性能优化</w:t>
+      </w:r>
+      <w:r>
+        <w:rPr>
+          <w:rFonts w:ascii="Arial" w:eastAsia="宋体" w:hAnsi="Arial" w:cs="Arial" w:hint="eastAsia"/>
+          <w:sz w:val="22"/>
+          <w:szCs w:val="22"/>
+          <w:lang w:val="en-US" w:eastAsia="zh-CN"/>
+        </w:rPr>
+        <w:t>阶段</w:t>
+      </w:r>
+      <w:r>
+        <w:rPr>
+          <w:rFonts w:ascii="Arial" w:eastAsia="宋体" w:hAnsi="Arial" w:cs="Arial"/>
+          <w:sz w:val="22"/>
+          <w:szCs w:val="22"/>
+          <w:lang w:val="en-US" w:eastAsia="zh-CN"/>
+        </w:rPr>
+        <w:t>。语音识别核心模块已</w:t>
+      </w:r>
+      <w:r>
+        <w:rPr>
+          <w:rFonts w:ascii="Arial" w:eastAsia="宋体" w:hAnsi="Arial" w:cs="Arial" w:hint="eastAsia"/>
+          <w:sz w:val="22"/>
+          <w:szCs w:val="22"/>
+          <w:lang w:val="en-US" w:eastAsia="zh-CN"/>
+        </w:rPr>
+        <w:t>基本</w:t>
+      </w:r>
+      <w:r>
+        <w:rPr>
+          <w:rFonts w:ascii="Arial" w:eastAsia="宋体" w:hAnsi="Arial" w:cs="Arial"/>
+          <w:sz w:val="22"/>
+          <w:szCs w:val="22"/>
+          <w:lang w:val="en-US" w:eastAsia="zh-CN"/>
+        </w:rPr>
+        <w:t>成功集成至应用程序，实现了基于</w:t>
+      </w:r>
+      <w:r>
+        <w:rPr>
+          <w:rFonts w:ascii="Arial" w:eastAsia="宋体" w:hAnsi="Arial" w:cs="Arial"/>
+          <w:sz w:val="22"/>
+          <w:szCs w:val="22"/>
+          <w:lang w:val="en-US" w:eastAsia="zh-CN"/>
+        </w:rPr>
+        <w:t xml:space="preserve"> whisper.cpp </w:t>
+      </w:r>
+      <w:r>
+        <w:rPr>
+          <w:rFonts w:ascii="Arial" w:eastAsia="宋体" w:hAnsi="Arial" w:cs="Arial"/>
+          <w:sz w:val="22"/>
+          <w:szCs w:val="22"/>
+          <w:lang w:val="en-US" w:eastAsia="zh-CN"/>
+        </w:rPr>
+        <w:t>的离线中文语音转写功能。系统能够在本地加载</w:t>
+      </w:r>
+      <w:r>
+        <w:rPr>
+          <w:rFonts w:ascii="Arial" w:eastAsia="宋体" w:hAnsi="Arial" w:cs="Arial"/>
+          <w:sz w:val="22"/>
+          <w:szCs w:val="22"/>
+          <w:lang w:val="en-US" w:eastAsia="zh-CN"/>
+        </w:rPr>
         <w:t xml:space="preserve"> </w:t>
+      </w:r>
+      <w:proofErr w:type="spellStart"/>
+      <w:r>
+        <w:rPr>
+          <w:rFonts w:ascii="Arial" w:eastAsia="宋体" w:hAnsi="Arial" w:cs="Arial"/>
+          <w:sz w:val="22"/>
+          <w:szCs w:val="22"/>
+          <w:lang w:val="en-US" w:eastAsia="zh-CN"/>
+        </w:rPr>
+        <w:t>ggml</w:t>
+      </w:r>
+      <w:proofErr w:type="spellEnd"/>
+      <w:r>
+        <w:rPr>
+          <w:rFonts w:ascii="Arial" w:eastAsia="宋体" w:hAnsi="Arial" w:cs="Arial"/>
+          <w:sz w:val="22"/>
+          <w:szCs w:val="22"/>
+          <w:lang w:val="en-US" w:eastAsia="zh-CN"/>
+        </w:rPr>
+        <w:t xml:space="preserve"> </w:t>
+      </w:r>
+      <w:r>
+        <w:rPr>
+          <w:rFonts w:ascii="Arial" w:eastAsia="宋体" w:hAnsi="Arial" w:cs="Arial"/>
+          <w:sz w:val="22"/>
+          <w:szCs w:val="22"/>
+          <w:lang w:val="en-US" w:eastAsia="zh-CN"/>
+        </w:rPr>
+        <w:t>模型并完成基本的语音推理流程。</w:t>
+      </w:r>
+    </w:p>
+    <w:p>
+      <w:pPr>
+        <w:rPr>
+          <w:rFonts w:ascii="Arial" w:eastAsia="宋体" w:hAnsi="Arial" w:cs="Arial"/>
+          <w:sz w:val="22"/>
+          <w:szCs w:val="22"/>
+          <w:lang w:val="en-US" w:eastAsia="zh-CN"/>
+        </w:rPr>
+      </w:pPr>
+      <w:r>
+        <w:rPr>
+          <w:rFonts w:ascii="Arial" w:eastAsia="宋体" w:hAnsi="Arial" w:cs="Arial"/>
+          <w:sz w:val="22"/>
+          <w:szCs w:val="22"/>
+          <w:lang w:val="en-US" w:eastAsia="zh-CN"/>
+        </w:rPr>
+        <w:t>本阶段完成的主要工作包括：构建</w:t>
+      </w:r>
+      <w:r>
+        <w:rPr>
+          <w:rFonts w:ascii="Arial" w:eastAsia="宋体" w:hAnsi="Arial" w:cs="Arial"/>
+          <w:sz w:val="22"/>
+          <w:szCs w:val="22"/>
+          <w:lang w:val="en-US" w:eastAsia="zh-CN"/>
+        </w:rPr>
+        <w:t xml:space="preserve"> </w:t>
+      </w:r>
+      <w:proofErr w:type="spellStart"/>
+      <w:r>
+        <w:rPr>
+          <w:rFonts w:ascii="Arial" w:eastAsia="宋体" w:hAnsi="Arial" w:cs="Arial"/>
+          <w:sz w:val="22"/>
+          <w:szCs w:val="22"/>
+          <w:lang w:val="en-US" w:eastAsia="zh-CN"/>
+        </w:rPr>
+        <w:t>CMake</w:t>
+      </w:r>
+      <w:proofErr w:type="spellEnd"/>
+      <w:r>
+        <w:rPr>
+          <w:rFonts w:ascii="Arial" w:eastAsia="宋体" w:hAnsi="Arial" w:cs="Arial"/>
+          <w:sz w:val="22"/>
+          <w:szCs w:val="22"/>
+          <w:lang w:val="en-US" w:eastAsia="zh-CN"/>
+        </w:rPr>
+        <w:t xml:space="preserve"> </w:t>
+      </w:r>
+      <w:r>
+        <w:rPr>
+          <w:rFonts w:ascii="Arial" w:eastAsia="宋体" w:hAnsi="Arial" w:cs="Arial"/>
+          <w:sz w:val="22"/>
+          <w:szCs w:val="22"/>
+          <w:lang w:val="en-US" w:eastAsia="zh-CN"/>
+        </w:rPr>
+        <w:t>编译系统、解决</w:t>
+      </w:r>
+      <w:r>
+        <w:rPr>
+          <w:rFonts w:ascii="Arial" w:eastAsia="宋体" w:hAnsi="Arial" w:cs="Arial"/>
+          <w:sz w:val="22"/>
+          <w:szCs w:val="22"/>
+          <w:lang w:val="en-US" w:eastAsia="zh-CN"/>
+        </w:rPr>
+        <w:t xml:space="preserve"> Visual Studio </w:t>
+      </w:r>
+      <w:r>
+        <w:rPr>
+          <w:rFonts w:ascii="Arial" w:eastAsia="宋体" w:hAnsi="Arial" w:cs="Arial"/>
+          <w:sz w:val="22"/>
+          <w:szCs w:val="22"/>
+          <w:lang w:val="en-US" w:eastAsia="zh-CN"/>
+        </w:rPr>
+        <w:t>编译报错问题（如标准库兼容问题）、调试模型加载逻辑、测试</w:t>
+      </w:r>
+      <w:r>
+        <w:rPr>
+          <w:rFonts w:ascii="Arial" w:eastAsia="宋体" w:hAnsi="Arial" w:cs="Arial"/>
+          <w:sz w:val="22"/>
+          <w:szCs w:val="22"/>
+          <w:lang w:val="en-US" w:eastAsia="zh-CN"/>
+        </w:rPr>
+        <w:t xml:space="preserve"> GPU </w:t>
+      </w:r>
+      <w:r>
+        <w:rPr>
+          <w:rFonts w:ascii="Arial" w:eastAsia="宋体" w:hAnsi="Arial" w:cs="Arial"/>
+          <w:sz w:val="22"/>
+          <w:szCs w:val="22"/>
+          <w:lang w:val="en-US" w:eastAsia="zh-CN"/>
+        </w:rPr>
+        <w:t>加速选项（包括</w:t>
+      </w:r>
+      <w:r>
+        <w:rPr>
+          <w:rFonts w:ascii="Arial" w:eastAsia="宋体" w:hAnsi="Arial" w:cs="Arial"/>
+          <w:sz w:val="22"/>
+          <w:szCs w:val="22"/>
+          <w:lang w:val="en-US" w:eastAsia="zh-CN"/>
+        </w:rPr>
+        <w:t xml:space="preserve"> flash attention </w:t>
+      </w:r>
+      <w:r>
+        <w:rPr>
+          <w:rFonts w:ascii="Arial" w:eastAsia="宋体" w:hAnsi="Arial" w:cs="Arial"/>
+          <w:sz w:val="22"/>
+          <w:szCs w:val="22"/>
+          <w:lang w:val="en-US" w:eastAsia="zh-CN"/>
+        </w:rPr>
+        <w:t>配置）、以及初步构建用户界面结构。同时，对</w:t>
+      </w:r>
+      <w:r>
+        <w:rPr>
+          <w:rFonts w:ascii="Arial" w:eastAsia="宋体" w:hAnsi="Arial" w:cs="Arial"/>
+          <w:sz w:val="22"/>
+          <w:szCs w:val="22"/>
+          <w:lang w:val="en-US" w:eastAsia="zh-CN"/>
+        </w:rPr>
+        <w:t xml:space="preserve"> Windows </w:t>
+      </w:r>
+      <w:r>
+        <w:rPr>
+          <w:rFonts w:ascii="Arial" w:eastAsia="宋体" w:hAnsi="Arial" w:cs="Arial"/>
+          <w:sz w:val="22"/>
+          <w:szCs w:val="22"/>
+          <w:lang w:val="en-US" w:eastAsia="zh-CN"/>
+        </w:rPr>
+        <w:t>环境下的路径管理与依赖库链接问题进行了系统性排查与修复</w:t>
+      </w:r>
+      <w:r>
+        <w:rPr>
+          <w:rFonts w:ascii="Arial" w:eastAsia="宋体" w:hAnsi="Arial" w:cs="Arial" w:hint="eastAsia"/>
+          <w:sz w:val="22"/>
+          <w:szCs w:val="22"/>
+          <w:lang w:val="en-US" w:eastAsia="zh-CN"/>
+        </w:rPr>
+        <w:t>，但尚未在</w:t>
+      </w:r>
+      <w:r>
+        <w:rPr>
+          <w:rFonts w:ascii="Arial" w:eastAsia="宋体" w:hAnsi="Arial" w:cs="Arial" w:hint="eastAsia"/>
+          <w:sz w:val="22"/>
+          <w:szCs w:val="22"/>
+          <w:lang w:val="en-US" w:eastAsia="zh-CN"/>
+        </w:rPr>
+        <w:t>移动端</w:t>
+      </w:r>
+      <w:r>
+        <w:rPr>
+          <w:rFonts w:ascii="Arial" w:eastAsia="宋体" w:hAnsi="Arial" w:cs="Arial" w:hint="eastAsia"/>
+          <w:sz w:val="22"/>
+          <w:szCs w:val="22"/>
+          <w:lang w:val="en-US" w:eastAsia="zh-CN"/>
+        </w:rPr>
+        <w:t>上进行测试</w:t>
+      </w:r>
+      <w:r>
+        <w:rPr>
+          <w:rFonts w:ascii="Arial" w:eastAsia="宋体" w:hAnsi="Arial" w:cs="Arial"/>
+          <w:sz w:val="22"/>
+          <w:szCs w:val="22"/>
+          <w:lang w:val="en-US" w:eastAsia="zh-CN"/>
+        </w:rPr>
+        <w:t>。</w:t>
+      </w:r>
+      <w:r>
+        <w:rPr>
+          <w:rFonts w:ascii="Arial" w:eastAsia="宋体" w:hAnsi="Arial" w:cs="Arial" w:hint="eastAsia"/>
+          <w:sz w:val="22"/>
+          <w:szCs w:val="22"/>
+          <w:lang w:val="en-US" w:eastAsia="zh-CN"/>
+        </w:rPr>
+        <w:t>另外，基于</w:t>
+      </w:r>
+      <w:r>
+        <w:rPr>
+          <w:rFonts w:ascii="Arial" w:eastAsia="宋体" w:hAnsi="Arial" w:cs="Arial" w:hint="eastAsia"/>
+          <w:sz w:val="22"/>
+          <w:szCs w:val="22"/>
+          <w:lang w:val="en-US" w:eastAsia="zh-CN"/>
+        </w:rPr>
+        <w:t>Linux</w:t>
+      </w:r>
+      <w:r>
+        <w:rPr>
+          <w:rFonts w:ascii="Arial" w:eastAsia="宋体" w:hAnsi="Arial" w:cs="Arial" w:hint="eastAsia"/>
+          <w:sz w:val="22"/>
+          <w:szCs w:val="22"/>
+          <w:lang w:val="en-US" w:eastAsia="zh-CN"/>
+        </w:rPr>
+        <w:t>系统的打包功能也仍然需要进行加速和修复。</w:t>
+      </w:r>
+    </w:p>
+    <w:p>
+      <w:pPr>
+        <w:rPr>
+          <w:rFonts w:ascii="Arial" w:eastAsia="宋体" w:hAnsi="Arial" w:cs="Arial"/>
+          <w:sz w:val="22"/>
+          <w:szCs w:val="22"/>
+          <w:lang w:val="en-US" w:eastAsia="zh-CN"/>
+        </w:rPr>
+      </w:pPr>
+      <w:r>
+        <w:rPr>
+          <w:rFonts w:ascii="Arial" w:eastAsia="宋体" w:hAnsi="Arial" w:cs="Arial"/>
+          <w:sz w:val="22"/>
+          <w:szCs w:val="22"/>
+          <w:lang w:val="en-US" w:eastAsia="zh-CN"/>
+        </w:rPr>
+        <w:t>目前，项目已具备可运行的基础原型。最重要的阶段性成果在于成功将理论设计转化为可本地运行的实际系统，并验证了离线语音识别方案在个人设备上的可行性。这为后续发音反馈机制的开发奠定了技术基础。</w:t>
       </w:r>
     </w:p>
     <w:p>
@@ -984,7 +1236,9 @@
     <w:p>
       <w:pPr>
         <w:rPr>
-          <w:rFonts w:ascii="Arial" w:hAnsi="Arial" w:cs="Arial"/>
+          <w:rFonts w:ascii="Arial" w:eastAsia="宋体" w:hAnsi="Arial" w:cs="Arial"/>
+          <w:b/>
+          <w:bCs/>
           <w:sz w:val="22"/>
           <w:szCs w:val="22"/>
           <w:lang w:eastAsia="zh-CN"/>
@@ -993,50 +1247,650 @@
       <w:r>
         <w:rPr>
           <w:rFonts w:ascii="Arial" w:eastAsia="宋体" w:hAnsi="Arial" w:cs="Arial"/>
+          <w:b/>
+          <w:bCs/>
           <w:sz w:val="22"/>
           <w:szCs w:val="22"/>
           <w:lang w:eastAsia="zh-CN"/>
         </w:rPr>
-        <w:t>本部分是报告的核心，突出您的</w:t>
-      </w:r>
-      <w:proofErr w:type="gramStart"/>
-      <w:r>
-        <w:rPr>
-          <w:rFonts w:ascii="Arial" w:eastAsia="宋体" w:hAnsi="Arial" w:cs="Arial"/>
+        <w:t xml:space="preserve">2.1 </w:t>
+      </w:r>
+      <w:r>
+        <w:rPr>
+          <w:rFonts w:ascii="Arial" w:eastAsia="宋体" w:hAnsi="Arial" w:cs="Arial"/>
+          <w:b/>
+          <w:bCs/>
           <w:sz w:val="22"/>
           <w:szCs w:val="22"/>
           <w:lang w:eastAsia="zh-CN"/>
         </w:rPr>
-        <w:t>真实成就</w:t>
-      </w:r>
-      <w:proofErr w:type="gramEnd"/>
-      <w:r>
-        <w:rPr>
-          <w:rFonts w:ascii="Arial" w:eastAsia="宋体" w:hAnsi="Arial" w:cs="Arial"/>
-          <w:sz w:val="22"/>
-          <w:szCs w:val="22"/>
-          <w:lang w:eastAsia="zh-CN"/>
-        </w:rPr>
-        <w:t>并分享您对工作的深刻见解。这不仅仅是一份已完成的清单</w:t>
-      </w:r>
-      <w:r>
-        <w:rPr>
-          <w:rFonts w:ascii="Arial" w:eastAsia="宋体" w:hAnsi="Arial" w:cs="Arial"/>
-          <w:sz w:val="22"/>
-          <w:szCs w:val="22"/>
-          <w:lang w:eastAsia="zh-CN"/>
-        </w:rPr>
-        <w:t>;</w:t>
-      </w:r>
-      <w:r>
-        <w:rPr>
-          <w:rFonts w:ascii="Arial" w:eastAsia="宋体" w:hAnsi="Arial" w:cs="Arial"/>
-          <w:sz w:val="22"/>
-          <w:szCs w:val="22"/>
-          <w:lang w:eastAsia="zh-CN"/>
-        </w:rPr>
-        <w:t>而是理解为什么它重要。</w:t>
-      </w:r>
+        <w:t>实施与现状</w:t>
+      </w:r>
+    </w:p>
+    <w:p>
+      <w:pPr>
+        <w:rPr>
+          <w:rFonts w:ascii="Arial" w:eastAsia="宋体" w:hAnsi="Arial" w:cs="Arial"/>
+          <w:sz w:val="22"/>
+          <w:szCs w:val="22"/>
+          <w:lang w:val="en-US" w:eastAsia="zh-CN"/>
+        </w:rPr>
+      </w:pPr>
+      <w:r>
+        <w:rPr>
+          <w:rFonts w:ascii="Arial" w:eastAsia="宋体" w:hAnsi="Arial" w:cs="Arial" w:hint="eastAsia"/>
+          <w:sz w:val="22"/>
+          <w:szCs w:val="22"/>
+          <w:lang w:val="en-US" w:eastAsia="zh-CN"/>
+        </w:rPr>
+        <w:t>关于核心模型：</w:t>
+      </w:r>
+    </w:p>
+    <w:p>
+      <w:pPr>
+        <w:rPr>
+          <w:rFonts w:ascii="Arial" w:eastAsia="宋体" w:hAnsi="Arial" w:cs="Arial"/>
+          <w:sz w:val="22"/>
+          <w:szCs w:val="22"/>
+          <w:lang w:val="en-US" w:eastAsia="zh-CN"/>
+        </w:rPr>
+      </w:pPr>
+      <w:r>
+        <w:rPr>
+          <w:rFonts w:ascii="Arial" w:eastAsia="宋体" w:hAnsi="Arial" w:cs="Arial"/>
+          <w:sz w:val="22"/>
+          <w:szCs w:val="22"/>
+          <w:lang w:val="en-US" w:eastAsia="zh-CN"/>
+        </w:rPr>
+        <w:t>系统基于</w:t>
+      </w:r>
+      <w:r>
+        <w:rPr>
+          <w:rFonts w:ascii="Arial" w:eastAsia="宋体" w:hAnsi="Arial" w:cs="Arial"/>
+          <w:sz w:val="22"/>
+          <w:szCs w:val="22"/>
+          <w:lang w:val="en-US" w:eastAsia="zh-CN"/>
+        </w:rPr>
+        <w:t xml:space="preserve"> whisper.cpp </w:t>
+      </w:r>
+      <w:r>
+        <w:rPr>
+          <w:rFonts w:ascii="Arial" w:eastAsia="宋体" w:hAnsi="Arial" w:cs="Arial"/>
+          <w:sz w:val="22"/>
+          <w:szCs w:val="22"/>
+          <w:lang w:val="en-US" w:eastAsia="zh-CN"/>
+        </w:rPr>
+        <w:t>实现离线自动语音识别功能。模型以</w:t>
+      </w:r>
+      <w:r>
+        <w:rPr>
+          <w:rFonts w:ascii="Arial" w:eastAsia="宋体" w:hAnsi="Arial" w:cs="Arial"/>
+          <w:sz w:val="22"/>
+          <w:szCs w:val="22"/>
+          <w:lang w:val="en-US" w:eastAsia="zh-CN"/>
+        </w:rPr>
+        <w:t xml:space="preserve"> </w:t>
+      </w:r>
+      <w:proofErr w:type="spellStart"/>
+      <w:r>
+        <w:rPr>
+          <w:rFonts w:ascii="Arial" w:eastAsia="宋体" w:hAnsi="Arial" w:cs="Arial"/>
+          <w:sz w:val="22"/>
+          <w:szCs w:val="22"/>
+          <w:lang w:val="en-US" w:eastAsia="zh-CN"/>
+        </w:rPr>
+        <w:t>ggml</w:t>
+      </w:r>
+      <w:proofErr w:type="spellEnd"/>
+      <w:r>
+        <w:rPr>
+          <w:rFonts w:ascii="Arial" w:eastAsia="宋体" w:hAnsi="Arial" w:cs="Arial"/>
+          <w:sz w:val="22"/>
+          <w:szCs w:val="22"/>
+          <w:lang w:val="en-US" w:eastAsia="zh-CN"/>
+        </w:rPr>
+        <w:t xml:space="preserve"> </w:t>
+      </w:r>
+      <w:r>
+        <w:rPr>
+          <w:rFonts w:ascii="Arial" w:eastAsia="宋体" w:hAnsi="Arial" w:cs="Arial"/>
+          <w:sz w:val="22"/>
+          <w:szCs w:val="22"/>
+          <w:lang w:val="en-US" w:eastAsia="zh-CN"/>
+        </w:rPr>
+        <w:t>格式加载，可根据设备情况启用或关闭</w:t>
+      </w:r>
+      <w:r>
+        <w:rPr>
+          <w:rFonts w:ascii="Arial" w:eastAsia="宋体" w:hAnsi="Arial" w:cs="Arial"/>
+          <w:sz w:val="22"/>
+          <w:szCs w:val="22"/>
+          <w:lang w:val="en-US" w:eastAsia="zh-CN"/>
+        </w:rPr>
+        <w:t xml:space="preserve"> GPU </w:t>
+      </w:r>
+      <w:r>
+        <w:rPr>
+          <w:rFonts w:ascii="Arial" w:eastAsia="宋体" w:hAnsi="Arial" w:cs="Arial"/>
+          <w:sz w:val="22"/>
+          <w:szCs w:val="22"/>
+          <w:lang w:val="en-US" w:eastAsia="zh-CN"/>
+        </w:rPr>
+        <w:t>加速。该模块已实现：</w:t>
+      </w:r>
+    </w:p>
+    <w:p>
+      <w:pPr>
+        <w:numPr>
+          <w:ilvl w:val="0"/>
+          <w:numId w:val="24"/>
+        </w:numPr>
+        <w:rPr>
+          <w:rFonts w:ascii="Arial" w:eastAsia="宋体" w:hAnsi="Arial" w:cs="Arial"/>
+          <w:sz w:val="22"/>
+          <w:szCs w:val="22"/>
+          <w:lang w:val="en-US" w:eastAsia="zh-CN"/>
+        </w:rPr>
+      </w:pPr>
+      <w:r>
+        <w:rPr>
+          <w:rFonts w:ascii="Arial" w:eastAsia="宋体" w:hAnsi="Arial" w:cs="Arial"/>
+          <w:sz w:val="22"/>
+          <w:szCs w:val="22"/>
+          <w:lang w:val="en-US" w:eastAsia="zh-CN"/>
+        </w:rPr>
+        <w:t>本地模型加载</w:t>
+      </w:r>
+    </w:p>
+    <w:p>
+      <w:pPr>
+        <w:numPr>
+          <w:ilvl w:val="0"/>
+          <w:numId w:val="24"/>
+        </w:numPr>
+        <w:rPr>
+          <w:rFonts w:ascii="Arial" w:eastAsia="宋体" w:hAnsi="Arial" w:cs="Arial"/>
+          <w:sz w:val="22"/>
+          <w:szCs w:val="22"/>
+          <w:lang w:val="en-US" w:eastAsia="zh-CN"/>
+        </w:rPr>
+      </w:pPr>
+      <w:r>
+        <w:rPr>
+          <w:rFonts w:ascii="Arial" w:eastAsia="宋体" w:hAnsi="Arial" w:cs="Arial"/>
+          <w:sz w:val="22"/>
+          <w:szCs w:val="22"/>
+          <w:lang w:val="en-US" w:eastAsia="zh-CN"/>
+        </w:rPr>
+        <w:t>推理参数控制</w:t>
+      </w:r>
+    </w:p>
+    <w:p>
+      <w:pPr>
+        <w:numPr>
+          <w:ilvl w:val="0"/>
+          <w:numId w:val="24"/>
+        </w:numPr>
+        <w:rPr>
+          <w:rFonts w:ascii="Arial" w:eastAsia="宋体" w:hAnsi="Arial" w:cs="Arial"/>
+          <w:sz w:val="22"/>
+          <w:szCs w:val="22"/>
+          <w:lang w:val="en-US" w:eastAsia="zh-CN"/>
+        </w:rPr>
+      </w:pPr>
+      <w:r>
+        <w:rPr>
+          <w:rFonts w:ascii="Arial" w:eastAsia="宋体" w:hAnsi="Arial" w:cs="Arial"/>
+          <w:sz w:val="22"/>
+          <w:szCs w:val="22"/>
+          <w:lang w:val="en-US" w:eastAsia="zh-CN"/>
+        </w:rPr>
+        <w:t>基本语音转文字输出</w:t>
+      </w:r>
+    </w:p>
+    <w:p>
+      <w:pPr>
+        <w:rPr>
+          <w:rFonts w:ascii="Arial" w:eastAsia="宋体" w:hAnsi="Arial" w:cs="Arial"/>
+          <w:sz w:val="22"/>
+          <w:szCs w:val="22"/>
+          <w:lang w:val="en-US" w:eastAsia="zh-CN"/>
+        </w:rPr>
+      </w:pPr>
+      <w:r>
+        <w:rPr>
+          <w:rFonts w:ascii="Arial" w:eastAsia="宋体" w:hAnsi="Arial" w:cs="Arial"/>
+          <w:sz w:val="22"/>
+          <w:szCs w:val="22"/>
+          <w:lang w:val="en-US" w:eastAsia="zh-CN"/>
+        </w:rPr>
+        <w:t>通过测试验证，系统能够稳定完成短语级别的中文语音识别。</w:t>
+      </w:r>
+    </w:p>
+    <w:p>
+      <w:pPr>
+        <w:rPr>
+          <w:rFonts w:ascii="Arial" w:eastAsia="宋体" w:hAnsi="Arial" w:cs="Arial"/>
+          <w:sz w:val="22"/>
+          <w:szCs w:val="22"/>
+          <w:lang w:val="en-US" w:eastAsia="zh-CN"/>
+        </w:rPr>
+      </w:pPr>
+      <w:r>
+        <w:rPr>
+          <w:rFonts w:ascii="Arial" w:eastAsia="宋体" w:hAnsi="Arial" w:cs="Arial" w:hint="eastAsia"/>
+          <w:sz w:val="22"/>
+          <w:szCs w:val="22"/>
+          <w:lang w:val="en-US" w:eastAsia="zh-CN"/>
+        </w:rPr>
+        <w:t>关于系统和技术整合：</w:t>
+      </w:r>
+    </w:p>
+    <w:p>
+      <w:pPr>
+        <w:rPr>
+          <w:rFonts w:ascii="Arial" w:eastAsia="宋体" w:hAnsi="Arial" w:cs="Arial"/>
+          <w:sz w:val="22"/>
+          <w:szCs w:val="22"/>
+          <w:lang w:val="en-US" w:eastAsia="zh-CN"/>
+        </w:rPr>
+      </w:pPr>
+      <w:r>
+        <w:rPr>
+          <w:rFonts w:ascii="Arial" w:eastAsia="宋体" w:hAnsi="Arial" w:cs="Arial"/>
+          <w:sz w:val="22"/>
+          <w:szCs w:val="22"/>
+          <w:lang w:val="en-US" w:eastAsia="zh-CN"/>
+        </w:rPr>
+        <w:t>项目采用</w:t>
+      </w:r>
+      <w:r>
+        <w:rPr>
+          <w:rFonts w:ascii="Arial" w:eastAsia="宋体" w:hAnsi="Arial" w:cs="Arial"/>
+          <w:sz w:val="22"/>
+          <w:szCs w:val="22"/>
+          <w:lang w:val="en-US" w:eastAsia="zh-CN"/>
+        </w:rPr>
+        <w:t xml:space="preserve"> </w:t>
+      </w:r>
+      <w:proofErr w:type="spellStart"/>
+      <w:r>
+        <w:rPr>
+          <w:rFonts w:ascii="Arial" w:eastAsia="宋体" w:hAnsi="Arial" w:cs="Arial"/>
+          <w:sz w:val="22"/>
+          <w:szCs w:val="22"/>
+          <w:lang w:val="en-US" w:eastAsia="zh-CN"/>
+        </w:rPr>
+        <w:t>CMake</w:t>
+      </w:r>
+      <w:proofErr w:type="spellEnd"/>
+      <w:r>
+        <w:rPr>
+          <w:rFonts w:ascii="Arial" w:eastAsia="宋体" w:hAnsi="Arial" w:cs="Arial"/>
+          <w:sz w:val="22"/>
+          <w:szCs w:val="22"/>
+          <w:lang w:val="en-US" w:eastAsia="zh-CN"/>
+        </w:rPr>
+        <w:t xml:space="preserve"> </w:t>
+      </w:r>
+      <w:r>
+        <w:rPr>
+          <w:rFonts w:ascii="Arial" w:eastAsia="宋体" w:hAnsi="Arial" w:cs="Arial"/>
+          <w:sz w:val="22"/>
+          <w:szCs w:val="22"/>
+          <w:lang w:val="en-US" w:eastAsia="zh-CN"/>
+        </w:rPr>
+        <w:t>进行构建管理，整合</w:t>
+      </w:r>
+      <w:r>
+        <w:rPr>
+          <w:rFonts w:ascii="Arial" w:eastAsia="宋体" w:hAnsi="Arial" w:cs="Arial"/>
+          <w:sz w:val="22"/>
+          <w:szCs w:val="22"/>
+          <w:lang w:val="en-US" w:eastAsia="zh-CN"/>
+        </w:rPr>
+        <w:t xml:space="preserve"> whisper </w:t>
+      </w:r>
+      <w:r>
+        <w:rPr>
+          <w:rFonts w:ascii="Arial" w:eastAsia="宋体" w:hAnsi="Arial" w:cs="Arial"/>
+          <w:sz w:val="22"/>
+          <w:szCs w:val="22"/>
+          <w:lang w:val="en-US" w:eastAsia="zh-CN"/>
+        </w:rPr>
+        <w:t>与</w:t>
+      </w:r>
+      <w:r>
+        <w:rPr>
+          <w:rFonts w:ascii="Arial" w:eastAsia="宋体" w:hAnsi="Arial" w:cs="Arial"/>
+          <w:sz w:val="22"/>
+          <w:szCs w:val="22"/>
+          <w:lang w:val="en-US" w:eastAsia="zh-CN"/>
+        </w:rPr>
+        <w:t xml:space="preserve"> </w:t>
+      </w:r>
+      <w:proofErr w:type="spellStart"/>
+      <w:r>
+        <w:rPr>
+          <w:rFonts w:ascii="Arial" w:eastAsia="宋体" w:hAnsi="Arial" w:cs="Arial"/>
+          <w:sz w:val="22"/>
+          <w:szCs w:val="22"/>
+          <w:lang w:val="en-US" w:eastAsia="zh-CN"/>
+        </w:rPr>
+        <w:t>ggml</w:t>
+      </w:r>
+      <w:proofErr w:type="spellEnd"/>
+      <w:r>
+        <w:rPr>
+          <w:rFonts w:ascii="Arial" w:eastAsia="宋体" w:hAnsi="Arial" w:cs="Arial"/>
+          <w:sz w:val="22"/>
+          <w:szCs w:val="22"/>
+          <w:lang w:val="en-US" w:eastAsia="zh-CN"/>
+        </w:rPr>
+        <w:t xml:space="preserve"> </w:t>
+      </w:r>
+      <w:r>
+        <w:rPr>
+          <w:rFonts w:ascii="Arial" w:eastAsia="宋体" w:hAnsi="Arial" w:cs="Arial"/>
+          <w:sz w:val="22"/>
+          <w:szCs w:val="22"/>
+          <w:lang w:val="en-US" w:eastAsia="zh-CN"/>
+        </w:rPr>
+        <w:t>源码。开发过程中遇到并解决了若干关键问题，包括：</w:t>
+      </w:r>
+    </w:p>
+    <w:p>
+      <w:pPr>
+        <w:numPr>
+          <w:ilvl w:val="0"/>
+          <w:numId w:val="25"/>
+        </w:numPr>
+        <w:rPr>
+          <w:rFonts w:ascii="Arial" w:eastAsia="宋体" w:hAnsi="Arial" w:cs="Arial"/>
+          <w:sz w:val="22"/>
+          <w:szCs w:val="22"/>
+          <w:lang w:val="en-US" w:eastAsia="zh-CN"/>
+        </w:rPr>
+      </w:pPr>
+      <w:r>
+        <w:rPr>
+          <w:rFonts w:ascii="Arial" w:eastAsia="宋体" w:hAnsi="Arial" w:cs="Arial"/>
+          <w:sz w:val="22"/>
+          <w:szCs w:val="22"/>
+          <w:lang w:val="en-US" w:eastAsia="zh-CN"/>
+        </w:rPr>
+        <w:t xml:space="preserve">std::clamp </w:t>
+      </w:r>
+      <w:r>
+        <w:rPr>
+          <w:rFonts w:ascii="Arial" w:eastAsia="宋体" w:hAnsi="Arial" w:cs="Arial"/>
+          <w:sz w:val="22"/>
+          <w:szCs w:val="22"/>
+          <w:lang w:val="en-US" w:eastAsia="zh-CN"/>
+        </w:rPr>
+        <w:t>报错（由编译标准版本不一致引发）</w:t>
+      </w:r>
+    </w:p>
+    <w:p>
+      <w:pPr>
+        <w:numPr>
+          <w:ilvl w:val="0"/>
+          <w:numId w:val="25"/>
+        </w:numPr>
+        <w:rPr>
+          <w:rFonts w:ascii="Arial" w:eastAsia="宋体" w:hAnsi="Arial" w:cs="Arial"/>
+          <w:sz w:val="22"/>
+          <w:szCs w:val="22"/>
+          <w:lang w:val="en-US" w:eastAsia="zh-CN"/>
+        </w:rPr>
+      </w:pPr>
+      <w:r>
+        <w:rPr>
+          <w:rFonts w:ascii="Arial" w:eastAsia="宋体" w:hAnsi="Arial" w:cs="Arial"/>
+          <w:sz w:val="22"/>
+          <w:szCs w:val="22"/>
+          <w:lang w:val="en-US" w:eastAsia="zh-CN"/>
+        </w:rPr>
+        <w:t xml:space="preserve">Windows </w:t>
+      </w:r>
+      <w:r>
+        <w:rPr>
+          <w:rFonts w:ascii="Arial" w:eastAsia="宋体" w:hAnsi="Arial" w:cs="Arial"/>
+          <w:sz w:val="22"/>
+          <w:szCs w:val="22"/>
+          <w:lang w:val="en-US" w:eastAsia="zh-CN"/>
+        </w:rPr>
+        <w:t>路径读取异常</w:t>
+      </w:r>
+    </w:p>
+    <w:p>
+      <w:pPr>
+        <w:numPr>
+          <w:ilvl w:val="0"/>
+          <w:numId w:val="25"/>
+        </w:numPr>
+        <w:rPr>
+          <w:rFonts w:ascii="Arial" w:eastAsia="宋体" w:hAnsi="Arial" w:cs="Arial"/>
+          <w:sz w:val="22"/>
+          <w:szCs w:val="22"/>
+          <w:lang w:val="en-US" w:eastAsia="zh-CN"/>
+        </w:rPr>
+      </w:pPr>
+      <w:r>
+        <w:rPr>
+          <w:rFonts w:ascii="Arial" w:eastAsia="宋体" w:hAnsi="Arial" w:cs="Arial"/>
+          <w:sz w:val="22"/>
+          <w:szCs w:val="22"/>
+          <w:lang w:val="en-US" w:eastAsia="zh-CN"/>
+        </w:rPr>
+        <w:t xml:space="preserve">GPU </w:t>
+      </w:r>
+      <w:r>
+        <w:rPr>
+          <w:rFonts w:ascii="Arial" w:eastAsia="宋体" w:hAnsi="Arial" w:cs="Arial"/>
+          <w:sz w:val="22"/>
+          <w:szCs w:val="22"/>
+          <w:lang w:val="en-US" w:eastAsia="zh-CN"/>
+        </w:rPr>
+        <w:t>后端配置冲突问题</w:t>
+      </w:r>
+    </w:p>
+    <w:p>
+      <w:pPr>
+        <w:rPr>
+          <w:rFonts w:ascii="Arial" w:eastAsia="宋体" w:hAnsi="Arial" w:cs="Arial"/>
+          <w:sz w:val="22"/>
+          <w:szCs w:val="22"/>
+          <w:lang w:val="en-US" w:eastAsia="zh-CN"/>
+        </w:rPr>
+      </w:pPr>
+      <w:r>
+        <w:rPr>
+          <w:rFonts w:ascii="Arial" w:eastAsia="宋体" w:hAnsi="Arial" w:cs="Arial"/>
+          <w:sz w:val="22"/>
+          <w:szCs w:val="22"/>
+          <w:lang w:val="en-US" w:eastAsia="zh-CN"/>
+        </w:rPr>
+        <w:t>通过调整编译器标准、修改代码结构以及优化构建参数，系统稳定性显著提升。</w:t>
+      </w:r>
+    </w:p>
+    <w:p>
+      <w:pPr>
+        <w:rPr>
+          <w:rFonts w:ascii="Arial" w:eastAsia="宋体" w:hAnsi="Arial" w:cs="Arial"/>
+          <w:sz w:val="22"/>
+          <w:szCs w:val="22"/>
+          <w:lang w:val="en-US" w:eastAsia="zh-CN"/>
+        </w:rPr>
+      </w:pPr>
+      <w:r>
+        <w:rPr>
+          <w:rFonts w:ascii="Arial" w:eastAsia="宋体" w:hAnsi="Arial" w:cs="Arial" w:hint="eastAsia"/>
+          <w:sz w:val="22"/>
+          <w:szCs w:val="22"/>
+          <w:lang w:val="en-US" w:eastAsia="zh-CN"/>
+        </w:rPr>
+        <w:t>关于</w:t>
+      </w:r>
+      <w:r>
+        <w:rPr>
+          <w:rFonts w:ascii="Arial" w:eastAsia="宋体" w:hAnsi="Arial" w:cs="Arial" w:hint="eastAsia"/>
+          <w:sz w:val="22"/>
+          <w:szCs w:val="22"/>
+          <w:lang w:val="en-US" w:eastAsia="zh-CN"/>
+        </w:rPr>
+        <w:t>UI</w:t>
+      </w:r>
+      <w:r>
+        <w:rPr>
+          <w:rFonts w:ascii="Arial" w:eastAsia="宋体" w:hAnsi="Arial" w:cs="Arial" w:hint="eastAsia"/>
+          <w:sz w:val="22"/>
+          <w:szCs w:val="22"/>
+          <w:lang w:val="en-US" w:eastAsia="zh-CN"/>
+        </w:rPr>
+        <w:t>：</w:t>
+      </w:r>
+    </w:p>
+    <w:p>
+      <w:pPr>
+        <w:rPr>
+          <w:rFonts w:ascii="Arial" w:eastAsia="宋体" w:hAnsi="Arial" w:cs="Arial"/>
+          <w:sz w:val="22"/>
+          <w:szCs w:val="22"/>
+          <w:lang w:val="en-US" w:eastAsia="zh-CN"/>
+        </w:rPr>
+      </w:pPr>
+      <w:r>
+        <w:rPr>
+          <w:rFonts w:ascii="Arial" w:eastAsia="宋体" w:hAnsi="Arial" w:cs="Arial"/>
+          <w:sz w:val="22"/>
+          <w:szCs w:val="22"/>
+          <w:lang w:val="en-US" w:eastAsia="zh-CN"/>
+        </w:rPr>
+        <w:lastRenderedPageBreak/>
+        <w:t>目前已构建基础界面框架，实现以下功能：</w:t>
+      </w:r>
+    </w:p>
+    <w:p>
+      <w:pPr>
+        <w:numPr>
+          <w:ilvl w:val="0"/>
+          <w:numId w:val="26"/>
+        </w:numPr>
+        <w:rPr>
+          <w:rFonts w:ascii="Arial" w:eastAsia="宋体" w:hAnsi="Arial" w:cs="Arial"/>
+          <w:sz w:val="22"/>
+          <w:szCs w:val="22"/>
+          <w:lang w:val="en-US" w:eastAsia="zh-CN"/>
+        </w:rPr>
+      </w:pPr>
+      <w:r>
+        <w:rPr>
+          <w:rFonts w:ascii="Arial" w:eastAsia="宋体" w:hAnsi="Arial" w:cs="Arial"/>
+          <w:sz w:val="22"/>
+          <w:szCs w:val="22"/>
+          <w:lang w:val="en-US" w:eastAsia="zh-CN"/>
+        </w:rPr>
+        <w:t>模型加载按钮</w:t>
+      </w:r>
+    </w:p>
+    <w:p>
+      <w:pPr>
+        <w:numPr>
+          <w:ilvl w:val="0"/>
+          <w:numId w:val="26"/>
+        </w:numPr>
+        <w:rPr>
+          <w:rFonts w:ascii="Arial" w:eastAsia="宋体" w:hAnsi="Arial" w:cs="Arial"/>
+          <w:sz w:val="22"/>
+          <w:szCs w:val="22"/>
+          <w:lang w:val="en-US" w:eastAsia="zh-CN"/>
+        </w:rPr>
+      </w:pPr>
+      <w:r>
+        <w:rPr>
+          <w:rFonts w:ascii="Arial" w:eastAsia="宋体" w:hAnsi="Arial" w:cs="Arial"/>
+          <w:sz w:val="22"/>
+          <w:szCs w:val="22"/>
+          <w:lang w:val="en-US" w:eastAsia="zh-CN"/>
+        </w:rPr>
+        <w:t>录音启动与停止控制</w:t>
+      </w:r>
+    </w:p>
+    <w:p>
+      <w:pPr>
+        <w:numPr>
+          <w:ilvl w:val="0"/>
+          <w:numId w:val="26"/>
+        </w:numPr>
+        <w:rPr>
+          <w:rFonts w:ascii="Arial" w:eastAsia="宋体" w:hAnsi="Arial" w:cs="Arial"/>
+          <w:sz w:val="22"/>
+          <w:szCs w:val="22"/>
+          <w:lang w:val="en-US" w:eastAsia="zh-CN"/>
+        </w:rPr>
+      </w:pPr>
+      <w:r>
+        <w:rPr>
+          <w:rFonts w:ascii="Arial" w:eastAsia="宋体" w:hAnsi="Arial" w:cs="Arial"/>
+          <w:sz w:val="22"/>
+          <w:szCs w:val="22"/>
+          <w:lang w:val="en-US" w:eastAsia="zh-CN"/>
+        </w:rPr>
+        <w:t>实时转写文本显示</w:t>
+      </w:r>
+    </w:p>
+    <w:p>
+      <w:pPr>
+        <w:numPr>
+          <w:ilvl w:val="0"/>
+          <w:numId w:val="26"/>
+        </w:numPr>
+        <w:rPr>
+          <w:rFonts w:ascii="Arial" w:eastAsia="宋体" w:hAnsi="Arial" w:cs="Arial"/>
+          <w:sz w:val="22"/>
+          <w:szCs w:val="22"/>
+          <w:lang w:val="en-US" w:eastAsia="zh-CN"/>
+        </w:rPr>
+      </w:pPr>
+      <w:r>
+        <w:rPr>
+          <w:rFonts w:ascii="Arial" w:eastAsia="宋体" w:hAnsi="Arial" w:cs="Arial"/>
+          <w:sz w:val="22"/>
+          <w:szCs w:val="22"/>
+          <w:lang w:val="en-US" w:eastAsia="zh-CN"/>
+        </w:rPr>
+        <w:t>结果反馈区域预留</w:t>
+      </w:r>
+    </w:p>
+    <w:p>
+      <w:pPr>
+        <w:rPr>
+          <w:rFonts w:ascii="Arial" w:eastAsia="宋体" w:hAnsi="Arial" w:cs="Arial"/>
+          <w:sz w:val="22"/>
+          <w:szCs w:val="22"/>
+          <w:lang w:val="en-US" w:eastAsia="zh-CN"/>
+        </w:rPr>
+      </w:pPr>
+      <w:r>
+        <w:rPr>
+          <w:rFonts w:ascii="Arial" w:eastAsia="宋体" w:hAnsi="Arial" w:cs="Arial"/>
+          <w:sz w:val="22"/>
+          <w:szCs w:val="22"/>
+          <w:lang w:val="en-US" w:eastAsia="zh-CN"/>
+        </w:rPr>
+        <w:t>虽然当前界面仍以功能验证为主，视觉设计尚未优化，但功能逻辑已基本完整。</w:t>
+      </w:r>
+    </w:p>
+    <w:p>
+      <w:pPr>
+        <w:rPr>
+          <w:rFonts w:ascii="Arial" w:eastAsia="宋体" w:hAnsi="Arial" w:cs="Arial"/>
+          <w:sz w:val="22"/>
+          <w:szCs w:val="22"/>
+          <w:lang w:val="en-US" w:eastAsia="zh-CN"/>
+        </w:rPr>
+      </w:pPr>
     </w:p>
     <w:p>
       <w:pPr>
@@ -1058,7 +1912,7 @@
           <w:szCs w:val="22"/>
           <w:lang w:eastAsia="zh-CN"/>
         </w:rPr>
-        <w:t xml:space="preserve">2.1 </w:t>
+        <w:t xml:space="preserve">2.2 </w:t>
       </w:r>
       <w:r>
         <w:rPr>
@@ -1069,7 +1923,7 @@
           <w:szCs w:val="22"/>
           <w:lang w:eastAsia="zh-CN"/>
         </w:rPr>
-        <w:t>实施与现状</w:t>
+        <w:t>分析与反思</w:t>
       </w:r>
     </w:p>
     <w:p>
@@ -1078,100 +1932,467 @@
           <w:rFonts w:ascii="Arial" w:hAnsi="Arial" w:cs="Arial"/>
           <w:sz w:val="22"/>
           <w:szCs w:val="22"/>
-          <w:lang w:eastAsia="zh-CN"/>
-        </w:rPr>
-      </w:pPr>
-      <w:r>
-        <w:rPr>
-          <w:rFonts w:ascii="Arial" w:eastAsia="宋体" w:hAnsi="Arial" w:cs="Arial"/>
-          <w:sz w:val="22"/>
-          <w:szCs w:val="22"/>
-          <w:lang w:eastAsia="zh-CN"/>
-        </w:rPr>
-        <w:t>在这里，你展示工作中的具体证据，包括实验结果、模型、软件组件或分析结果。使用截图、图表、数据表或代码片段等视觉工具来展示进展。简要描述每个元素的功能和目的。</w:t>
-      </w:r>
-    </w:p>
-    <w:p>
-      <w:pPr>
+          <w:lang w:val="en-US" w:eastAsia="zh-CN"/>
+        </w:rPr>
+      </w:pPr>
+      <w:r>
         <w:rPr>
           <w:rFonts w:ascii="Arial" w:hAnsi="Arial" w:cs="Arial"/>
           <w:sz w:val="22"/>
           <w:szCs w:val="22"/>
-        </w:rPr>
-      </w:pPr>
-      <w:proofErr w:type="spellStart"/>
-      <w:r>
-        <w:rPr>
-          <w:rFonts w:ascii="Arial" w:eastAsia="宋体" w:hAnsi="Arial" w:cs="Arial"/>
-          <w:sz w:val="22"/>
-          <w:szCs w:val="22"/>
-        </w:rPr>
-        <w:t>例如</w:t>
-      </w:r>
-      <w:proofErr w:type="spellEnd"/>
-      <w:r>
-        <w:rPr>
-          <w:rFonts w:ascii="Arial" w:eastAsia="宋体" w:hAnsi="Arial" w:cs="Arial"/>
-          <w:sz w:val="22"/>
-          <w:szCs w:val="22"/>
-        </w:rPr>
-        <w:t>，</w:t>
-      </w:r>
-      <w:r>
-        <w:rPr>
-          <w:rFonts w:ascii="Arial" w:eastAsia="宋体" w:hAnsi="Arial" w:cs="Arial"/>
-          <w:sz w:val="22"/>
-          <w:szCs w:val="22"/>
-        </w:rPr>
-        <w:t xml:space="preserve"> </w:t>
-      </w:r>
-    </w:p>
-    <w:p>
-      <w:pPr>
-        <w:pStyle w:val="a9"/>
+          <w:lang w:val="en-US" w:eastAsia="zh-CN"/>
+        </w:rPr>
+        <w:t>本阶段开发过程中，我对离线</w:t>
+      </w:r>
+      <w:r>
+        <w:rPr>
+          <w:rFonts w:ascii="Arial" w:hAnsi="Arial" w:cs="Arial"/>
+          <w:sz w:val="22"/>
+          <w:szCs w:val="22"/>
+          <w:lang w:val="en-US" w:eastAsia="zh-CN"/>
+        </w:rPr>
+        <w:t>AI</w:t>
+      </w:r>
+      <w:r>
+        <w:rPr>
+          <w:rFonts w:ascii="Arial" w:hAnsi="Arial" w:cs="Arial"/>
+          <w:sz w:val="22"/>
+          <w:szCs w:val="22"/>
+          <w:lang w:val="en-US" w:eastAsia="zh-CN"/>
+        </w:rPr>
+        <w:t>模型部署与系统整合的复杂性有了更加深入的认识。最初设想中，语音识别的实现似乎主要依赖模型能力本身，但在实际开发中发现，真正的挑战更多集中在工程层面的集成问题，例如内存管理、编译器兼容性、硬件加速支持等。</w:t>
+      </w:r>
+    </w:p>
+    <w:p>
+      <w:pPr>
+        <w:rPr>
+          <w:rFonts w:ascii="Arial" w:hAnsi="Arial" w:cs="Arial"/>
+          <w:sz w:val="22"/>
+          <w:szCs w:val="22"/>
+          <w:lang w:val="en-US" w:eastAsia="zh-CN"/>
+        </w:rPr>
+      </w:pPr>
+      <w:r>
+        <w:rPr>
+          <w:rFonts w:ascii="Arial" w:hAnsi="Arial" w:cs="Arial"/>
+          <w:sz w:val="22"/>
+          <w:szCs w:val="22"/>
+          <w:lang w:val="en-US" w:eastAsia="zh-CN"/>
+        </w:rPr>
+        <w:t>其次，在初步测试中我发现，仅仅提供语音转写文本并不足以满足发音学习的需求。识别准确率虽然重要，但学习者更需要</w:t>
+      </w:r>
+      <w:r>
+        <w:rPr>
+          <w:rFonts w:ascii="Arial" w:hAnsi="Arial" w:cs="Arial"/>
+          <w:sz w:val="22"/>
+          <w:szCs w:val="22"/>
+          <w:lang w:val="en-US" w:eastAsia="zh-CN"/>
+        </w:rPr>
+        <w:t>“</w:t>
+      </w:r>
+      <w:r>
+        <w:rPr>
+          <w:rFonts w:ascii="Arial" w:hAnsi="Arial" w:cs="Arial"/>
+          <w:sz w:val="22"/>
+          <w:szCs w:val="22"/>
+          <w:lang w:val="en-US" w:eastAsia="zh-CN"/>
+        </w:rPr>
+        <w:t>错误在哪里</w:t>
+      </w:r>
+      <w:r>
+        <w:rPr>
+          <w:rFonts w:ascii="Arial" w:hAnsi="Arial" w:cs="Arial"/>
+          <w:sz w:val="22"/>
+          <w:szCs w:val="22"/>
+          <w:lang w:val="en-US" w:eastAsia="zh-CN"/>
+        </w:rPr>
+        <w:t>”</w:t>
+      </w:r>
+      <w:r>
+        <w:rPr>
+          <w:rFonts w:ascii="Arial" w:hAnsi="Arial" w:cs="Arial"/>
+          <w:sz w:val="22"/>
+          <w:szCs w:val="22"/>
+          <w:lang w:val="en-US" w:eastAsia="zh-CN"/>
+        </w:rPr>
+        <w:t>的明确提示。因此，我开始重新思考项目的核心目标，将系统从</w:t>
+      </w:r>
+      <w:r>
+        <w:rPr>
+          <w:rFonts w:ascii="Arial" w:hAnsi="Arial" w:cs="Arial"/>
+          <w:sz w:val="22"/>
+          <w:szCs w:val="22"/>
+          <w:lang w:val="en-US" w:eastAsia="zh-CN"/>
+        </w:rPr>
+        <w:t>“</w:t>
+      </w:r>
+      <w:r>
+        <w:rPr>
+          <w:rFonts w:ascii="Arial" w:hAnsi="Arial" w:cs="Arial"/>
+          <w:sz w:val="22"/>
+          <w:szCs w:val="22"/>
+          <w:lang w:val="en-US" w:eastAsia="zh-CN"/>
+        </w:rPr>
+        <w:t>语音识别工具</w:t>
+      </w:r>
+      <w:r>
+        <w:rPr>
+          <w:rFonts w:ascii="Arial" w:hAnsi="Arial" w:cs="Arial"/>
+          <w:sz w:val="22"/>
+          <w:szCs w:val="22"/>
+          <w:lang w:val="en-US" w:eastAsia="zh-CN"/>
+        </w:rPr>
+        <w:t>”</w:t>
+      </w:r>
+      <w:r>
+        <w:rPr>
+          <w:rFonts w:ascii="Arial" w:hAnsi="Arial" w:cs="Arial"/>
+          <w:sz w:val="22"/>
+          <w:szCs w:val="22"/>
+          <w:lang w:val="en-US" w:eastAsia="zh-CN"/>
+        </w:rPr>
+        <w:t>逐步转向</w:t>
+      </w:r>
+      <w:r>
+        <w:rPr>
+          <w:rFonts w:ascii="Arial" w:hAnsi="Arial" w:cs="Arial"/>
+          <w:sz w:val="22"/>
+          <w:szCs w:val="22"/>
+          <w:lang w:val="en-US" w:eastAsia="zh-CN"/>
+        </w:rPr>
+        <w:t>“</w:t>
+      </w:r>
+      <w:r>
+        <w:rPr>
+          <w:rFonts w:ascii="Arial" w:hAnsi="Arial" w:cs="Arial"/>
+          <w:sz w:val="22"/>
+          <w:szCs w:val="22"/>
+          <w:lang w:val="en-US" w:eastAsia="zh-CN"/>
+        </w:rPr>
+        <w:t>发音反馈系统</w:t>
+      </w:r>
+      <w:r>
+        <w:rPr>
+          <w:rFonts w:ascii="Arial" w:hAnsi="Arial" w:cs="Arial"/>
+          <w:sz w:val="22"/>
+          <w:szCs w:val="22"/>
+          <w:lang w:val="en-US" w:eastAsia="zh-CN"/>
+        </w:rPr>
+        <w:t>”</w:t>
+      </w:r>
+      <w:r>
+        <w:rPr>
+          <w:rFonts w:ascii="Arial" w:hAnsi="Arial" w:cs="Arial"/>
+          <w:sz w:val="22"/>
+          <w:szCs w:val="22"/>
+          <w:lang w:val="en-US" w:eastAsia="zh-CN"/>
+        </w:rPr>
+        <w:t>。未来将增加</w:t>
+      </w:r>
+      <w:r>
+        <w:rPr>
+          <w:rFonts w:ascii="Arial" w:hAnsi="Arial" w:cs="Arial" w:hint="eastAsia"/>
+          <w:sz w:val="22"/>
+          <w:szCs w:val="22"/>
+          <w:lang w:val="en-US" w:eastAsia="zh-CN"/>
+        </w:rPr>
+        <w:t>更底层的音节</w:t>
+      </w:r>
+      <w:r>
+        <w:rPr>
+          <w:rFonts w:ascii="Arial" w:hAnsi="Arial" w:cs="Arial"/>
+          <w:sz w:val="22"/>
+          <w:szCs w:val="22"/>
+          <w:lang w:val="en-US" w:eastAsia="zh-CN"/>
+        </w:rPr>
+        <w:t>对比分析与错误高亮提示机制，以增强教学价值。</w:t>
+      </w:r>
+    </w:p>
+    <w:p>
+      <w:pPr>
+        <w:rPr>
+          <w:rFonts w:ascii="Arial" w:hAnsi="Arial" w:cs="Arial"/>
+          <w:sz w:val="22"/>
+          <w:szCs w:val="22"/>
+          <w:lang w:val="en-US" w:eastAsia="zh-CN"/>
+        </w:rPr>
+      </w:pPr>
+      <w:r>
+        <w:rPr>
+          <w:rFonts w:ascii="Arial" w:hAnsi="Arial" w:cs="Arial"/>
+          <w:sz w:val="22"/>
+          <w:szCs w:val="22"/>
+          <w:lang w:val="en-US" w:eastAsia="zh-CN"/>
+        </w:rPr>
+        <w:t>此外，在</w:t>
+      </w:r>
+      <w:r>
+        <w:rPr>
+          <w:rFonts w:ascii="Arial" w:hAnsi="Arial" w:cs="Arial"/>
+          <w:sz w:val="22"/>
+          <w:szCs w:val="22"/>
+          <w:lang w:val="en-US" w:eastAsia="zh-CN"/>
+        </w:rPr>
+        <w:t>GPU</w:t>
+      </w:r>
+      <w:r>
+        <w:rPr>
+          <w:rFonts w:ascii="Arial" w:hAnsi="Arial" w:cs="Arial"/>
+          <w:sz w:val="22"/>
+          <w:szCs w:val="22"/>
+          <w:lang w:val="en-US" w:eastAsia="zh-CN"/>
+        </w:rPr>
+        <w:t>加速测试中发现，不同设备间的稳定性差异明显。虽然开启</w:t>
+      </w:r>
+      <w:r>
+        <w:rPr>
+          <w:rFonts w:ascii="Arial" w:hAnsi="Arial" w:cs="Arial"/>
+          <w:sz w:val="22"/>
+          <w:szCs w:val="22"/>
+          <w:lang w:val="en-US" w:eastAsia="zh-CN"/>
+        </w:rPr>
+        <w:t xml:space="preserve"> GPU </w:t>
+      </w:r>
+      <w:r>
+        <w:rPr>
+          <w:rFonts w:ascii="Arial" w:hAnsi="Arial" w:cs="Arial"/>
+          <w:sz w:val="22"/>
+          <w:szCs w:val="22"/>
+          <w:lang w:val="en-US" w:eastAsia="zh-CN"/>
+        </w:rPr>
+        <w:t>能显著提升推理速度，但在部分环境下可能引发运行异常。因此，我调整系统架构，使关键参数可配置，从而提升系统的适应性与兼容性。</w:t>
+      </w:r>
+    </w:p>
+    <w:p>
+      <w:pPr>
+        <w:rPr>
+          <w:rFonts w:ascii="Arial" w:hAnsi="Arial" w:cs="Arial"/>
+          <w:sz w:val="22"/>
+          <w:szCs w:val="22"/>
+          <w:lang w:val="en-US" w:eastAsia="zh-CN"/>
+        </w:rPr>
+      </w:pPr>
+      <w:r>
+        <w:rPr>
+          <w:rFonts w:ascii="Arial" w:hAnsi="Arial" w:cs="Arial"/>
+          <w:sz w:val="22"/>
+          <w:szCs w:val="22"/>
+          <w:lang w:val="en-US" w:eastAsia="zh-CN"/>
+        </w:rPr>
+        <w:t>总体而言，本阶段的实践不仅提升了系统完成度，也深化了我对以下问题的理解：</w:t>
+      </w:r>
+    </w:p>
+    <w:p>
+      <w:pPr>
         <w:numPr>
           <w:ilvl w:val="0"/>
-          <w:numId w:val="20"/>
+          <w:numId w:val="27"/>
         </w:numPr>
         <w:rPr>
           <w:rFonts w:ascii="Arial" w:hAnsi="Arial" w:cs="Arial"/>
           <w:sz w:val="22"/>
           <w:szCs w:val="22"/>
-          <w:lang w:eastAsia="zh-CN"/>
-        </w:rPr>
-      </w:pPr>
-      <w:r>
-        <w:rPr>
-          <w:rFonts w:ascii="Arial" w:eastAsia="宋体" w:hAnsi="Arial" w:cs="Arial"/>
-          <w:sz w:val="22"/>
-          <w:szCs w:val="22"/>
-          <w:lang w:eastAsia="zh-CN"/>
-        </w:rPr>
-        <w:t>对于软件项目，可以包含主界面的截图、关键算法片段和数据库模式图。</w:t>
-      </w:r>
-    </w:p>
-    <w:p>
-      <w:pPr>
-        <w:pStyle w:val="a9"/>
+          <w:lang w:val="en-US" w:eastAsia="zh-CN"/>
+        </w:rPr>
+      </w:pPr>
+      <w:r>
+        <w:rPr>
+          <w:rFonts w:ascii="Arial" w:hAnsi="Arial" w:cs="Arial"/>
+          <w:sz w:val="22"/>
+          <w:szCs w:val="22"/>
+          <w:lang w:val="en-US" w:eastAsia="zh-CN"/>
+        </w:rPr>
+        <w:t>离线大模型部署的实际难点</w:t>
+      </w:r>
+    </w:p>
+    <w:p>
+      <w:pPr>
         <w:numPr>
           <w:ilvl w:val="0"/>
-          <w:numId w:val="20"/>
+          <w:numId w:val="27"/>
         </w:numPr>
         <w:rPr>
           <w:rFonts w:ascii="Arial" w:hAnsi="Arial" w:cs="Arial"/>
           <w:sz w:val="22"/>
           <w:szCs w:val="22"/>
+          <w:lang w:val="en-US" w:eastAsia="zh-CN"/>
+        </w:rPr>
+      </w:pPr>
+      <w:r>
+        <w:rPr>
+          <w:rFonts w:ascii="Arial" w:hAnsi="Arial" w:cs="Arial"/>
+          <w:sz w:val="22"/>
+          <w:szCs w:val="22"/>
+          <w:lang w:val="en-US" w:eastAsia="zh-CN"/>
+        </w:rPr>
+        <w:t>实时推理系统的性能权衡</w:t>
+      </w:r>
+    </w:p>
+    <w:p>
+      <w:pPr>
+        <w:numPr>
+          <w:ilvl w:val="0"/>
+          <w:numId w:val="27"/>
+        </w:numPr>
+        <w:rPr>
+          <w:rFonts w:ascii="Arial" w:hAnsi="Arial" w:cs="Arial"/>
+          <w:sz w:val="22"/>
+          <w:szCs w:val="22"/>
+          <w:lang w:val="en-US" w:eastAsia="zh-CN"/>
+        </w:rPr>
+      </w:pPr>
+      <w:r>
+        <w:rPr>
+          <w:rFonts w:ascii="Arial" w:hAnsi="Arial" w:cs="Arial"/>
+          <w:sz w:val="22"/>
+          <w:szCs w:val="22"/>
+          <w:lang w:val="en-US" w:eastAsia="zh-CN"/>
+        </w:rPr>
+        <w:t>技术功能与教育价值之间的差距</w:t>
+      </w:r>
+    </w:p>
+    <w:p>
+      <w:pPr>
+        <w:rPr>
+          <w:rFonts w:ascii="Arial" w:hAnsi="Arial" w:cs="Arial"/>
+          <w:sz w:val="22"/>
+          <w:szCs w:val="22"/>
+          <w:lang w:val="en-US" w:eastAsia="zh-CN"/>
+        </w:rPr>
+      </w:pPr>
+      <w:r>
+        <w:rPr>
+          <w:rFonts w:ascii="Arial" w:hAnsi="Arial" w:cs="Arial"/>
+          <w:sz w:val="22"/>
+          <w:szCs w:val="22"/>
+          <w:lang w:val="en-US" w:eastAsia="zh-CN"/>
+        </w:rPr>
+        <w:t>项目已逐步从</w:t>
+      </w:r>
+      <w:r>
+        <w:rPr>
+          <w:rFonts w:ascii="Arial" w:hAnsi="Arial" w:cs="Arial"/>
+          <w:sz w:val="22"/>
+          <w:szCs w:val="22"/>
+          <w:lang w:val="en-US" w:eastAsia="zh-CN"/>
+        </w:rPr>
+        <w:t>“</w:t>
+      </w:r>
+      <w:r>
+        <w:rPr>
+          <w:rFonts w:ascii="Arial" w:hAnsi="Arial" w:cs="Arial"/>
+          <w:sz w:val="22"/>
+          <w:szCs w:val="22"/>
+          <w:lang w:val="en-US" w:eastAsia="zh-CN"/>
+        </w:rPr>
+        <w:t>技术实现</w:t>
+      </w:r>
+      <w:r>
+        <w:rPr>
+          <w:rFonts w:ascii="Arial" w:hAnsi="Arial" w:cs="Arial"/>
+          <w:sz w:val="22"/>
+          <w:szCs w:val="22"/>
+          <w:lang w:val="en-US" w:eastAsia="zh-CN"/>
+        </w:rPr>
+        <w:t>”</w:t>
+      </w:r>
+      <w:r>
+        <w:rPr>
+          <w:rFonts w:ascii="Arial" w:hAnsi="Arial" w:cs="Arial"/>
+          <w:sz w:val="22"/>
+          <w:szCs w:val="22"/>
+          <w:lang w:val="en-US" w:eastAsia="zh-CN"/>
+        </w:rPr>
+        <w:t>阶段转向</w:t>
+      </w:r>
+      <w:r>
+        <w:rPr>
+          <w:rFonts w:ascii="Arial" w:hAnsi="Arial" w:cs="Arial"/>
+          <w:sz w:val="22"/>
+          <w:szCs w:val="22"/>
+          <w:lang w:val="en-US" w:eastAsia="zh-CN"/>
+        </w:rPr>
+        <w:t>“</w:t>
+      </w:r>
+      <w:r>
+        <w:rPr>
+          <w:rFonts w:ascii="Arial" w:hAnsi="Arial" w:cs="Arial"/>
+          <w:sz w:val="22"/>
+          <w:szCs w:val="22"/>
+          <w:lang w:val="en-US" w:eastAsia="zh-CN"/>
+        </w:rPr>
+        <w:t>教育应用设计</w:t>
+      </w:r>
+      <w:r>
+        <w:rPr>
+          <w:rFonts w:ascii="Arial" w:hAnsi="Arial" w:cs="Arial"/>
+          <w:sz w:val="22"/>
+          <w:szCs w:val="22"/>
+          <w:lang w:val="en-US" w:eastAsia="zh-CN"/>
+        </w:rPr>
+        <w:t>”</w:t>
+      </w:r>
+      <w:r>
+        <w:rPr>
+          <w:rFonts w:ascii="Arial" w:hAnsi="Arial" w:cs="Arial"/>
+          <w:sz w:val="22"/>
+          <w:szCs w:val="22"/>
+          <w:lang w:val="en-US" w:eastAsia="zh-CN"/>
+        </w:rPr>
+        <w:t>阶段，研究方向更加清晰。</w:t>
+      </w:r>
+    </w:p>
+    <w:p>
+      <w:pPr>
+        <w:rPr>
+          <w:rFonts w:ascii="Arial" w:hAnsi="Arial" w:cs="Arial"/>
+          <w:sz w:val="22"/>
+          <w:szCs w:val="22"/>
+          <w:lang w:val="en-US" w:eastAsia="zh-CN"/>
+        </w:rPr>
+      </w:pPr>
+      <w:r>
+        <w:rPr>
+          <w:rFonts w:ascii="Arial" w:hAnsi="Arial" w:cs="Arial" w:hint="eastAsia"/>
+          <w:sz w:val="22"/>
+          <w:szCs w:val="22"/>
+          <w:lang w:val="en-US" w:eastAsia="zh-CN"/>
+        </w:rPr>
+        <w:t>另外，也思考了关于是否添加一些游戏性的想法，具体表现为是否内置一个非常简单的小游戏通过发音等基础功能来游玩，具体情况仍然需要继续构思，但在技术层面相对简单。</w:t>
+      </w:r>
+    </w:p>
+    <w:p>
+      <w:pPr>
+        <w:rPr>
+          <w:rFonts w:ascii="Arial" w:eastAsia="宋体" w:hAnsi="Arial" w:cs="Arial"/>
+          <w:b/>
+          <w:bCs/>
+          <w:sz w:val="22"/>
+          <w:szCs w:val="22"/>
           <w:lang w:eastAsia="zh-CN"/>
         </w:rPr>
       </w:pPr>
       <w:r>
         <w:rPr>
           <w:rFonts w:ascii="Arial" w:eastAsia="宋体" w:hAnsi="Arial" w:cs="Arial"/>
+          <w:b/>
+          <w:bCs/>
           <w:sz w:val="22"/>
           <w:szCs w:val="22"/>
           <w:lang w:eastAsia="zh-CN"/>
         </w:rPr>
-        <w:t>对于实验项目，包含结果表、趋势图和安装照片。</w:t>
+        <w:t xml:space="preserve">3.0 </w:t>
+      </w:r>
+      <w:r>
+        <w:rPr>
+          <w:rFonts w:ascii="Arial" w:eastAsia="宋体" w:hAnsi="Arial" w:cs="Arial"/>
+          <w:b/>
+          <w:bCs/>
+          <w:sz w:val="22"/>
+          <w:szCs w:val="22"/>
+          <w:lang w:eastAsia="zh-CN"/>
+        </w:rPr>
+        <w:t>项目完成规划更新</w:t>
       </w:r>
     </w:p>
     <w:p>
@@ -1187,15 +2408,76 @@
       </w:pPr>
       <w:r>
         <w:rPr>
+          <w:noProof/>
+        </w:rPr>
+        <w:lastRenderedPageBreak/>
+        <w:drawing>
+          <wp:inline distT="0" distB="0" distL="0" distR="0" wp14:anchorId="30B731E2" wp14:editId="2E08170A">
+            <wp:extent cx="5474335" cy="1685925"/>
+            <wp:effectExtent l="0" t="0" r="0" b="9525"/>
+            <wp:docPr id="1225241349" name="图片 1" descr="图片包含 图表&#10;&#10;AI 生成的内容可能不正确。"/>
+            <wp:cNvGraphicFramePr>
+              <a:graphicFrameLocks xmlns:a="http://schemas.openxmlformats.org/drawingml/2006/main" noChangeAspect="1"/>
+            </wp:cNvGraphicFramePr>
+            <a:graphic xmlns:a="http://schemas.openxmlformats.org/drawingml/2006/main">
+              <a:graphicData uri="http://schemas.openxmlformats.org/drawingml/2006/picture">
+                <pic:pic xmlns:pic="http://schemas.openxmlformats.org/drawingml/2006/picture">
+                  <pic:nvPicPr>
+                    <pic:cNvPr id="1225241349" name="图片 1" descr="图片包含 图表&#10;&#10;AI 生成的内容可能不正确。"/>
+                    <pic:cNvPicPr/>
+                  </pic:nvPicPr>
+                  <pic:blipFill>
+                    <a:blip r:embed="rId7"/>
+                    <a:stretch>
+                      <a:fillRect/>
+                    </a:stretch>
+                  </pic:blipFill>
+                  <pic:spPr>
+                    <a:xfrm>
+                      <a:off x="0" y="0"/>
+                      <a:ext cx="5474335" cy="1685925"/>
+                    </a:xfrm>
+                    <a:prstGeom prst="rect">
+                      <a:avLst/>
+                    </a:prstGeom>
+                  </pic:spPr>
+                </pic:pic>
+              </a:graphicData>
+            </a:graphic>
+          </wp:inline>
+        </w:drawing>
+      </w:r>
+    </w:p>
+    <w:p>
+      <w:pPr>
+        <w:rPr>
+          <w:rFonts w:ascii="Arial" w:eastAsia="宋体" w:hAnsi="Arial" w:cs="Arial"/>
+          <w:sz w:val="22"/>
+          <w:szCs w:val="22"/>
+          <w:lang w:val="en-US" w:eastAsia="zh-CN"/>
+        </w:rPr>
+      </w:pPr>
+      <w:r>
+        <w:rPr>
+          <w:rFonts w:ascii="Arial" w:eastAsia="宋体" w:hAnsi="Arial" w:cs="Arial"/>
+          <w:sz w:val="22"/>
+          <w:szCs w:val="22"/>
+          <w:lang w:val="en-US" w:eastAsia="zh-CN"/>
+        </w:rPr>
+        <w:t>为确保项目按时高质量完成，接下来将重点推进以下任务：</w:t>
+      </w:r>
+    </w:p>
+    <w:p>
+      <w:pPr>
+        <w:rPr>
           <w:rFonts w:ascii="Arial" w:eastAsia="宋体" w:hAnsi="Arial" w:cs="Arial"/>
           <w:b/>
           <w:bCs/>
           <w:sz w:val="22"/>
           <w:szCs w:val="22"/>
-          <w:lang w:eastAsia="zh-CN"/>
-        </w:rPr>
-        <w:t xml:space="preserve">2.2 </w:t>
-      </w:r>
+          <w:lang w:val="en-US" w:eastAsia="zh-CN"/>
+        </w:rPr>
+      </w:pPr>
       <w:r>
         <w:rPr>
           <w:rFonts w:ascii="Arial" w:eastAsia="宋体" w:hAnsi="Arial" w:cs="Arial"/>
@@ -1203,185 +2485,353 @@
           <w:bCs/>
           <w:sz w:val="22"/>
           <w:szCs w:val="22"/>
-          <w:lang w:eastAsia="zh-CN"/>
-        </w:rPr>
-        <w:t>分析与反思</w:t>
-      </w:r>
-    </w:p>
-    <w:p>
-      <w:pPr>
-        <w:rPr>
-          <w:rFonts w:ascii="Arial" w:hAnsi="Arial" w:cs="Arial"/>
-          <w:sz w:val="22"/>
-          <w:szCs w:val="22"/>
-        </w:rPr>
-      </w:pPr>
-      <w:r>
-        <w:rPr>
-          <w:rFonts w:ascii="Arial" w:eastAsia="宋体" w:hAnsi="Arial" w:cs="Arial"/>
-          <w:sz w:val="22"/>
-          <w:szCs w:val="22"/>
-          <w:lang w:eastAsia="zh-CN"/>
-        </w:rPr>
-        <w:t>在这里你分析其重要性，展示你的理解如何发展。</w:t>
-      </w:r>
-      <w:proofErr w:type="spellStart"/>
-      <w:r>
-        <w:rPr>
-          <w:rFonts w:ascii="Arial" w:eastAsia="宋体" w:hAnsi="Arial" w:cs="Arial"/>
-          <w:sz w:val="22"/>
-          <w:szCs w:val="22"/>
-        </w:rPr>
-        <w:t>请关注以下几点</w:t>
-      </w:r>
-      <w:proofErr w:type="spellEnd"/>
-      <w:r>
-        <w:rPr>
-          <w:rFonts w:ascii="Arial" w:eastAsia="宋体" w:hAnsi="Arial" w:cs="Arial"/>
-          <w:sz w:val="22"/>
-          <w:szCs w:val="22"/>
-        </w:rPr>
-        <w:t>：</w:t>
-      </w:r>
-    </w:p>
-    <w:p>
-      <w:pPr>
-        <w:pStyle w:val="a9"/>
+          <w:lang w:val="en-US" w:eastAsia="zh-CN"/>
+        </w:rPr>
+        <w:t>（</w:t>
+      </w:r>
+      <w:r>
+        <w:rPr>
+          <w:rFonts w:ascii="Arial" w:eastAsia="宋体" w:hAnsi="Arial" w:cs="Arial"/>
+          <w:b/>
+          <w:bCs/>
+          <w:sz w:val="22"/>
+          <w:szCs w:val="22"/>
+          <w:lang w:val="en-US" w:eastAsia="zh-CN"/>
+        </w:rPr>
+        <w:t>1</w:t>
+      </w:r>
+      <w:r>
+        <w:rPr>
+          <w:rFonts w:ascii="Arial" w:eastAsia="宋体" w:hAnsi="Arial" w:cs="Arial"/>
+          <w:b/>
+          <w:bCs/>
+          <w:sz w:val="22"/>
+          <w:szCs w:val="22"/>
+          <w:lang w:val="en-US" w:eastAsia="zh-CN"/>
+        </w:rPr>
+        <w:t>）发音反馈机制开发</w:t>
+      </w:r>
+    </w:p>
+    <w:p>
+      <w:pPr>
+        <w:rPr>
+          <w:rFonts w:ascii="Arial" w:eastAsia="宋体" w:hAnsi="Arial" w:cs="Arial"/>
+          <w:sz w:val="22"/>
+          <w:szCs w:val="22"/>
+          <w:lang w:val="en-US" w:eastAsia="zh-CN"/>
+        </w:rPr>
+      </w:pPr>
+      <w:r>
+        <w:rPr>
+          <w:rFonts w:ascii="Arial" w:eastAsia="宋体" w:hAnsi="Arial" w:cs="Arial"/>
+          <w:sz w:val="22"/>
+          <w:szCs w:val="22"/>
+          <w:lang w:val="en-US" w:eastAsia="zh-CN"/>
+        </w:rPr>
+        <w:t>设计音素对比算法或相似度评分系统，将转写结果转化为结构化反馈信息。</w:t>
+      </w:r>
+    </w:p>
+    <w:p>
+      <w:pPr>
+        <w:rPr>
+          <w:rFonts w:ascii="Arial" w:eastAsia="宋体" w:hAnsi="Arial" w:cs="Arial"/>
+          <w:b/>
+          <w:bCs/>
+          <w:sz w:val="22"/>
+          <w:szCs w:val="22"/>
+          <w:lang w:val="en-US" w:eastAsia="zh-CN"/>
+        </w:rPr>
+      </w:pPr>
+      <w:r>
+        <w:rPr>
+          <w:rFonts w:ascii="Arial" w:eastAsia="宋体" w:hAnsi="Arial" w:cs="Arial"/>
+          <w:b/>
+          <w:bCs/>
+          <w:sz w:val="22"/>
+          <w:szCs w:val="22"/>
+          <w:lang w:val="en-US" w:eastAsia="zh-CN"/>
+        </w:rPr>
+        <w:t>（</w:t>
+      </w:r>
+      <w:r>
+        <w:rPr>
+          <w:rFonts w:ascii="Arial" w:eastAsia="宋体" w:hAnsi="Arial" w:cs="Arial"/>
+          <w:b/>
+          <w:bCs/>
+          <w:sz w:val="22"/>
+          <w:szCs w:val="22"/>
+          <w:lang w:val="en-US" w:eastAsia="zh-CN"/>
+        </w:rPr>
+        <w:t>2</w:t>
+      </w:r>
+      <w:r>
+        <w:rPr>
+          <w:rFonts w:ascii="Arial" w:eastAsia="宋体" w:hAnsi="Arial" w:cs="Arial"/>
+          <w:b/>
+          <w:bCs/>
+          <w:sz w:val="22"/>
+          <w:szCs w:val="22"/>
+          <w:lang w:val="en-US" w:eastAsia="zh-CN"/>
+        </w:rPr>
+        <w:t>）性能优化与压力测试</w:t>
+      </w:r>
+    </w:p>
+    <w:p>
+      <w:pPr>
+        <w:rPr>
+          <w:rFonts w:ascii="Arial" w:eastAsia="宋体" w:hAnsi="Arial" w:cs="Arial"/>
+          <w:sz w:val="22"/>
+          <w:szCs w:val="22"/>
+          <w:lang w:val="en-US" w:eastAsia="zh-CN"/>
+        </w:rPr>
+      </w:pPr>
+      <w:r>
+        <w:rPr>
+          <w:rFonts w:ascii="Arial" w:eastAsia="宋体" w:hAnsi="Arial" w:cs="Arial"/>
+          <w:sz w:val="22"/>
+          <w:szCs w:val="22"/>
+          <w:lang w:val="en-US" w:eastAsia="zh-CN"/>
+        </w:rPr>
+        <w:t>在不同硬件条件下进行性能基准测试，优化推理速度与稳定性。</w:t>
+      </w:r>
+    </w:p>
+    <w:p>
+      <w:pPr>
+        <w:rPr>
+          <w:rFonts w:ascii="Arial" w:eastAsia="宋体" w:hAnsi="Arial" w:cs="Arial"/>
+          <w:b/>
+          <w:bCs/>
+          <w:sz w:val="22"/>
+          <w:szCs w:val="22"/>
+          <w:lang w:val="en-US" w:eastAsia="zh-CN"/>
+        </w:rPr>
+      </w:pPr>
+      <w:r>
+        <w:rPr>
+          <w:rFonts w:ascii="Arial" w:eastAsia="宋体" w:hAnsi="Arial" w:cs="Arial"/>
+          <w:b/>
+          <w:bCs/>
+          <w:sz w:val="22"/>
+          <w:szCs w:val="22"/>
+          <w:lang w:val="en-US" w:eastAsia="zh-CN"/>
+        </w:rPr>
+        <w:t>（</w:t>
+      </w:r>
+      <w:r>
+        <w:rPr>
+          <w:rFonts w:ascii="Arial" w:eastAsia="宋体" w:hAnsi="Arial" w:cs="Arial"/>
+          <w:b/>
+          <w:bCs/>
+          <w:sz w:val="22"/>
+          <w:szCs w:val="22"/>
+          <w:lang w:val="en-US" w:eastAsia="zh-CN"/>
+        </w:rPr>
+        <w:t>3</w:t>
+      </w:r>
+      <w:r>
+        <w:rPr>
+          <w:rFonts w:ascii="Arial" w:eastAsia="宋体" w:hAnsi="Arial" w:cs="Arial"/>
+          <w:b/>
+          <w:bCs/>
+          <w:sz w:val="22"/>
+          <w:szCs w:val="22"/>
+          <w:lang w:val="en-US" w:eastAsia="zh-CN"/>
+        </w:rPr>
+        <w:t>）用户测试</w:t>
+      </w:r>
+    </w:p>
+    <w:p>
+      <w:pPr>
+        <w:rPr>
+          <w:rFonts w:ascii="Arial" w:eastAsia="宋体" w:hAnsi="Arial" w:cs="Arial"/>
+          <w:sz w:val="22"/>
+          <w:szCs w:val="22"/>
+          <w:lang w:val="en-US" w:eastAsia="zh-CN"/>
+        </w:rPr>
+      </w:pPr>
+      <w:r>
+        <w:rPr>
+          <w:rFonts w:ascii="Arial" w:eastAsia="宋体" w:hAnsi="Arial" w:cs="Arial"/>
+          <w:sz w:val="22"/>
+          <w:szCs w:val="22"/>
+          <w:lang w:val="en-US" w:eastAsia="zh-CN"/>
+        </w:rPr>
+        <w:t>邀请</w:t>
+      </w:r>
+      <w:r>
+        <w:rPr>
+          <w:rFonts w:ascii="Arial" w:eastAsia="宋体" w:hAnsi="Arial" w:cs="Arial"/>
+          <w:sz w:val="22"/>
+          <w:szCs w:val="22"/>
+          <w:lang w:val="en-US" w:eastAsia="zh-CN"/>
+        </w:rPr>
+        <w:t xml:space="preserve"> 5–10 </w:t>
+      </w:r>
+      <w:r>
+        <w:rPr>
+          <w:rFonts w:ascii="Arial" w:eastAsia="宋体" w:hAnsi="Arial" w:cs="Arial"/>
+          <w:sz w:val="22"/>
+          <w:szCs w:val="22"/>
+          <w:lang w:val="en-US" w:eastAsia="zh-CN"/>
+        </w:rPr>
+        <w:t>名测试用户进行功能与可用性测试，收集反馈数据。</w:t>
+      </w:r>
+    </w:p>
+    <w:p>
+      <w:pPr>
+        <w:rPr>
+          <w:rFonts w:ascii="Arial" w:eastAsia="宋体" w:hAnsi="Arial" w:cs="Arial"/>
+          <w:b/>
+          <w:bCs/>
+          <w:sz w:val="22"/>
+          <w:szCs w:val="22"/>
+          <w:lang w:val="en-US" w:eastAsia="zh-CN"/>
+        </w:rPr>
+      </w:pPr>
+      <w:r>
+        <w:rPr>
+          <w:rFonts w:ascii="Arial" w:eastAsia="宋体" w:hAnsi="Arial" w:cs="Arial"/>
+          <w:b/>
+          <w:bCs/>
+          <w:sz w:val="22"/>
+          <w:szCs w:val="22"/>
+          <w:lang w:val="en-US" w:eastAsia="zh-CN"/>
+        </w:rPr>
+        <w:t>（</w:t>
+      </w:r>
+      <w:r>
+        <w:rPr>
+          <w:rFonts w:ascii="Arial" w:eastAsia="宋体" w:hAnsi="Arial" w:cs="Arial"/>
+          <w:b/>
+          <w:bCs/>
+          <w:sz w:val="22"/>
+          <w:szCs w:val="22"/>
+          <w:lang w:val="en-US" w:eastAsia="zh-CN"/>
+        </w:rPr>
+        <w:t>4</w:t>
+      </w:r>
+      <w:r>
+        <w:rPr>
+          <w:rFonts w:ascii="Arial" w:eastAsia="宋体" w:hAnsi="Arial" w:cs="Arial"/>
+          <w:b/>
+          <w:bCs/>
+          <w:sz w:val="22"/>
+          <w:szCs w:val="22"/>
+          <w:lang w:val="en-US" w:eastAsia="zh-CN"/>
+        </w:rPr>
+        <w:t>）论文撰写</w:t>
+      </w:r>
+    </w:p>
+    <w:p>
+      <w:pPr>
         <w:numPr>
           <w:ilvl w:val="0"/>
-          <w:numId w:val="23"/>
+          <w:numId w:val="28"/>
         </w:numPr>
         <w:rPr>
-          <w:rFonts w:ascii="Arial" w:hAnsi="Arial" w:cs="Arial"/>
-          <w:sz w:val="22"/>
-          <w:szCs w:val="22"/>
-          <w:lang w:eastAsia="zh-CN"/>
-        </w:rPr>
-      </w:pPr>
-      <w:r>
-        <w:rPr>
-          <w:rFonts w:ascii="Arial" w:eastAsia="宋体" w:hAnsi="Arial" w:cs="Arial"/>
-          <w:sz w:val="22"/>
-          <w:szCs w:val="22"/>
-          <w:lang w:eastAsia="zh-CN"/>
-        </w:rPr>
-        <w:t>您目前有哪些发现、设计或发展？你从最初的测试或分析中获得了哪些关键见解？</w:t>
-      </w:r>
-      <w:r>
-        <w:rPr>
-          <w:rFonts w:ascii="Arial" w:eastAsia="宋体" w:hAnsi="Arial" w:cs="Arial"/>
-          <w:sz w:val="22"/>
-          <w:szCs w:val="22"/>
-          <w:lang w:eastAsia="zh-CN"/>
-        </w:rPr>
-        <w:t xml:space="preserve"> </w:t>
-      </w:r>
-    </w:p>
-    <w:p>
-      <w:pPr>
-        <w:pStyle w:val="a9"/>
+          <w:rFonts w:ascii="Arial" w:eastAsia="宋体" w:hAnsi="Arial" w:cs="Arial"/>
+          <w:sz w:val="22"/>
+          <w:szCs w:val="22"/>
+          <w:lang w:val="en-US" w:eastAsia="zh-CN"/>
+        </w:rPr>
+      </w:pPr>
+      <w:r>
+        <w:rPr>
+          <w:rFonts w:ascii="Arial" w:eastAsia="宋体" w:hAnsi="Arial" w:cs="Arial"/>
+          <w:sz w:val="22"/>
+          <w:szCs w:val="22"/>
+          <w:lang w:val="en-US" w:eastAsia="zh-CN"/>
+        </w:rPr>
+        <w:t>完成方法论章节</w:t>
+      </w:r>
+    </w:p>
+    <w:p>
+      <w:pPr>
         <w:numPr>
           <w:ilvl w:val="0"/>
-          <w:numId w:val="23"/>
+          <w:numId w:val="28"/>
         </w:numPr>
         <w:rPr>
-          <w:rFonts w:ascii="Arial" w:hAnsi="Arial" w:cs="Arial"/>
-          <w:sz w:val="22"/>
-          <w:szCs w:val="22"/>
-          <w:lang w:eastAsia="zh-CN"/>
-        </w:rPr>
-      </w:pPr>
-      <w:r>
-        <w:rPr>
-          <w:rFonts w:ascii="Arial" w:eastAsia="宋体" w:hAnsi="Arial" w:cs="Arial"/>
-          <w:sz w:val="22"/>
-          <w:szCs w:val="22"/>
-          <w:lang w:eastAsia="zh-CN"/>
-        </w:rPr>
-        <w:t>这些结果可能带来哪些影响？它们支持你最初的假设，还是引向了一个新的、意想不到的方向？</w:t>
-      </w:r>
-    </w:p>
-    <w:p>
-      <w:pPr>
-        <w:pStyle w:val="a9"/>
+          <w:rFonts w:ascii="Arial" w:eastAsia="宋体" w:hAnsi="Arial" w:cs="Arial"/>
+          <w:sz w:val="22"/>
+          <w:szCs w:val="22"/>
+          <w:lang w:val="en-US" w:eastAsia="zh-CN"/>
+        </w:rPr>
+      </w:pPr>
+      <w:r>
+        <w:rPr>
+          <w:rFonts w:ascii="Arial" w:eastAsia="宋体" w:hAnsi="Arial" w:cs="Arial"/>
+          <w:sz w:val="22"/>
+          <w:szCs w:val="22"/>
+          <w:lang w:val="en-US" w:eastAsia="zh-CN"/>
+        </w:rPr>
+        <w:t>撰写结果分析</w:t>
+      </w:r>
+    </w:p>
+    <w:p>
+      <w:pPr>
         <w:numPr>
           <w:ilvl w:val="0"/>
-          <w:numId w:val="23"/>
+          <w:numId w:val="28"/>
         </w:numPr>
         <w:rPr>
-          <w:rFonts w:ascii="Arial" w:hAnsi="Arial" w:cs="Arial"/>
-          <w:sz w:val="22"/>
-          <w:szCs w:val="22"/>
-          <w:lang w:eastAsia="zh-CN"/>
-        </w:rPr>
-      </w:pPr>
-      <w:r>
-        <w:rPr>
-          <w:rFonts w:ascii="Arial" w:eastAsia="宋体" w:hAnsi="Arial" w:cs="Arial"/>
-          <w:sz w:val="22"/>
-          <w:szCs w:val="22"/>
-          <w:lang w:eastAsia="zh-CN"/>
-        </w:rPr>
-        <w:t>你的工件进展如何直接回应你提案中提出的问题陈述？</w:t>
-      </w:r>
-    </w:p>
-    <w:p>
-      <w:pPr>
-        <w:pStyle w:val="a9"/>
+          <w:rFonts w:ascii="Arial" w:eastAsia="宋体" w:hAnsi="Arial" w:cs="Arial"/>
+          <w:sz w:val="22"/>
+          <w:szCs w:val="22"/>
+          <w:lang w:val="en-US" w:eastAsia="zh-CN"/>
+        </w:rPr>
+      </w:pPr>
+      <w:r>
+        <w:rPr>
+          <w:rFonts w:ascii="Arial" w:eastAsia="宋体" w:hAnsi="Arial" w:cs="Arial"/>
+          <w:sz w:val="22"/>
+          <w:szCs w:val="22"/>
+          <w:lang w:val="en-US" w:eastAsia="zh-CN"/>
+        </w:rPr>
+        <w:t>完成讨论与结论部分</w:t>
+      </w:r>
+    </w:p>
+    <w:p>
+      <w:pPr>
         <w:numPr>
           <w:ilvl w:val="0"/>
-          <w:numId w:val="23"/>
+          <w:numId w:val="28"/>
         </w:numPr>
         <w:rPr>
-          <w:rFonts w:ascii="Arial" w:hAnsi="Arial" w:cs="Arial"/>
-          <w:sz w:val="22"/>
-          <w:szCs w:val="22"/>
-          <w:lang w:eastAsia="zh-CN"/>
-        </w:rPr>
-      </w:pPr>
-      <w:r>
-        <w:rPr>
-          <w:rFonts w:ascii="Arial" w:eastAsia="宋体" w:hAnsi="Arial" w:cs="Arial"/>
-          <w:sz w:val="22"/>
-          <w:szCs w:val="22"/>
-          <w:lang w:eastAsia="zh-CN"/>
-        </w:rPr>
-        <w:t>你的实际工作在哪些方面改变或提升了你对项目主题的理解？</w:t>
-      </w:r>
-    </w:p>
-    <w:p>
-      <w:pPr>
-        <w:pStyle w:val="a9"/>
-        <w:numPr>
-          <w:ilvl w:val="0"/>
-          <w:numId w:val="23"/>
-        </w:numPr>
-        <w:rPr>
-          <w:rFonts w:ascii="Arial" w:hAnsi="Arial" w:cs="Arial"/>
-          <w:sz w:val="22"/>
-          <w:szCs w:val="22"/>
-          <w:lang w:eastAsia="zh-CN"/>
-        </w:rPr>
-      </w:pPr>
-      <w:r>
-        <w:rPr>
-          <w:rFonts w:ascii="Arial" w:eastAsia="宋体" w:hAnsi="Arial" w:cs="Arial"/>
-          <w:sz w:val="22"/>
-          <w:szCs w:val="22"/>
-          <w:lang w:eastAsia="zh-CN"/>
-        </w:rPr>
-        <w:t>描述一个具体实例，说明你在开发或实验过程中发现了什么，需要修改你的方法或设计。这体现了批判性思维和适应能力。</w:t>
-      </w:r>
-    </w:p>
-    <w:p>
-      <w:pPr>
-        <w:rPr>
-          <w:rFonts w:ascii="Arial" w:hAnsi="Arial" w:cs="Arial"/>
-          <w:sz w:val="22"/>
-          <w:szCs w:val="22"/>
-          <w:lang w:eastAsia="zh-CN"/>
-        </w:rPr>
-      </w:pPr>
+          <w:rFonts w:ascii="Arial" w:eastAsia="宋体" w:hAnsi="Arial" w:cs="Arial"/>
+          <w:sz w:val="22"/>
+          <w:szCs w:val="22"/>
+          <w:lang w:val="en-US" w:eastAsia="zh-CN"/>
+        </w:rPr>
+      </w:pPr>
+      <w:r>
+        <w:rPr>
+          <w:rFonts w:ascii="Arial" w:eastAsia="宋体" w:hAnsi="Arial" w:cs="Arial"/>
+          <w:sz w:val="22"/>
+          <w:szCs w:val="22"/>
+          <w:lang w:val="en-US" w:eastAsia="zh-CN"/>
+        </w:rPr>
+        <w:t>补充系统限制与未来改进方向</w:t>
+      </w:r>
+    </w:p>
+    <w:p>
+      <w:pPr>
+        <w:rPr>
+          <w:rFonts w:ascii="Arial" w:eastAsia="宋体" w:hAnsi="Arial" w:cs="Arial"/>
+          <w:sz w:val="22"/>
+          <w:szCs w:val="22"/>
+          <w:lang w:val="en-US" w:eastAsia="zh-CN"/>
+        </w:rPr>
+      </w:pPr>
+      <w:r>
+        <w:rPr>
+          <w:rFonts w:ascii="Arial" w:eastAsia="宋体" w:hAnsi="Arial" w:cs="Arial"/>
+          <w:sz w:val="22"/>
+          <w:szCs w:val="22"/>
+          <w:lang w:val="en-US" w:eastAsia="zh-CN"/>
+        </w:rPr>
+        <w:t>优先级说明：发音反馈机制是项目核心价值所在，若无法实现该功能，系统将仅停留在语音转写层面。因此该部分为最高优先级任务。</w:t>
+      </w:r>
     </w:p>
     <w:p>
       <w:pPr>
@@ -1403,7 +2853,7 @@
           <w:szCs w:val="22"/>
           <w:lang w:eastAsia="zh-CN"/>
         </w:rPr>
-        <w:t xml:space="preserve">3.0 </w:t>
+        <w:t xml:space="preserve">3.2 </w:t>
       </w:r>
       <w:r>
         <w:rPr>
@@ -1414,238 +2864,792 @@
           <w:szCs w:val="22"/>
           <w:lang w:eastAsia="zh-CN"/>
         </w:rPr>
-        <w:t>项目完成规划更新</w:t>
-      </w:r>
-    </w:p>
-    <w:p>
-      <w:pPr>
-        <w:rPr>
-          <w:rFonts w:ascii="Arial" w:hAnsi="Arial" w:cs="Arial"/>
-          <w:sz w:val="22"/>
-          <w:szCs w:val="22"/>
-          <w:lang w:eastAsia="zh-CN"/>
-        </w:rPr>
-      </w:pPr>
-      <w:r>
-        <w:rPr>
-          <w:rFonts w:ascii="Arial" w:eastAsia="宋体" w:hAnsi="Arial" w:cs="Arial"/>
-          <w:sz w:val="22"/>
-          <w:szCs w:val="22"/>
-          <w:lang w:eastAsia="zh-CN"/>
-        </w:rPr>
-        <w:t>本节展示您的前瞻性思维和项目管理能力，制定清晰且可实现的计划，确保按时完成项目。</w:t>
-      </w:r>
-    </w:p>
-    <w:p>
-      <w:pPr>
-        <w:rPr>
-          <w:rFonts w:ascii="Arial" w:hAnsi="Arial" w:cs="Arial"/>
-          <w:sz w:val="22"/>
-          <w:szCs w:val="22"/>
-        </w:rPr>
-      </w:pPr>
-      <w:r>
-        <w:rPr>
-          <w:rFonts w:ascii="Arial" w:eastAsia="宋体" w:hAnsi="Arial" w:cs="Arial"/>
-          <w:sz w:val="22"/>
-          <w:szCs w:val="22"/>
-          <w:lang w:eastAsia="zh-CN"/>
-        </w:rPr>
-        <w:t>列出你必须完成的主要、高优先级任务以完成项目，并准备好为这些任务的优先级辩护。</w:t>
-      </w:r>
-      <w:proofErr w:type="spellStart"/>
-      <w:r>
-        <w:rPr>
-          <w:rFonts w:ascii="Arial" w:eastAsia="宋体" w:hAnsi="Arial" w:cs="Arial"/>
-          <w:sz w:val="22"/>
-          <w:szCs w:val="22"/>
-        </w:rPr>
-        <w:t>例如，这可能包括</w:t>
-      </w:r>
-      <w:proofErr w:type="spellEnd"/>
-      <w:r>
-        <w:rPr>
-          <w:rFonts w:ascii="Arial" w:eastAsia="宋体" w:hAnsi="Arial" w:cs="Arial"/>
-          <w:sz w:val="22"/>
-          <w:szCs w:val="22"/>
-        </w:rPr>
-        <w:t>：</w:t>
-      </w:r>
-      <w:r>
-        <w:rPr>
-          <w:rFonts w:ascii="Arial" w:eastAsia="宋体" w:hAnsi="Arial" w:cs="Arial"/>
-          <w:sz w:val="22"/>
-          <w:szCs w:val="22"/>
+        <w:t>最终报告草案大纲</w:t>
+      </w:r>
+    </w:p>
+    <w:p>
+      <w:pPr>
+        <w:rPr>
+          <w:rFonts w:ascii="Arial" w:eastAsia="宋体" w:hAnsi="Arial" w:cs="Arial"/>
+          <w:sz w:val="22"/>
+          <w:szCs w:val="22"/>
+          <w:lang w:val="en-US" w:eastAsia="zh-CN"/>
+        </w:rPr>
+      </w:pPr>
+      <w:r>
+        <w:rPr>
+          <w:rFonts w:ascii="Arial" w:eastAsia="宋体" w:hAnsi="Arial" w:cs="Arial"/>
+          <w:sz w:val="22"/>
+          <w:szCs w:val="22"/>
+          <w:lang w:val="en-US" w:eastAsia="zh-CN"/>
+        </w:rPr>
+        <w:t>第一章</w:t>
+      </w:r>
+      <w:r>
+        <w:rPr>
+          <w:rFonts w:ascii="Arial" w:eastAsia="宋体" w:hAnsi="Arial" w:cs="Arial"/>
+          <w:sz w:val="22"/>
+          <w:szCs w:val="22"/>
+          <w:lang w:val="en-US" w:eastAsia="zh-CN"/>
         </w:rPr>
         <w:t xml:space="preserve"> </w:t>
       </w:r>
-    </w:p>
-    <w:p>
-      <w:pPr>
-        <w:pStyle w:val="a9"/>
+      <w:r>
+        <w:rPr>
+          <w:rFonts w:ascii="Arial" w:eastAsia="宋体" w:hAnsi="Arial" w:cs="Arial"/>
+          <w:sz w:val="22"/>
+          <w:szCs w:val="22"/>
+          <w:lang w:val="en-US" w:eastAsia="zh-CN"/>
+        </w:rPr>
+        <w:t>绪论</w:t>
+      </w:r>
+    </w:p>
+    <w:p>
+      <w:pPr>
         <w:numPr>
           <w:ilvl w:val="0"/>
-          <w:numId w:val="22"/>
+          <w:numId w:val="29"/>
         </w:numPr>
         <w:rPr>
-          <w:rFonts w:ascii="Arial" w:hAnsi="Arial" w:cs="Arial"/>
-          <w:sz w:val="22"/>
-          <w:szCs w:val="22"/>
-          <w:lang w:eastAsia="zh-CN"/>
-        </w:rPr>
-      </w:pPr>
-      <w:r>
-        <w:rPr>
-          <w:rFonts w:ascii="Arial" w:eastAsia="宋体" w:hAnsi="Arial" w:cs="Arial"/>
-          <w:sz w:val="22"/>
-          <w:szCs w:val="22"/>
-          <w:lang w:eastAsia="zh-CN"/>
-        </w:rPr>
-        <w:t>完成十名用户的最终用户验收测试（</w:t>
-      </w:r>
-      <w:r>
-        <w:rPr>
-          <w:rFonts w:ascii="Arial" w:eastAsia="宋体" w:hAnsi="Arial" w:cs="Arial"/>
-          <w:sz w:val="22"/>
-          <w:szCs w:val="22"/>
-          <w:lang w:eastAsia="zh-CN"/>
-        </w:rPr>
-        <w:t>UAT</w:t>
-      </w:r>
-      <w:r>
-        <w:rPr>
-          <w:rFonts w:ascii="Arial" w:eastAsia="宋体" w:hAnsi="Arial" w:cs="Arial"/>
-          <w:sz w:val="22"/>
-          <w:szCs w:val="22"/>
-          <w:lang w:eastAsia="zh-CN"/>
-        </w:rPr>
-        <w:t>）阶段。</w:t>
-      </w:r>
-    </w:p>
-    <w:p>
-      <w:pPr>
-        <w:pStyle w:val="a9"/>
+          <w:rFonts w:ascii="Arial" w:eastAsia="宋体" w:hAnsi="Arial" w:cs="Arial"/>
+          <w:sz w:val="22"/>
+          <w:szCs w:val="22"/>
+          <w:lang w:val="en-US" w:eastAsia="zh-CN"/>
+        </w:rPr>
+      </w:pPr>
+      <w:r>
+        <w:rPr>
+          <w:rFonts w:ascii="Arial" w:eastAsia="宋体" w:hAnsi="Arial" w:cs="Arial"/>
+          <w:sz w:val="22"/>
+          <w:szCs w:val="22"/>
+          <w:lang w:val="en-US" w:eastAsia="zh-CN"/>
+        </w:rPr>
+        <w:t>研究背景</w:t>
+      </w:r>
+    </w:p>
+    <w:p>
+      <w:pPr>
         <w:numPr>
           <w:ilvl w:val="0"/>
-          <w:numId w:val="22"/>
+          <w:numId w:val="29"/>
         </w:numPr>
         <w:rPr>
-          <w:rFonts w:ascii="Arial" w:hAnsi="Arial" w:cs="Arial"/>
-          <w:sz w:val="22"/>
-          <w:szCs w:val="22"/>
-          <w:lang w:eastAsia="zh-CN"/>
-        </w:rPr>
-      </w:pPr>
-      <w:r>
-        <w:rPr>
-          <w:rFonts w:ascii="Arial" w:eastAsia="宋体" w:hAnsi="Arial" w:cs="Arial"/>
-          <w:sz w:val="22"/>
-          <w:szCs w:val="22"/>
-          <w:lang w:eastAsia="zh-CN"/>
-        </w:rPr>
-        <w:lastRenderedPageBreak/>
-        <w:t>分析并可视化结果章节的最终数据集。</w:t>
-      </w:r>
-    </w:p>
-    <w:p>
-      <w:pPr>
-        <w:pStyle w:val="a9"/>
+          <w:rFonts w:ascii="Arial" w:eastAsia="宋体" w:hAnsi="Arial" w:cs="Arial"/>
+          <w:sz w:val="22"/>
+          <w:szCs w:val="22"/>
+          <w:lang w:val="en-US" w:eastAsia="zh-CN"/>
+        </w:rPr>
+      </w:pPr>
+      <w:r>
+        <w:rPr>
+          <w:rFonts w:ascii="Arial" w:eastAsia="宋体" w:hAnsi="Arial" w:cs="Arial"/>
+          <w:sz w:val="22"/>
+          <w:szCs w:val="22"/>
+          <w:lang w:val="en-US" w:eastAsia="zh-CN"/>
+        </w:rPr>
+        <w:t>研究问题与目标</w:t>
+      </w:r>
+    </w:p>
+    <w:p>
+      <w:pPr>
         <w:numPr>
           <w:ilvl w:val="0"/>
-          <w:numId w:val="22"/>
+          <w:numId w:val="29"/>
         </w:numPr>
         <w:rPr>
+          <w:rFonts w:ascii="Arial" w:eastAsia="宋体" w:hAnsi="Arial" w:cs="Arial"/>
+          <w:sz w:val="22"/>
+          <w:szCs w:val="22"/>
+          <w:lang w:val="en-US" w:eastAsia="zh-CN"/>
+        </w:rPr>
+      </w:pPr>
+      <w:r>
+        <w:rPr>
+          <w:rFonts w:ascii="Arial" w:eastAsia="宋体" w:hAnsi="Arial" w:cs="Arial"/>
+          <w:sz w:val="22"/>
+          <w:szCs w:val="22"/>
+          <w:lang w:val="en-US" w:eastAsia="zh-CN"/>
+        </w:rPr>
+        <w:t>项目意义</w:t>
+      </w:r>
+    </w:p>
+    <w:p>
+      <w:pPr>
+        <w:rPr>
+          <w:rFonts w:ascii="Arial" w:eastAsia="宋体" w:hAnsi="Arial" w:cs="Arial"/>
+          <w:sz w:val="22"/>
+          <w:szCs w:val="22"/>
+          <w:lang w:val="en-US" w:eastAsia="zh-CN"/>
+        </w:rPr>
+      </w:pPr>
+      <w:r>
+        <w:rPr>
+          <w:rFonts w:ascii="Arial" w:eastAsia="宋体" w:hAnsi="Arial" w:cs="Arial"/>
+          <w:sz w:val="22"/>
+          <w:szCs w:val="22"/>
+          <w:lang w:val="en-US" w:eastAsia="zh-CN"/>
+        </w:rPr>
+        <w:t>第二章</w:t>
+      </w:r>
+      <w:r>
+        <w:rPr>
+          <w:rFonts w:ascii="Arial" w:eastAsia="宋体" w:hAnsi="Arial" w:cs="Arial"/>
+          <w:sz w:val="22"/>
+          <w:szCs w:val="22"/>
+          <w:lang w:val="en-US" w:eastAsia="zh-CN"/>
+        </w:rPr>
+        <w:t xml:space="preserve"> </w:t>
+      </w:r>
+      <w:r>
+        <w:rPr>
+          <w:rFonts w:ascii="Arial" w:eastAsia="宋体" w:hAnsi="Arial" w:cs="Arial"/>
+          <w:sz w:val="22"/>
+          <w:szCs w:val="22"/>
+          <w:lang w:val="en-US" w:eastAsia="zh-CN"/>
+        </w:rPr>
+        <w:t>文献综述</w:t>
+      </w:r>
+    </w:p>
+    <w:p>
+      <w:pPr>
+        <w:numPr>
+          <w:ilvl w:val="0"/>
+          <w:numId w:val="30"/>
+        </w:numPr>
+        <w:rPr>
+          <w:rFonts w:ascii="Arial" w:eastAsia="宋体" w:hAnsi="Arial" w:cs="Arial"/>
+          <w:sz w:val="22"/>
+          <w:szCs w:val="22"/>
+          <w:lang w:val="en-US" w:eastAsia="zh-CN"/>
+        </w:rPr>
+      </w:pPr>
+      <w:r>
+        <w:rPr>
+          <w:rFonts w:ascii="Arial" w:eastAsia="宋体" w:hAnsi="Arial" w:cs="Arial"/>
+          <w:sz w:val="22"/>
+          <w:szCs w:val="22"/>
+          <w:lang w:val="en-US" w:eastAsia="zh-CN"/>
+        </w:rPr>
+        <w:t xml:space="preserve">Transformer </w:t>
+      </w:r>
+      <w:r>
+        <w:rPr>
+          <w:rFonts w:ascii="Arial" w:eastAsia="宋体" w:hAnsi="Arial" w:cs="Arial"/>
+          <w:sz w:val="22"/>
+          <w:szCs w:val="22"/>
+          <w:lang w:val="en-US" w:eastAsia="zh-CN"/>
+        </w:rPr>
+        <w:t>与</w:t>
+      </w:r>
+      <w:r>
+        <w:rPr>
+          <w:rFonts w:ascii="Arial" w:eastAsia="宋体" w:hAnsi="Arial" w:cs="Arial"/>
+          <w:sz w:val="22"/>
+          <w:szCs w:val="22"/>
+          <w:lang w:val="en-US" w:eastAsia="zh-CN"/>
+        </w:rPr>
+        <w:t xml:space="preserve"> Whisper </w:t>
+      </w:r>
+      <w:r>
+        <w:rPr>
+          <w:rFonts w:ascii="Arial" w:eastAsia="宋体" w:hAnsi="Arial" w:cs="Arial"/>
+          <w:sz w:val="22"/>
+          <w:szCs w:val="22"/>
+          <w:lang w:val="en-US" w:eastAsia="zh-CN"/>
+        </w:rPr>
+        <w:t>模型</w:t>
+      </w:r>
+    </w:p>
+    <w:p>
+      <w:pPr>
+        <w:numPr>
+          <w:ilvl w:val="0"/>
+          <w:numId w:val="30"/>
+        </w:numPr>
+        <w:rPr>
+          <w:rFonts w:ascii="Arial" w:eastAsia="宋体" w:hAnsi="Arial" w:cs="Arial"/>
+          <w:sz w:val="22"/>
+          <w:szCs w:val="22"/>
+          <w:lang w:val="en-US" w:eastAsia="zh-CN"/>
+        </w:rPr>
+      </w:pPr>
+      <w:r>
+        <w:rPr>
+          <w:rFonts w:ascii="Arial" w:eastAsia="宋体" w:hAnsi="Arial" w:cs="Arial"/>
+          <w:sz w:val="22"/>
+          <w:szCs w:val="22"/>
+          <w:lang w:val="en-US" w:eastAsia="zh-CN"/>
+        </w:rPr>
+        <w:lastRenderedPageBreak/>
+        <w:t>计算机辅助语言学习</w:t>
+      </w:r>
+    </w:p>
+    <w:p>
+      <w:pPr>
+        <w:numPr>
+          <w:ilvl w:val="0"/>
+          <w:numId w:val="30"/>
+        </w:numPr>
+        <w:rPr>
+          <w:rFonts w:ascii="Arial" w:eastAsia="宋体" w:hAnsi="Arial" w:cs="Arial"/>
+          <w:sz w:val="22"/>
+          <w:szCs w:val="22"/>
+          <w:lang w:val="en-US" w:eastAsia="zh-CN"/>
+        </w:rPr>
+      </w:pPr>
+      <w:r>
+        <w:rPr>
+          <w:rFonts w:ascii="Arial" w:eastAsia="宋体" w:hAnsi="Arial" w:cs="Arial"/>
+          <w:sz w:val="22"/>
+          <w:szCs w:val="22"/>
+          <w:lang w:val="en-US" w:eastAsia="zh-CN"/>
+        </w:rPr>
+        <w:t>离线</w:t>
+      </w:r>
+      <w:r>
+        <w:rPr>
+          <w:rFonts w:ascii="Arial" w:eastAsia="宋体" w:hAnsi="Arial" w:cs="Arial"/>
+          <w:sz w:val="22"/>
+          <w:szCs w:val="22"/>
+          <w:lang w:val="en-US" w:eastAsia="zh-CN"/>
+        </w:rPr>
+        <w:t>AI</w:t>
+      </w:r>
+      <w:r>
+        <w:rPr>
+          <w:rFonts w:ascii="Arial" w:eastAsia="宋体" w:hAnsi="Arial" w:cs="Arial"/>
+          <w:sz w:val="22"/>
+          <w:szCs w:val="22"/>
+          <w:lang w:val="en-US" w:eastAsia="zh-CN"/>
+        </w:rPr>
+        <w:t>系统部署挑战</w:t>
+      </w:r>
+    </w:p>
+    <w:p>
+      <w:pPr>
+        <w:rPr>
+          <w:rFonts w:ascii="Arial" w:eastAsia="宋体" w:hAnsi="Arial" w:cs="Arial"/>
+          <w:sz w:val="22"/>
+          <w:szCs w:val="22"/>
+          <w:lang w:val="en-US" w:eastAsia="zh-CN"/>
+        </w:rPr>
+      </w:pPr>
+      <w:r>
+        <w:rPr>
+          <w:rFonts w:ascii="Arial" w:eastAsia="宋体" w:hAnsi="Arial" w:cs="Arial"/>
+          <w:sz w:val="22"/>
+          <w:szCs w:val="22"/>
+          <w:lang w:val="en-US" w:eastAsia="zh-CN"/>
+        </w:rPr>
+        <w:t>第三章</w:t>
+      </w:r>
+      <w:r>
+        <w:rPr>
+          <w:rFonts w:ascii="Arial" w:eastAsia="宋体" w:hAnsi="Arial" w:cs="Arial"/>
+          <w:sz w:val="22"/>
+          <w:szCs w:val="22"/>
+          <w:lang w:val="en-US" w:eastAsia="zh-CN"/>
+        </w:rPr>
+        <w:t xml:space="preserve"> </w:t>
+      </w:r>
+      <w:r>
+        <w:rPr>
+          <w:rFonts w:ascii="Arial" w:eastAsia="宋体" w:hAnsi="Arial" w:cs="Arial"/>
+          <w:sz w:val="22"/>
+          <w:szCs w:val="22"/>
+          <w:lang w:val="en-US" w:eastAsia="zh-CN"/>
+        </w:rPr>
+        <w:t>系统设计</w:t>
+      </w:r>
+    </w:p>
+    <w:p>
+      <w:pPr>
+        <w:numPr>
+          <w:ilvl w:val="0"/>
+          <w:numId w:val="31"/>
+        </w:numPr>
+        <w:rPr>
+          <w:rFonts w:ascii="Arial" w:eastAsia="宋体" w:hAnsi="Arial" w:cs="Arial"/>
+          <w:sz w:val="22"/>
+          <w:szCs w:val="22"/>
+          <w:lang w:val="en-US" w:eastAsia="zh-CN"/>
+        </w:rPr>
+      </w:pPr>
+      <w:r>
+        <w:rPr>
+          <w:rFonts w:ascii="Arial" w:eastAsia="宋体" w:hAnsi="Arial" w:cs="Arial"/>
+          <w:sz w:val="22"/>
+          <w:szCs w:val="22"/>
+          <w:lang w:val="en-US" w:eastAsia="zh-CN"/>
+        </w:rPr>
+        <w:t>整体架构</w:t>
+      </w:r>
+    </w:p>
+    <w:p>
+      <w:pPr>
+        <w:numPr>
+          <w:ilvl w:val="0"/>
+          <w:numId w:val="31"/>
+        </w:numPr>
+        <w:rPr>
+          <w:rFonts w:ascii="Arial" w:eastAsia="宋体" w:hAnsi="Arial" w:cs="Arial"/>
+          <w:sz w:val="22"/>
+          <w:szCs w:val="22"/>
+          <w:lang w:val="en-US" w:eastAsia="zh-CN"/>
+        </w:rPr>
+      </w:pPr>
+      <w:r>
+        <w:rPr>
+          <w:rFonts w:ascii="Arial" w:eastAsia="宋体" w:hAnsi="Arial" w:cs="Arial"/>
+          <w:sz w:val="22"/>
+          <w:szCs w:val="22"/>
+          <w:lang w:val="en-US" w:eastAsia="zh-CN"/>
+        </w:rPr>
+        <w:t>模型集成方案</w:t>
+      </w:r>
+    </w:p>
+    <w:p>
+      <w:pPr>
+        <w:numPr>
+          <w:ilvl w:val="0"/>
+          <w:numId w:val="31"/>
+        </w:numPr>
+        <w:rPr>
+          <w:rFonts w:ascii="Arial" w:eastAsia="宋体" w:hAnsi="Arial" w:cs="Arial"/>
+          <w:sz w:val="22"/>
+          <w:szCs w:val="22"/>
+          <w:lang w:val="en-US" w:eastAsia="zh-CN"/>
+        </w:rPr>
+      </w:pPr>
+      <w:r>
+        <w:rPr>
+          <w:rFonts w:ascii="Arial" w:eastAsia="宋体" w:hAnsi="Arial" w:cs="Arial"/>
+          <w:sz w:val="22"/>
+          <w:szCs w:val="22"/>
+          <w:lang w:val="en-US" w:eastAsia="zh-CN"/>
+        </w:rPr>
+        <w:t>UI</w:t>
+      </w:r>
+      <w:r>
+        <w:rPr>
+          <w:rFonts w:ascii="Arial" w:eastAsia="宋体" w:hAnsi="Arial" w:cs="Arial"/>
+          <w:sz w:val="22"/>
+          <w:szCs w:val="22"/>
+          <w:lang w:val="en-US" w:eastAsia="zh-CN"/>
+        </w:rPr>
+        <w:t>设计逻辑</w:t>
+      </w:r>
+    </w:p>
+    <w:p>
+      <w:pPr>
+        <w:rPr>
+          <w:rFonts w:ascii="Arial" w:eastAsia="宋体" w:hAnsi="Arial" w:cs="Arial"/>
+          <w:sz w:val="22"/>
+          <w:szCs w:val="22"/>
+          <w:lang w:val="en-US" w:eastAsia="zh-CN"/>
+        </w:rPr>
+      </w:pPr>
+      <w:r>
+        <w:rPr>
+          <w:rFonts w:ascii="Arial" w:eastAsia="宋体" w:hAnsi="Arial" w:cs="Arial"/>
+          <w:sz w:val="22"/>
+          <w:szCs w:val="22"/>
+          <w:lang w:val="en-US" w:eastAsia="zh-CN"/>
+        </w:rPr>
+        <w:t>第四章</w:t>
+      </w:r>
+      <w:r>
+        <w:rPr>
+          <w:rFonts w:ascii="Arial" w:eastAsia="宋体" w:hAnsi="Arial" w:cs="Arial"/>
+          <w:sz w:val="22"/>
+          <w:szCs w:val="22"/>
+          <w:lang w:val="en-US" w:eastAsia="zh-CN"/>
+        </w:rPr>
+        <w:t xml:space="preserve"> </w:t>
+      </w:r>
+      <w:r>
+        <w:rPr>
+          <w:rFonts w:ascii="Arial" w:eastAsia="宋体" w:hAnsi="Arial" w:cs="Arial"/>
+          <w:sz w:val="22"/>
+          <w:szCs w:val="22"/>
+          <w:lang w:val="en-US" w:eastAsia="zh-CN"/>
+        </w:rPr>
+        <w:t>系统实现</w:t>
+      </w:r>
+    </w:p>
+    <w:p>
+      <w:pPr>
+        <w:numPr>
+          <w:ilvl w:val="0"/>
+          <w:numId w:val="32"/>
+        </w:numPr>
+        <w:rPr>
+          <w:rFonts w:ascii="Arial" w:eastAsia="宋体" w:hAnsi="Arial" w:cs="Arial"/>
+          <w:sz w:val="22"/>
+          <w:szCs w:val="22"/>
+          <w:lang w:val="en-US" w:eastAsia="zh-CN"/>
+        </w:rPr>
+      </w:pPr>
+      <w:proofErr w:type="spellStart"/>
+      <w:r>
+        <w:rPr>
+          <w:rFonts w:ascii="Arial" w:eastAsia="宋体" w:hAnsi="Arial" w:cs="Arial"/>
+          <w:sz w:val="22"/>
+          <w:szCs w:val="22"/>
+          <w:lang w:val="en-US" w:eastAsia="zh-CN"/>
+        </w:rPr>
+        <w:t>CMake</w:t>
+      </w:r>
+      <w:proofErr w:type="spellEnd"/>
+      <w:r>
+        <w:rPr>
+          <w:rFonts w:ascii="Arial" w:eastAsia="宋体" w:hAnsi="Arial" w:cs="Arial"/>
+          <w:sz w:val="22"/>
+          <w:szCs w:val="22"/>
+          <w:lang w:val="en-US" w:eastAsia="zh-CN"/>
+        </w:rPr>
+        <w:t xml:space="preserve"> </w:t>
+      </w:r>
+      <w:r>
+        <w:rPr>
+          <w:rFonts w:ascii="Arial" w:eastAsia="宋体" w:hAnsi="Arial" w:cs="Arial"/>
+          <w:sz w:val="22"/>
+          <w:szCs w:val="22"/>
+          <w:lang w:val="en-US" w:eastAsia="zh-CN"/>
+        </w:rPr>
+        <w:t>构建流程</w:t>
+      </w:r>
+    </w:p>
+    <w:p>
+      <w:pPr>
+        <w:numPr>
+          <w:ilvl w:val="0"/>
+          <w:numId w:val="32"/>
+        </w:numPr>
+        <w:rPr>
+          <w:rFonts w:ascii="Arial" w:eastAsia="宋体" w:hAnsi="Arial" w:cs="Arial"/>
+          <w:sz w:val="22"/>
+          <w:szCs w:val="22"/>
+          <w:lang w:val="en-US" w:eastAsia="zh-CN"/>
+        </w:rPr>
+      </w:pPr>
+      <w:r>
+        <w:rPr>
+          <w:rFonts w:ascii="Arial" w:eastAsia="宋体" w:hAnsi="Arial" w:cs="Arial"/>
+          <w:sz w:val="22"/>
+          <w:szCs w:val="22"/>
+          <w:lang w:val="en-US" w:eastAsia="zh-CN"/>
+        </w:rPr>
+        <w:t>模型加载机制</w:t>
+      </w:r>
+    </w:p>
+    <w:p>
+      <w:pPr>
+        <w:numPr>
+          <w:ilvl w:val="0"/>
+          <w:numId w:val="32"/>
+        </w:numPr>
+        <w:rPr>
+          <w:rFonts w:ascii="Arial" w:eastAsia="宋体" w:hAnsi="Arial" w:cs="Arial"/>
+          <w:sz w:val="22"/>
+          <w:szCs w:val="22"/>
+          <w:lang w:val="en-US" w:eastAsia="zh-CN"/>
+        </w:rPr>
+      </w:pPr>
+      <w:r>
+        <w:rPr>
+          <w:rFonts w:ascii="Arial" w:eastAsia="宋体" w:hAnsi="Arial" w:cs="Arial"/>
+          <w:sz w:val="22"/>
+          <w:szCs w:val="22"/>
+          <w:lang w:val="en-US" w:eastAsia="zh-CN"/>
+        </w:rPr>
+        <w:t>参数优化过程</w:t>
+      </w:r>
+    </w:p>
+    <w:p>
+      <w:pPr>
+        <w:numPr>
+          <w:ilvl w:val="0"/>
+          <w:numId w:val="32"/>
+        </w:numPr>
+        <w:rPr>
+          <w:rFonts w:ascii="Arial" w:eastAsia="宋体" w:hAnsi="Arial" w:cs="Arial"/>
+          <w:sz w:val="22"/>
+          <w:szCs w:val="22"/>
+          <w:lang w:val="en-US" w:eastAsia="zh-CN"/>
+        </w:rPr>
+      </w:pPr>
+      <w:r>
+        <w:rPr>
+          <w:rFonts w:ascii="Arial" w:eastAsia="宋体" w:hAnsi="Arial" w:cs="Arial"/>
+          <w:sz w:val="22"/>
+          <w:szCs w:val="22"/>
+          <w:lang w:val="en-US" w:eastAsia="zh-CN"/>
+        </w:rPr>
+        <w:t>调试与问题解决</w:t>
+      </w:r>
+    </w:p>
+    <w:p>
+      <w:pPr>
+        <w:rPr>
+          <w:rFonts w:ascii="Arial" w:eastAsia="宋体" w:hAnsi="Arial" w:cs="Arial"/>
+          <w:sz w:val="22"/>
+          <w:szCs w:val="22"/>
+          <w:lang w:val="en-US" w:eastAsia="zh-CN"/>
+        </w:rPr>
+      </w:pPr>
+      <w:r>
+        <w:rPr>
+          <w:rFonts w:ascii="Arial" w:eastAsia="宋体" w:hAnsi="Arial" w:cs="Arial"/>
+          <w:sz w:val="22"/>
+          <w:szCs w:val="22"/>
+          <w:lang w:val="en-US" w:eastAsia="zh-CN"/>
+        </w:rPr>
+        <w:t>第五章</w:t>
+      </w:r>
+      <w:r>
+        <w:rPr>
+          <w:rFonts w:ascii="Arial" w:eastAsia="宋体" w:hAnsi="Arial" w:cs="Arial"/>
+          <w:sz w:val="22"/>
+          <w:szCs w:val="22"/>
+          <w:lang w:val="en-US" w:eastAsia="zh-CN"/>
+        </w:rPr>
+        <w:t xml:space="preserve"> </w:t>
+      </w:r>
+      <w:r>
+        <w:rPr>
+          <w:rFonts w:ascii="Arial" w:eastAsia="宋体" w:hAnsi="Arial" w:cs="Arial"/>
+          <w:sz w:val="22"/>
+          <w:szCs w:val="22"/>
+          <w:lang w:val="en-US" w:eastAsia="zh-CN"/>
+        </w:rPr>
+        <w:t>测试与评估</w:t>
+      </w:r>
+    </w:p>
+    <w:p>
+      <w:pPr>
+        <w:numPr>
+          <w:ilvl w:val="0"/>
+          <w:numId w:val="33"/>
+        </w:numPr>
+        <w:rPr>
+          <w:rFonts w:ascii="Arial" w:eastAsia="宋体" w:hAnsi="Arial" w:cs="Arial"/>
+          <w:sz w:val="22"/>
+          <w:szCs w:val="22"/>
+          <w:lang w:val="en-US" w:eastAsia="zh-CN"/>
+        </w:rPr>
+      </w:pPr>
+      <w:r>
+        <w:rPr>
+          <w:rFonts w:ascii="Arial" w:eastAsia="宋体" w:hAnsi="Arial" w:cs="Arial"/>
+          <w:sz w:val="22"/>
+          <w:szCs w:val="22"/>
+          <w:lang w:val="en-US" w:eastAsia="zh-CN"/>
+        </w:rPr>
+        <w:t>性能测试</w:t>
+      </w:r>
+    </w:p>
+    <w:p>
+      <w:pPr>
+        <w:numPr>
+          <w:ilvl w:val="0"/>
+          <w:numId w:val="33"/>
+        </w:numPr>
+        <w:rPr>
+          <w:rFonts w:ascii="Arial" w:eastAsia="宋体" w:hAnsi="Arial" w:cs="Arial"/>
+          <w:sz w:val="22"/>
+          <w:szCs w:val="22"/>
+          <w:lang w:val="en-US" w:eastAsia="zh-CN"/>
+        </w:rPr>
+      </w:pPr>
+      <w:r>
+        <w:rPr>
+          <w:rFonts w:ascii="Arial" w:eastAsia="宋体" w:hAnsi="Arial" w:cs="Arial"/>
+          <w:sz w:val="22"/>
+          <w:szCs w:val="22"/>
+          <w:lang w:val="en-US" w:eastAsia="zh-CN"/>
+        </w:rPr>
+        <w:t>准确率测试</w:t>
+      </w:r>
+    </w:p>
+    <w:p>
+      <w:pPr>
+        <w:numPr>
+          <w:ilvl w:val="0"/>
+          <w:numId w:val="33"/>
+        </w:numPr>
+        <w:rPr>
+          <w:rFonts w:ascii="Arial" w:eastAsia="宋体" w:hAnsi="Arial" w:cs="Arial"/>
+          <w:sz w:val="22"/>
+          <w:szCs w:val="22"/>
+          <w:lang w:val="en-US" w:eastAsia="zh-CN"/>
+        </w:rPr>
+      </w:pPr>
+      <w:r>
+        <w:rPr>
+          <w:rFonts w:ascii="Arial" w:eastAsia="宋体" w:hAnsi="Arial" w:cs="Arial"/>
+          <w:sz w:val="22"/>
+          <w:szCs w:val="22"/>
+          <w:lang w:val="en-US" w:eastAsia="zh-CN"/>
+        </w:rPr>
+        <w:t>用户反馈分析</w:t>
+      </w:r>
+    </w:p>
+    <w:p>
+      <w:pPr>
+        <w:rPr>
+          <w:rFonts w:ascii="Arial" w:eastAsia="宋体" w:hAnsi="Arial" w:cs="Arial"/>
+          <w:sz w:val="22"/>
+          <w:szCs w:val="22"/>
+          <w:lang w:val="en-US" w:eastAsia="zh-CN"/>
+        </w:rPr>
+      </w:pPr>
+      <w:r>
+        <w:rPr>
+          <w:rFonts w:ascii="Arial" w:eastAsia="宋体" w:hAnsi="Arial" w:cs="Arial"/>
+          <w:sz w:val="22"/>
+          <w:szCs w:val="22"/>
+          <w:lang w:val="en-US" w:eastAsia="zh-CN"/>
+        </w:rPr>
+        <w:t>第六章</w:t>
+      </w:r>
+      <w:r>
+        <w:rPr>
+          <w:rFonts w:ascii="Arial" w:eastAsia="宋体" w:hAnsi="Arial" w:cs="Arial"/>
+          <w:sz w:val="22"/>
+          <w:szCs w:val="22"/>
+          <w:lang w:val="en-US" w:eastAsia="zh-CN"/>
+        </w:rPr>
+        <w:t xml:space="preserve"> </w:t>
+      </w:r>
+      <w:r>
+        <w:rPr>
+          <w:rFonts w:ascii="Arial" w:eastAsia="宋体" w:hAnsi="Arial" w:cs="Arial"/>
+          <w:sz w:val="22"/>
+          <w:szCs w:val="22"/>
+          <w:lang w:val="en-US" w:eastAsia="zh-CN"/>
+        </w:rPr>
+        <w:t>讨论</w:t>
+      </w:r>
+    </w:p>
+    <w:p>
+      <w:pPr>
+        <w:numPr>
+          <w:ilvl w:val="0"/>
+          <w:numId w:val="34"/>
+        </w:numPr>
+        <w:rPr>
+          <w:rFonts w:ascii="Arial" w:eastAsia="宋体" w:hAnsi="Arial" w:cs="Arial"/>
+          <w:sz w:val="22"/>
+          <w:szCs w:val="22"/>
+          <w:lang w:val="en-US" w:eastAsia="zh-CN"/>
+        </w:rPr>
+      </w:pPr>
+      <w:r>
+        <w:rPr>
+          <w:rFonts w:ascii="Arial" w:eastAsia="宋体" w:hAnsi="Arial" w:cs="Arial"/>
+          <w:sz w:val="22"/>
+          <w:szCs w:val="22"/>
+          <w:lang w:val="en-US" w:eastAsia="zh-CN"/>
+        </w:rPr>
+        <w:t>技术意义</w:t>
+      </w:r>
+    </w:p>
+    <w:p>
+      <w:pPr>
+        <w:numPr>
+          <w:ilvl w:val="0"/>
+          <w:numId w:val="34"/>
+        </w:numPr>
+        <w:rPr>
+          <w:rFonts w:ascii="Arial" w:eastAsia="宋体" w:hAnsi="Arial" w:cs="Arial"/>
+          <w:sz w:val="22"/>
+          <w:szCs w:val="22"/>
+          <w:lang w:val="en-US" w:eastAsia="zh-CN"/>
+        </w:rPr>
+      </w:pPr>
+      <w:r>
+        <w:rPr>
+          <w:rFonts w:ascii="Arial" w:eastAsia="宋体" w:hAnsi="Arial" w:cs="Arial"/>
+          <w:sz w:val="22"/>
+          <w:szCs w:val="22"/>
+          <w:lang w:val="en-US" w:eastAsia="zh-CN"/>
+        </w:rPr>
+        <w:t>教育应用价值</w:t>
+      </w:r>
+    </w:p>
+    <w:p>
+      <w:pPr>
+        <w:numPr>
+          <w:ilvl w:val="0"/>
+          <w:numId w:val="34"/>
+        </w:numPr>
+        <w:rPr>
+          <w:rFonts w:ascii="Arial" w:eastAsia="宋体" w:hAnsi="Arial" w:cs="Arial"/>
+          <w:sz w:val="22"/>
+          <w:szCs w:val="22"/>
+          <w:lang w:val="en-US" w:eastAsia="zh-CN"/>
+        </w:rPr>
+      </w:pPr>
+      <w:r>
+        <w:rPr>
+          <w:rFonts w:ascii="Arial" w:eastAsia="宋体" w:hAnsi="Arial" w:cs="Arial"/>
+          <w:sz w:val="22"/>
+          <w:szCs w:val="22"/>
+          <w:lang w:val="en-US" w:eastAsia="zh-CN"/>
+        </w:rPr>
+        <w:t>局限性</w:t>
+      </w:r>
+    </w:p>
+    <w:p>
+      <w:pPr>
+        <w:rPr>
+          <w:rFonts w:ascii="Arial" w:eastAsia="宋体" w:hAnsi="Arial" w:cs="Arial"/>
+          <w:sz w:val="22"/>
+          <w:szCs w:val="22"/>
+          <w:lang w:val="en-US" w:eastAsia="zh-CN"/>
+        </w:rPr>
+      </w:pPr>
+      <w:r>
+        <w:rPr>
+          <w:rFonts w:ascii="Arial" w:eastAsia="宋体" w:hAnsi="Arial" w:cs="Arial"/>
+          <w:sz w:val="22"/>
+          <w:szCs w:val="22"/>
+          <w:lang w:val="en-US" w:eastAsia="zh-CN"/>
+        </w:rPr>
+        <w:t>第七章</w:t>
+      </w:r>
+      <w:r>
+        <w:rPr>
+          <w:rFonts w:ascii="Arial" w:eastAsia="宋体" w:hAnsi="Arial" w:cs="Arial"/>
+          <w:sz w:val="22"/>
+          <w:szCs w:val="22"/>
+          <w:lang w:val="en-US" w:eastAsia="zh-CN"/>
+        </w:rPr>
+        <w:t xml:space="preserve"> </w:t>
+      </w:r>
+      <w:r>
+        <w:rPr>
+          <w:rFonts w:ascii="Arial" w:eastAsia="宋体" w:hAnsi="Arial" w:cs="Arial"/>
+          <w:sz w:val="22"/>
+          <w:szCs w:val="22"/>
+          <w:lang w:val="en-US" w:eastAsia="zh-CN"/>
+        </w:rPr>
+        <w:t>结论与未来展望</w:t>
+      </w:r>
+    </w:p>
+    <w:p>
+      <w:pPr>
+        <w:rPr>
           <w:rFonts w:ascii="Arial" w:hAnsi="Arial" w:cs="Arial"/>
           <w:sz w:val="22"/>
           <w:szCs w:val="22"/>
           <w:lang w:eastAsia="zh-CN"/>
         </w:rPr>
       </w:pPr>
-      <w:r>
-        <w:rPr>
-          <w:rFonts w:ascii="Arial" w:eastAsia="宋体" w:hAnsi="Arial" w:cs="Arial"/>
-          <w:sz w:val="22"/>
-          <w:szCs w:val="22"/>
-          <w:lang w:eastAsia="zh-CN"/>
-        </w:rPr>
-        <w:t>起草最终报告的讨论和结论章节。</w:t>
-      </w:r>
-    </w:p>
-    <w:p>
-      <w:pPr>
-        <w:rPr>
-          <w:rFonts w:ascii="Arial" w:hAnsi="Arial" w:cs="Arial"/>
-          <w:b/>
-          <w:bCs/>
-          <w:sz w:val="22"/>
-          <w:szCs w:val="22"/>
-          <w:lang w:eastAsia="zh-CN"/>
-        </w:rPr>
-      </w:pPr>
-      <w:r>
-        <w:rPr>
-          <w:rFonts w:ascii="Arial" w:eastAsia="宋体" w:hAnsi="Arial" w:cs="Arial"/>
-          <w:b/>
-          <w:bCs/>
-          <w:sz w:val="22"/>
-          <w:szCs w:val="22"/>
-          <w:lang w:eastAsia="zh-CN"/>
-        </w:rPr>
-        <w:t xml:space="preserve">3.2 </w:t>
-      </w:r>
-      <w:r>
-        <w:rPr>
-          <w:rFonts w:ascii="Arial" w:eastAsia="宋体" w:hAnsi="Arial" w:cs="Arial"/>
-          <w:b/>
-          <w:bCs/>
-          <w:sz w:val="22"/>
-          <w:szCs w:val="22"/>
-          <w:lang w:eastAsia="zh-CN"/>
-        </w:rPr>
-        <w:t>最终报告草案大纲</w:t>
-      </w:r>
-    </w:p>
-    <w:p>
-      <w:pPr>
-        <w:rPr>
-          <w:rFonts w:ascii="Arial" w:hAnsi="Arial" w:cs="Arial"/>
-          <w:sz w:val="22"/>
-          <w:szCs w:val="22"/>
-          <w:lang w:eastAsia="zh-CN"/>
-        </w:rPr>
-      </w:pPr>
-      <w:r>
-        <w:rPr>
-          <w:rFonts w:ascii="Arial" w:eastAsia="宋体" w:hAnsi="Arial" w:cs="Arial"/>
-          <w:sz w:val="22"/>
-          <w:szCs w:val="22"/>
-          <w:lang w:eastAsia="zh-CN"/>
-        </w:rPr>
-        <w:t>为你的论文或最终报告提供一个结构化的计划。章节标题和观点应根据你的项目量身定制，展示对作品的深入理解，避免泛泛而谈的标题。你也可以参考修订后的</w:t>
-      </w:r>
-      <w:proofErr w:type="gramStart"/>
-      <w:r>
-        <w:rPr>
-          <w:rFonts w:ascii="Arial" w:eastAsia="宋体" w:hAnsi="Arial" w:cs="Arial"/>
-          <w:sz w:val="22"/>
-          <w:szCs w:val="22"/>
-          <w:lang w:eastAsia="zh-CN"/>
-        </w:rPr>
-        <w:t>临时项目</w:t>
-      </w:r>
-      <w:proofErr w:type="gramEnd"/>
-      <w:r>
-        <w:rPr>
-          <w:rFonts w:ascii="Arial" w:eastAsia="宋体" w:hAnsi="Arial" w:cs="Arial"/>
-          <w:sz w:val="22"/>
-          <w:szCs w:val="22"/>
-          <w:lang w:eastAsia="zh-CN"/>
-        </w:rPr>
-        <w:t>报告中的标题。</w:t>
-      </w:r>
     </w:p>
     <w:sectPr>
-      <w:headerReference w:type="default" r:id="rId7"/>
+      <w:headerReference w:type="default" r:id="rId8"/>
       <w:type w:val="continuous"/>
       <w:pgSz w:w="11910" w:h="16840"/>
       <w:pgMar w:top="2365" w:right="1361" w:bottom="1361" w:left="1361" w:header="992" w:footer="987" w:gutter="567"/>
@@ -1957,6 +3961,304 @@
     </w:lvl>
   </w:abstractNum>
   <w:abstractNum w:abstractNumId="1" w15:restartNumberingAfterBreak="0">
+    <w:nsid w:val="005A269F"/>
+    <w:multiLevelType w:val="multilevel"/>
+    <w:tmpl w:val="A8B8379C"/>
+    <w:lvl w:ilvl="0">
+      <w:start w:val="1"/>
+      <w:numFmt w:val="bullet"/>
+      <w:lvlText w:val=""/>
+      <w:lvlJc w:val="left"/>
+      <w:pPr>
+        <w:tabs>
+          <w:tab w:val="num" w:pos="720"/>
+        </w:tabs>
+        <w:ind w:left="720" w:hanging="360"/>
+      </w:pPr>
+      <w:rPr>
+        <w:rFonts w:ascii="Symbol" w:hAnsi="Symbol" w:hint="default"/>
+        <w:sz w:val="20"/>
+      </w:rPr>
+    </w:lvl>
+    <w:lvl w:ilvl="1" w:tentative="1">
+      <w:start w:val="1"/>
+      <w:numFmt w:val="bullet"/>
+      <w:lvlText w:val="o"/>
+      <w:lvlJc w:val="left"/>
+      <w:pPr>
+        <w:tabs>
+          <w:tab w:val="num" w:pos="1440"/>
+        </w:tabs>
+        <w:ind w:left="1440" w:hanging="360"/>
+      </w:pPr>
+      <w:rPr>
+        <w:rFonts w:ascii="Courier New" w:hAnsi="Courier New" w:hint="default"/>
+        <w:sz w:val="20"/>
+      </w:rPr>
+    </w:lvl>
+    <w:lvl w:ilvl="2" w:tentative="1">
+      <w:start w:val="1"/>
+      <w:numFmt w:val="bullet"/>
+      <w:lvlText w:val=""/>
+      <w:lvlJc w:val="left"/>
+      <w:pPr>
+        <w:tabs>
+          <w:tab w:val="num" w:pos="2160"/>
+        </w:tabs>
+        <w:ind w:left="2160" w:hanging="360"/>
+      </w:pPr>
+      <w:rPr>
+        <w:rFonts w:ascii="Wingdings" w:hAnsi="Wingdings" w:hint="default"/>
+        <w:sz w:val="20"/>
+      </w:rPr>
+    </w:lvl>
+    <w:lvl w:ilvl="3" w:tentative="1">
+      <w:start w:val="1"/>
+      <w:numFmt w:val="bullet"/>
+      <w:lvlText w:val=""/>
+      <w:lvlJc w:val="left"/>
+      <w:pPr>
+        <w:tabs>
+          <w:tab w:val="num" w:pos="2880"/>
+        </w:tabs>
+        <w:ind w:left="2880" w:hanging="360"/>
+      </w:pPr>
+      <w:rPr>
+        <w:rFonts w:ascii="Wingdings" w:hAnsi="Wingdings" w:hint="default"/>
+        <w:sz w:val="20"/>
+      </w:rPr>
+    </w:lvl>
+    <w:lvl w:ilvl="4" w:tentative="1">
+      <w:start w:val="1"/>
+      <w:numFmt w:val="bullet"/>
+      <w:lvlText w:val=""/>
+      <w:lvlJc w:val="left"/>
+      <w:pPr>
+        <w:tabs>
+          <w:tab w:val="num" w:pos="3600"/>
+        </w:tabs>
+        <w:ind w:left="3600" w:hanging="360"/>
+      </w:pPr>
+      <w:rPr>
+        <w:rFonts w:ascii="Wingdings" w:hAnsi="Wingdings" w:hint="default"/>
+        <w:sz w:val="20"/>
+      </w:rPr>
+    </w:lvl>
+    <w:lvl w:ilvl="5" w:tentative="1">
+      <w:start w:val="1"/>
+      <w:numFmt w:val="bullet"/>
+      <w:lvlText w:val=""/>
+      <w:lvlJc w:val="left"/>
+      <w:pPr>
+        <w:tabs>
+          <w:tab w:val="num" w:pos="4320"/>
+        </w:tabs>
+        <w:ind w:left="4320" w:hanging="360"/>
+      </w:pPr>
+      <w:rPr>
+        <w:rFonts w:ascii="Wingdings" w:hAnsi="Wingdings" w:hint="default"/>
+        <w:sz w:val="20"/>
+      </w:rPr>
+    </w:lvl>
+    <w:lvl w:ilvl="6" w:tentative="1">
+      <w:start w:val="1"/>
+      <w:numFmt w:val="bullet"/>
+      <w:lvlText w:val=""/>
+      <w:lvlJc w:val="left"/>
+      <w:pPr>
+        <w:tabs>
+          <w:tab w:val="num" w:pos="5040"/>
+        </w:tabs>
+        <w:ind w:left="5040" w:hanging="360"/>
+      </w:pPr>
+      <w:rPr>
+        <w:rFonts w:ascii="Wingdings" w:hAnsi="Wingdings" w:hint="default"/>
+        <w:sz w:val="20"/>
+      </w:rPr>
+    </w:lvl>
+    <w:lvl w:ilvl="7" w:tentative="1">
+      <w:start w:val="1"/>
+      <w:numFmt w:val="bullet"/>
+      <w:lvlText w:val=""/>
+      <w:lvlJc w:val="left"/>
+      <w:pPr>
+        <w:tabs>
+          <w:tab w:val="num" w:pos="5760"/>
+        </w:tabs>
+        <w:ind w:left="5760" w:hanging="360"/>
+      </w:pPr>
+      <w:rPr>
+        <w:rFonts w:ascii="Wingdings" w:hAnsi="Wingdings" w:hint="default"/>
+        <w:sz w:val="20"/>
+      </w:rPr>
+    </w:lvl>
+    <w:lvl w:ilvl="8" w:tentative="1">
+      <w:start w:val="1"/>
+      <w:numFmt w:val="bullet"/>
+      <w:lvlText w:val=""/>
+      <w:lvlJc w:val="left"/>
+      <w:pPr>
+        <w:tabs>
+          <w:tab w:val="num" w:pos="6480"/>
+        </w:tabs>
+        <w:ind w:left="6480" w:hanging="360"/>
+      </w:pPr>
+      <w:rPr>
+        <w:rFonts w:ascii="Wingdings" w:hAnsi="Wingdings" w:hint="default"/>
+        <w:sz w:val="20"/>
+      </w:rPr>
+    </w:lvl>
+  </w:abstractNum>
+  <w:abstractNum w:abstractNumId="2" w15:restartNumberingAfterBreak="0">
+    <w:nsid w:val="0EA86B1A"/>
+    <w:multiLevelType w:val="multilevel"/>
+    <w:tmpl w:val="4022A890"/>
+    <w:lvl w:ilvl="0">
+      <w:start w:val="1"/>
+      <w:numFmt w:val="bullet"/>
+      <w:lvlText w:val=""/>
+      <w:lvlJc w:val="left"/>
+      <w:pPr>
+        <w:tabs>
+          <w:tab w:val="num" w:pos="720"/>
+        </w:tabs>
+        <w:ind w:left="720" w:hanging="360"/>
+      </w:pPr>
+      <w:rPr>
+        <w:rFonts w:ascii="Symbol" w:hAnsi="Symbol" w:hint="default"/>
+        <w:sz w:val="20"/>
+      </w:rPr>
+    </w:lvl>
+    <w:lvl w:ilvl="1" w:tentative="1">
+      <w:start w:val="1"/>
+      <w:numFmt w:val="bullet"/>
+      <w:lvlText w:val="o"/>
+      <w:lvlJc w:val="left"/>
+      <w:pPr>
+        <w:tabs>
+          <w:tab w:val="num" w:pos="1440"/>
+        </w:tabs>
+        <w:ind w:left="1440" w:hanging="360"/>
+      </w:pPr>
+      <w:rPr>
+        <w:rFonts w:ascii="Courier New" w:hAnsi="Courier New" w:hint="default"/>
+        <w:sz w:val="20"/>
+      </w:rPr>
+    </w:lvl>
+    <w:lvl w:ilvl="2" w:tentative="1">
+      <w:start w:val="1"/>
+      <w:numFmt w:val="bullet"/>
+      <w:lvlText w:val=""/>
+      <w:lvlJc w:val="left"/>
+      <w:pPr>
+        <w:tabs>
+          <w:tab w:val="num" w:pos="2160"/>
+        </w:tabs>
+        <w:ind w:left="2160" w:hanging="360"/>
+      </w:pPr>
+      <w:rPr>
+        <w:rFonts w:ascii="Wingdings" w:hAnsi="Wingdings" w:hint="default"/>
+        <w:sz w:val="20"/>
+      </w:rPr>
+    </w:lvl>
+    <w:lvl w:ilvl="3" w:tentative="1">
+      <w:start w:val="1"/>
+      <w:numFmt w:val="bullet"/>
+      <w:lvlText w:val=""/>
+      <w:lvlJc w:val="left"/>
+      <w:pPr>
+        <w:tabs>
+          <w:tab w:val="num" w:pos="2880"/>
+        </w:tabs>
+        <w:ind w:left="2880" w:hanging="360"/>
+      </w:pPr>
+      <w:rPr>
+        <w:rFonts w:ascii="Wingdings" w:hAnsi="Wingdings" w:hint="default"/>
+        <w:sz w:val="20"/>
+      </w:rPr>
+    </w:lvl>
+    <w:lvl w:ilvl="4" w:tentative="1">
+      <w:start w:val="1"/>
+      <w:numFmt w:val="bullet"/>
+      <w:lvlText w:val=""/>
+      <w:lvlJc w:val="left"/>
+      <w:pPr>
+        <w:tabs>
+          <w:tab w:val="num" w:pos="3600"/>
+        </w:tabs>
+        <w:ind w:left="3600" w:hanging="360"/>
+      </w:pPr>
+      <w:rPr>
+        <w:rFonts w:ascii="Wingdings" w:hAnsi="Wingdings" w:hint="default"/>
+        <w:sz w:val="20"/>
+      </w:rPr>
+    </w:lvl>
+    <w:lvl w:ilvl="5" w:tentative="1">
+      <w:start w:val="1"/>
+      <w:numFmt w:val="bullet"/>
+      <w:lvlText w:val=""/>
+      <w:lvlJc w:val="left"/>
+      <w:pPr>
+        <w:tabs>
+          <w:tab w:val="num" w:pos="4320"/>
+        </w:tabs>
+        <w:ind w:left="4320" w:hanging="360"/>
+      </w:pPr>
+      <w:rPr>
+        <w:rFonts w:ascii="Wingdings" w:hAnsi="Wingdings" w:hint="default"/>
+        <w:sz w:val="20"/>
+      </w:rPr>
+    </w:lvl>
+    <w:lvl w:ilvl="6" w:tentative="1">
+      <w:start w:val="1"/>
+      <w:numFmt w:val="bullet"/>
+      <w:lvlText w:val=""/>
+      <w:lvlJc w:val="left"/>
+      <w:pPr>
+        <w:tabs>
+          <w:tab w:val="num" w:pos="5040"/>
+        </w:tabs>
+        <w:ind w:left="5040" w:hanging="360"/>
+      </w:pPr>
+      <w:rPr>
+        <w:rFonts w:ascii="Wingdings" w:hAnsi="Wingdings" w:hint="default"/>
+        <w:sz w:val="20"/>
+      </w:rPr>
+    </w:lvl>
+    <w:lvl w:ilvl="7" w:tentative="1">
+      <w:start w:val="1"/>
+      <w:numFmt w:val="bullet"/>
+      <w:lvlText w:val=""/>
+      <w:lvlJc w:val="left"/>
+      <w:pPr>
+        <w:tabs>
+          <w:tab w:val="num" w:pos="5760"/>
+        </w:tabs>
+        <w:ind w:left="5760" w:hanging="360"/>
+      </w:pPr>
+      <w:rPr>
+        <w:rFonts w:ascii="Wingdings" w:hAnsi="Wingdings" w:hint="default"/>
+        <w:sz w:val="20"/>
+      </w:rPr>
+    </w:lvl>
+    <w:lvl w:ilvl="8" w:tentative="1">
+      <w:start w:val="1"/>
+      <w:numFmt w:val="bullet"/>
+      <w:lvlText w:val=""/>
+      <w:lvlJc w:val="left"/>
+      <w:pPr>
+        <w:tabs>
+          <w:tab w:val="num" w:pos="6480"/>
+        </w:tabs>
+        <w:ind w:left="6480" w:hanging="360"/>
+      </w:pPr>
+      <w:rPr>
+        <w:rFonts w:ascii="Wingdings" w:hAnsi="Wingdings" w:hint="default"/>
+        <w:sz w:val="20"/>
+      </w:rPr>
+    </w:lvl>
+  </w:abstractNum>
+  <w:abstractNum w:abstractNumId="3" w15:restartNumberingAfterBreak="0">
     <w:nsid w:val="15F1005F"/>
     <w:multiLevelType w:val="multilevel"/>
     <w:tmpl w:val="DD4431F0"/>
@@ -2069,7 +4371,156 @@
       </w:rPr>
     </w:lvl>
   </w:abstractNum>
-  <w:abstractNum w:abstractNumId="2" w15:restartNumberingAfterBreak="0">
+  <w:abstractNum w:abstractNumId="4" w15:restartNumberingAfterBreak="0">
+    <w:nsid w:val="1A1543CE"/>
+    <w:multiLevelType w:val="multilevel"/>
+    <w:tmpl w:val="D3A871DE"/>
+    <w:lvl w:ilvl="0">
+      <w:start w:val="1"/>
+      <w:numFmt w:val="bullet"/>
+      <w:lvlText w:val=""/>
+      <w:lvlJc w:val="left"/>
+      <w:pPr>
+        <w:tabs>
+          <w:tab w:val="num" w:pos="720"/>
+        </w:tabs>
+        <w:ind w:left="720" w:hanging="360"/>
+      </w:pPr>
+      <w:rPr>
+        <w:rFonts w:ascii="Symbol" w:hAnsi="Symbol" w:hint="default"/>
+        <w:sz w:val="20"/>
+      </w:rPr>
+    </w:lvl>
+    <w:lvl w:ilvl="1" w:tentative="1">
+      <w:start w:val="1"/>
+      <w:numFmt w:val="bullet"/>
+      <w:lvlText w:val="o"/>
+      <w:lvlJc w:val="left"/>
+      <w:pPr>
+        <w:tabs>
+          <w:tab w:val="num" w:pos="1440"/>
+        </w:tabs>
+        <w:ind w:left="1440" w:hanging="360"/>
+      </w:pPr>
+      <w:rPr>
+        <w:rFonts w:ascii="Courier New" w:hAnsi="Courier New" w:hint="default"/>
+        <w:sz w:val="20"/>
+      </w:rPr>
+    </w:lvl>
+    <w:lvl w:ilvl="2" w:tentative="1">
+      <w:start w:val="1"/>
+      <w:numFmt w:val="bullet"/>
+      <w:lvlText w:val=""/>
+      <w:lvlJc w:val="left"/>
+      <w:pPr>
+        <w:tabs>
+          <w:tab w:val="num" w:pos="2160"/>
+        </w:tabs>
+        <w:ind w:left="2160" w:hanging="360"/>
+      </w:pPr>
+      <w:rPr>
+        <w:rFonts w:ascii="Wingdings" w:hAnsi="Wingdings" w:hint="default"/>
+        <w:sz w:val="20"/>
+      </w:rPr>
+    </w:lvl>
+    <w:lvl w:ilvl="3" w:tentative="1">
+      <w:start w:val="1"/>
+      <w:numFmt w:val="bullet"/>
+      <w:lvlText w:val=""/>
+      <w:lvlJc w:val="left"/>
+      <w:pPr>
+        <w:tabs>
+          <w:tab w:val="num" w:pos="2880"/>
+        </w:tabs>
+        <w:ind w:left="2880" w:hanging="360"/>
+      </w:pPr>
+      <w:rPr>
+        <w:rFonts w:ascii="Wingdings" w:hAnsi="Wingdings" w:hint="default"/>
+        <w:sz w:val="20"/>
+      </w:rPr>
+    </w:lvl>
+    <w:lvl w:ilvl="4" w:tentative="1">
+      <w:start w:val="1"/>
+      <w:numFmt w:val="bullet"/>
+      <w:lvlText w:val=""/>
+      <w:lvlJc w:val="left"/>
+      <w:pPr>
+        <w:tabs>
+          <w:tab w:val="num" w:pos="3600"/>
+        </w:tabs>
+        <w:ind w:left="3600" w:hanging="360"/>
+      </w:pPr>
+      <w:rPr>
+        <w:rFonts w:ascii="Wingdings" w:hAnsi="Wingdings" w:hint="default"/>
+        <w:sz w:val="20"/>
+      </w:rPr>
+    </w:lvl>
+    <w:lvl w:ilvl="5" w:tentative="1">
+      <w:start w:val="1"/>
+      <w:numFmt w:val="bullet"/>
+      <w:lvlText w:val=""/>
+      <w:lvlJc w:val="left"/>
+      <w:pPr>
+        <w:tabs>
+          <w:tab w:val="num" w:pos="4320"/>
+        </w:tabs>
+        <w:ind w:left="4320" w:hanging="360"/>
+      </w:pPr>
+      <w:rPr>
+        <w:rFonts w:ascii="Wingdings" w:hAnsi="Wingdings" w:hint="default"/>
+        <w:sz w:val="20"/>
+      </w:rPr>
+    </w:lvl>
+    <w:lvl w:ilvl="6" w:tentative="1">
+      <w:start w:val="1"/>
+      <w:numFmt w:val="bullet"/>
+      <w:lvlText w:val=""/>
+      <w:lvlJc w:val="left"/>
+      <w:pPr>
+        <w:tabs>
+          <w:tab w:val="num" w:pos="5040"/>
+        </w:tabs>
+        <w:ind w:left="5040" w:hanging="360"/>
+      </w:pPr>
+      <w:rPr>
+        <w:rFonts w:ascii="Wingdings" w:hAnsi="Wingdings" w:hint="default"/>
+        <w:sz w:val="20"/>
+      </w:rPr>
+    </w:lvl>
+    <w:lvl w:ilvl="7" w:tentative="1">
+      <w:start w:val="1"/>
+      <w:numFmt w:val="bullet"/>
+      <w:lvlText w:val=""/>
+      <w:lvlJc w:val="left"/>
+      <w:pPr>
+        <w:tabs>
+          <w:tab w:val="num" w:pos="5760"/>
+        </w:tabs>
+        <w:ind w:left="5760" w:hanging="360"/>
+      </w:pPr>
+      <w:rPr>
+        <w:rFonts w:ascii="Wingdings" w:hAnsi="Wingdings" w:hint="default"/>
+        <w:sz w:val="20"/>
+      </w:rPr>
+    </w:lvl>
+    <w:lvl w:ilvl="8" w:tentative="1">
+      <w:start w:val="1"/>
+      <w:numFmt w:val="bullet"/>
+      <w:lvlText w:val=""/>
+      <w:lvlJc w:val="left"/>
+      <w:pPr>
+        <w:tabs>
+          <w:tab w:val="num" w:pos="6480"/>
+        </w:tabs>
+        <w:ind w:left="6480" w:hanging="360"/>
+      </w:pPr>
+      <w:rPr>
+        <w:rFonts w:ascii="Wingdings" w:hAnsi="Wingdings" w:hint="default"/>
+        <w:sz w:val="20"/>
+      </w:rPr>
+    </w:lvl>
+  </w:abstractNum>
+  <w:abstractNum w:abstractNumId="5" w15:restartNumberingAfterBreak="0">
     <w:nsid w:val="2604274C"/>
     <w:multiLevelType w:val="hybridMultilevel"/>
     <w:tmpl w:val="931C3AE6"/>
@@ -2182,7 +4633,156 @@
       </w:rPr>
     </w:lvl>
   </w:abstractNum>
-  <w:abstractNum w:abstractNumId="3" w15:restartNumberingAfterBreak="0">
+  <w:abstractNum w:abstractNumId="6" w15:restartNumberingAfterBreak="0">
+    <w:nsid w:val="2ADB5B7F"/>
+    <w:multiLevelType w:val="multilevel"/>
+    <w:tmpl w:val="C9B80B00"/>
+    <w:lvl w:ilvl="0">
+      <w:start w:val="1"/>
+      <w:numFmt w:val="bullet"/>
+      <w:lvlText w:val=""/>
+      <w:lvlJc w:val="left"/>
+      <w:pPr>
+        <w:tabs>
+          <w:tab w:val="num" w:pos="720"/>
+        </w:tabs>
+        <w:ind w:left="720" w:hanging="360"/>
+      </w:pPr>
+      <w:rPr>
+        <w:rFonts w:ascii="Symbol" w:hAnsi="Symbol" w:hint="default"/>
+        <w:sz w:val="20"/>
+      </w:rPr>
+    </w:lvl>
+    <w:lvl w:ilvl="1" w:tentative="1">
+      <w:start w:val="1"/>
+      <w:numFmt w:val="bullet"/>
+      <w:lvlText w:val="o"/>
+      <w:lvlJc w:val="left"/>
+      <w:pPr>
+        <w:tabs>
+          <w:tab w:val="num" w:pos="1440"/>
+        </w:tabs>
+        <w:ind w:left="1440" w:hanging="360"/>
+      </w:pPr>
+      <w:rPr>
+        <w:rFonts w:ascii="Courier New" w:hAnsi="Courier New" w:hint="default"/>
+        <w:sz w:val="20"/>
+      </w:rPr>
+    </w:lvl>
+    <w:lvl w:ilvl="2" w:tentative="1">
+      <w:start w:val="1"/>
+      <w:numFmt w:val="bullet"/>
+      <w:lvlText w:val=""/>
+      <w:lvlJc w:val="left"/>
+      <w:pPr>
+        <w:tabs>
+          <w:tab w:val="num" w:pos="2160"/>
+        </w:tabs>
+        <w:ind w:left="2160" w:hanging="360"/>
+      </w:pPr>
+      <w:rPr>
+        <w:rFonts w:ascii="Wingdings" w:hAnsi="Wingdings" w:hint="default"/>
+        <w:sz w:val="20"/>
+      </w:rPr>
+    </w:lvl>
+    <w:lvl w:ilvl="3" w:tentative="1">
+      <w:start w:val="1"/>
+      <w:numFmt w:val="bullet"/>
+      <w:lvlText w:val=""/>
+      <w:lvlJc w:val="left"/>
+      <w:pPr>
+        <w:tabs>
+          <w:tab w:val="num" w:pos="2880"/>
+        </w:tabs>
+        <w:ind w:left="2880" w:hanging="360"/>
+      </w:pPr>
+      <w:rPr>
+        <w:rFonts w:ascii="Wingdings" w:hAnsi="Wingdings" w:hint="default"/>
+        <w:sz w:val="20"/>
+      </w:rPr>
+    </w:lvl>
+    <w:lvl w:ilvl="4" w:tentative="1">
+      <w:start w:val="1"/>
+      <w:numFmt w:val="bullet"/>
+      <w:lvlText w:val=""/>
+      <w:lvlJc w:val="left"/>
+      <w:pPr>
+        <w:tabs>
+          <w:tab w:val="num" w:pos="3600"/>
+        </w:tabs>
+        <w:ind w:left="3600" w:hanging="360"/>
+      </w:pPr>
+      <w:rPr>
+        <w:rFonts w:ascii="Wingdings" w:hAnsi="Wingdings" w:hint="default"/>
+        <w:sz w:val="20"/>
+      </w:rPr>
+    </w:lvl>
+    <w:lvl w:ilvl="5" w:tentative="1">
+      <w:start w:val="1"/>
+      <w:numFmt w:val="bullet"/>
+      <w:lvlText w:val=""/>
+      <w:lvlJc w:val="left"/>
+      <w:pPr>
+        <w:tabs>
+          <w:tab w:val="num" w:pos="4320"/>
+        </w:tabs>
+        <w:ind w:left="4320" w:hanging="360"/>
+      </w:pPr>
+      <w:rPr>
+        <w:rFonts w:ascii="Wingdings" w:hAnsi="Wingdings" w:hint="default"/>
+        <w:sz w:val="20"/>
+      </w:rPr>
+    </w:lvl>
+    <w:lvl w:ilvl="6" w:tentative="1">
+      <w:start w:val="1"/>
+      <w:numFmt w:val="bullet"/>
+      <w:lvlText w:val=""/>
+      <w:lvlJc w:val="left"/>
+      <w:pPr>
+        <w:tabs>
+          <w:tab w:val="num" w:pos="5040"/>
+        </w:tabs>
+        <w:ind w:left="5040" w:hanging="360"/>
+      </w:pPr>
+      <w:rPr>
+        <w:rFonts w:ascii="Wingdings" w:hAnsi="Wingdings" w:hint="default"/>
+        <w:sz w:val="20"/>
+      </w:rPr>
+    </w:lvl>
+    <w:lvl w:ilvl="7" w:tentative="1">
+      <w:start w:val="1"/>
+      <w:numFmt w:val="bullet"/>
+      <w:lvlText w:val=""/>
+      <w:lvlJc w:val="left"/>
+      <w:pPr>
+        <w:tabs>
+          <w:tab w:val="num" w:pos="5760"/>
+        </w:tabs>
+        <w:ind w:left="5760" w:hanging="360"/>
+      </w:pPr>
+      <w:rPr>
+        <w:rFonts w:ascii="Wingdings" w:hAnsi="Wingdings" w:hint="default"/>
+        <w:sz w:val="20"/>
+      </w:rPr>
+    </w:lvl>
+    <w:lvl w:ilvl="8" w:tentative="1">
+      <w:start w:val="1"/>
+      <w:numFmt w:val="bullet"/>
+      <w:lvlText w:val=""/>
+      <w:lvlJc w:val="left"/>
+      <w:pPr>
+        <w:tabs>
+          <w:tab w:val="num" w:pos="6480"/>
+        </w:tabs>
+        <w:ind w:left="6480" w:hanging="360"/>
+      </w:pPr>
+      <w:rPr>
+        <w:rFonts w:ascii="Wingdings" w:hAnsi="Wingdings" w:hint="default"/>
+        <w:sz w:val="20"/>
+      </w:rPr>
+    </w:lvl>
+  </w:abstractNum>
+  <w:abstractNum w:abstractNumId="7" w15:restartNumberingAfterBreak="0">
     <w:nsid w:val="2AF24D3E"/>
     <w:multiLevelType w:val="multilevel"/>
     <w:tmpl w:val="34DA1C9C"/>
@@ -2331,7 +4931,7 @@
       </w:rPr>
     </w:lvl>
   </w:abstractNum>
-  <w:abstractNum w:abstractNumId="4" w15:restartNumberingAfterBreak="0">
+  <w:abstractNum w:abstractNumId="8" w15:restartNumberingAfterBreak="0">
     <w:nsid w:val="2C962721"/>
     <w:multiLevelType w:val="hybridMultilevel"/>
     <w:tmpl w:val="D91A5F82"/>
@@ -2443,7 +5043,7 @@
       </w:rPr>
     </w:lvl>
   </w:abstractNum>
-  <w:abstractNum w:abstractNumId="5" w15:restartNumberingAfterBreak="0">
+  <w:abstractNum w:abstractNumId="9" w15:restartNumberingAfterBreak="0">
     <w:nsid w:val="2E831344"/>
     <w:multiLevelType w:val="multilevel"/>
     <w:tmpl w:val="6E8E95A0"/>
@@ -2592,7 +5192,7 @@
       </w:rPr>
     </w:lvl>
   </w:abstractNum>
-  <w:abstractNum w:abstractNumId="6" w15:restartNumberingAfterBreak="0">
+  <w:abstractNum w:abstractNumId="10" w15:restartNumberingAfterBreak="0">
     <w:nsid w:val="35A370AE"/>
     <w:multiLevelType w:val="multilevel"/>
     <w:tmpl w:val="1A544EB8"/>
@@ -2741,7 +5341,156 @@
       </w:rPr>
     </w:lvl>
   </w:abstractNum>
-  <w:abstractNum w:abstractNumId="7" w15:restartNumberingAfterBreak="0">
+  <w:abstractNum w:abstractNumId="11" w15:restartNumberingAfterBreak="0">
+    <w:nsid w:val="3C9D15BF"/>
+    <w:multiLevelType w:val="multilevel"/>
+    <w:tmpl w:val="0888AF1A"/>
+    <w:lvl w:ilvl="0">
+      <w:start w:val="1"/>
+      <w:numFmt w:val="bullet"/>
+      <w:lvlText w:val=""/>
+      <w:lvlJc w:val="left"/>
+      <w:pPr>
+        <w:tabs>
+          <w:tab w:val="num" w:pos="720"/>
+        </w:tabs>
+        <w:ind w:left="720" w:hanging="360"/>
+      </w:pPr>
+      <w:rPr>
+        <w:rFonts w:ascii="Symbol" w:hAnsi="Symbol" w:hint="default"/>
+        <w:sz w:val="20"/>
+      </w:rPr>
+    </w:lvl>
+    <w:lvl w:ilvl="1" w:tentative="1">
+      <w:start w:val="1"/>
+      <w:numFmt w:val="bullet"/>
+      <w:lvlText w:val="o"/>
+      <w:lvlJc w:val="left"/>
+      <w:pPr>
+        <w:tabs>
+          <w:tab w:val="num" w:pos="1440"/>
+        </w:tabs>
+        <w:ind w:left="1440" w:hanging="360"/>
+      </w:pPr>
+      <w:rPr>
+        <w:rFonts w:ascii="Courier New" w:hAnsi="Courier New" w:hint="default"/>
+        <w:sz w:val="20"/>
+      </w:rPr>
+    </w:lvl>
+    <w:lvl w:ilvl="2" w:tentative="1">
+      <w:start w:val="1"/>
+      <w:numFmt w:val="bullet"/>
+      <w:lvlText w:val=""/>
+      <w:lvlJc w:val="left"/>
+      <w:pPr>
+        <w:tabs>
+          <w:tab w:val="num" w:pos="2160"/>
+        </w:tabs>
+        <w:ind w:left="2160" w:hanging="360"/>
+      </w:pPr>
+      <w:rPr>
+        <w:rFonts w:ascii="Wingdings" w:hAnsi="Wingdings" w:hint="default"/>
+        <w:sz w:val="20"/>
+      </w:rPr>
+    </w:lvl>
+    <w:lvl w:ilvl="3" w:tentative="1">
+      <w:start w:val="1"/>
+      <w:numFmt w:val="bullet"/>
+      <w:lvlText w:val=""/>
+      <w:lvlJc w:val="left"/>
+      <w:pPr>
+        <w:tabs>
+          <w:tab w:val="num" w:pos="2880"/>
+        </w:tabs>
+        <w:ind w:left="2880" w:hanging="360"/>
+      </w:pPr>
+      <w:rPr>
+        <w:rFonts w:ascii="Wingdings" w:hAnsi="Wingdings" w:hint="default"/>
+        <w:sz w:val="20"/>
+      </w:rPr>
+    </w:lvl>
+    <w:lvl w:ilvl="4" w:tentative="1">
+      <w:start w:val="1"/>
+      <w:numFmt w:val="bullet"/>
+      <w:lvlText w:val=""/>
+      <w:lvlJc w:val="left"/>
+      <w:pPr>
+        <w:tabs>
+          <w:tab w:val="num" w:pos="3600"/>
+        </w:tabs>
+        <w:ind w:left="3600" w:hanging="360"/>
+      </w:pPr>
+      <w:rPr>
+        <w:rFonts w:ascii="Wingdings" w:hAnsi="Wingdings" w:hint="default"/>
+        <w:sz w:val="20"/>
+      </w:rPr>
+    </w:lvl>
+    <w:lvl w:ilvl="5" w:tentative="1">
+      <w:start w:val="1"/>
+      <w:numFmt w:val="bullet"/>
+      <w:lvlText w:val=""/>
+      <w:lvlJc w:val="left"/>
+      <w:pPr>
+        <w:tabs>
+          <w:tab w:val="num" w:pos="4320"/>
+        </w:tabs>
+        <w:ind w:left="4320" w:hanging="360"/>
+      </w:pPr>
+      <w:rPr>
+        <w:rFonts w:ascii="Wingdings" w:hAnsi="Wingdings" w:hint="default"/>
+        <w:sz w:val="20"/>
+      </w:rPr>
+    </w:lvl>
+    <w:lvl w:ilvl="6" w:tentative="1">
+      <w:start w:val="1"/>
+      <w:numFmt w:val="bullet"/>
+      <w:lvlText w:val=""/>
+      <w:lvlJc w:val="left"/>
+      <w:pPr>
+        <w:tabs>
+          <w:tab w:val="num" w:pos="5040"/>
+        </w:tabs>
+        <w:ind w:left="5040" w:hanging="360"/>
+      </w:pPr>
+      <w:rPr>
+        <w:rFonts w:ascii="Wingdings" w:hAnsi="Wingdings" w:hint="default"/>
+        <w:sz w:val="20"/>
+      </w:rPr>
+    </w:lvl>
+    <w:lvl w:ilvl="7" w:tentative="1">
+      <w:start w:val="1"/>
+      <w:numFmt w:val="bullet"/>
+      <w:lvlText w:val=""/>
+      <w:lvlJc w:val="left"/>
+      <w:pPr>
+        <w:tabs>
+          <w:tab w:val="num" w:pos="5760"/>
+        </w:tabs>
+        <w:ind w:left="5760" w:hanging="360"/>
+      </w:pPr>
+      <w:rPr>
+        <w:rFonts w:ascii="Wingdings" w:hAnsi="Wingdings" w:hint="default"/>
+        <w:sz w:val="20"/>
+      </w:rPr>
+    </w:lvl>
+    <w:lvl w:ilvl="8" w:tentative="1">
+      <w:start w:val="1"/>
+      <w:numFmt w:val="bullet"/>
+      <w:lvlText w:val=""/>
+      <w:lvlJc w:val="left"/>
+      <w:pPr>
+        <w:tabs>
+          <w:tab w:val="num" w:pos="6480"/>
+        </w:tabs>
+        <w:ind w:left="6480" w:hanging="360"/>
+      </w:pPr>
+      <w:rPr>
+        <w:rFonts w:ascii="Wingdings" w:hAnsi="Wingdings" w:hint="default"/>
+        <w:sz w:val="20"/>
+      </w:rPr>
+    </w:lvl>
+  </w:abstractNum>
+  <w:abstractNum w:abstractNumId="12" w15:restartNumberingAfterBreak="0">
     <w:nsid w:val="3EA03E98"/>
     <w:multiLevelType w:val="multilevel"/>
     <w:tmpl w:val="427C179E"/>
@@ -2890,7 +5639,7 @@
       </w:rPr>
     </w:lvl>
   </w:abstractNum>
-  <w:abstractNum w:abstractNumId="8" w15:restartNumberingAfterBreak="0">
+  <w:abstractNum w:abstractNumId="13" w15:restartNumberingAfterBreak="0">
     <w:nsid w:val="43251231"/>
     <w:multiLevelType w:val="hybridMultilevel"/>
     <w:tmpl w:val="2D9041E0"/>
@@ -3003,7 +5752,7 @@
       </w:rPr>
     </w:lvl>
   </w:abstractNum>
-  <w:abstractNum w:abstractNumId="9" w15:restartNumberingAfterBreak="0">
+  <w:abstractNum w:abstractNumId="14" w15:restartNumberingAfterBreak="0">
     <w:nsid w:val="47CF1F3A"/>
     <w:multiLevelType w:val="multilevel"/>
     <w:tmpl w:val="38965942"/>
@@ -3152,7 +5901,7 @@
       </w:rPr>
     </w:lvl>
   </w:abstractNum>
-  <w:abstractNum w:abstractNumId="10" w15:restartNumberingAfterBreak="0">
+  <w:abstractNum w:abstractNumId="15" w15:restartNumberingAfterBreak="0">
     <w:nsid w:val="4A0F6908"/>
     <w:multiLevelType w:val="multilevel"/>
     <w:tmpl w:val="6E8E95A0"/>
@@ -3301,7 +6050,7 @@
       </w:rPr>
     </w:lvl>
   </w:abstractNum>
-  <w:abstractNum w:abstractNumId="11" w15:restartNumberingAfterBreak="0">
+  <w:abstractNum w:abstractNumId="16" w15:restartNumberingAfterBreak="0">
     <w:nsid w:val="4ECA5D30"/>
     <w:multiLevelType w:val="multilevel"/>
     <w:tmpl w:val="A0F8E872"/>
@@ -3414,7 +6163,156 @@
       </w:pPr>
     </w:lvl>
   </w:abstractNum>
-  <w:abstractNum w:abstractNumId="12" w15:restartNumberingAfterBreak="0">
+  <w:abstractNum w:abstractNumId="17" w15:restartNumberingAfterBreak="0">
+    <w:nsid w:val="521C4F02"/>
+    <w:multiLevelType w:val="multilevel"/>
+    <w:tmpl w:val="7446120E"/>
+    <w:lvl w:ilvl="0">
+      <w:start w:val="1"/>
+      <w:numFmt w:val="bullet"/>
+      <w:lvlText w:val=""/>
+      <w:lvlJc w:val="left"/>
+      <w:pPr>
+        <w:tabs>
+          <w:tab w:val="num" w:pos="720"/>
+        </w:tabs>
+        <w:ind w:left="720" w:hanging="360"/>
+      </w:pPr>
+      <w:rPr>
+        <w:rFonts w:ascii="Symbol" w:hAnsi="Symbol" w:hint="default"/>
+        <w:sz w:val="20"/>
+      </w:rPr>
+    </w:lvl>
+    <w:lvl w:ilvl="1" w:tentative="1">
+      <w:start w:val="1"/>
+      <w:numFmt w:val="bullet"/>
+      <w:lvlText w:val="o"/>
+      <w:lvlJc w:val="left"/>
+      <w:pPr>
+        <w:tabs>
+          <w:tab w:val="num" w:pos="1440"/>
+        </w:tabs>
+        <w:ind w:left="1440" w:hanging="360"/>
+      </w:pPr>
+      <w:rPr>
+        <w:rFonts w:ascii="Courier New" w:hAnsi="Courier New" w:hint="default"/>
+        <w:sz w:val="20"/>
+      </w:rPr>
+    </w:lvl>
+    <w:lvl w:ilvl="2" w:tentative="1">
+      <w:start w:val="1"/>
+      <w:numFmt w:val="bullet"/>
+      <w:lvlText w:val=""/>
+      <w:lvlJc w:val="left"/>
+      <w:pPr>
+        <w:tabs>
+          <w:tab w:val="num" w:pos="2160"/>
+        </w:tabs>
+        <w:ind w:left="2160" w:hanging="360"/>
+      </w:pPr>
+      <w:rPr>
+        <w:rFonts w:ascii="Wingdings" w:hAnsi="Wingdings" w:hint="default"/>
+        <w:sz w:val="20"/>
+      </w:rPr>
+    </w:lvl>
+    <w:lvl w:ilvl="3" w:tentative="1">
+      <w:start w:val="1"/>
+      <w:numFmt w:val="bullet"/>
+      <w:lvlText w:val=""/>
+      <w:lvlJc w:val="left"/>
+      <w:pPr>
+        <w:tabs>
+          <w:tab w:val="num" w:pos="2880"/>
+        </w:tabs>
+        <w:ind w:left="2880" w:hanging="360"/>
+      </w:pPr>
+      <w:rPr>
+        <w:rFonts w:ascii="Wingdings" w:hAnsi="Wingdings" w:hint="default"/>
+        <w:sz w:val="20"/>
+      </w:rPr>
+    </w:lvl>
+    <w:lvl w:ilvl="4" w:tentative="1">
+      <w:start w:val="1"/>
+      <w:numFmt w:val="bullet"/>
+      <w:lvlText w:val=""/>
+      <w:lvlJc w:val="left"/>
+      <w:pPr>
+        <w:tabs>
+          <w:tab w:val="num" w:pos="3600"/>
+        </w:tabs>
+        <w:ind w:left="3600" w:hanging="360"/>
+      </w:pPr>
+      <w:rPr>
+        <w:rFonts w:ascii="Wingdings" w:hAnsi="Wingdings" w:hint="default"/>
+        <w:sz w:val="20"/>
+      </w:rPr>
+    </w:lvl>
+    <w:lvl w:ilvl="5" w:tentative="1">
+      <w:start w:val="1"/>
+      <w:numFmt w:val="bullet"/>
+      <w:lvlText w:val=""/>
+      <w:lvlJc w:val="left"/>
+      <w:pPr>
+        <w:tabs>
+          <w:tab w:val="num" w:pos="4320"/>
+        </w:tabs>
+        <w:ind w:left="4320" w:hanging="360"/>
+      </w:pPr>
+      <w:rPr>
+        <w:rFonts w:ascii="Wingdings" w:hAnsi="Wingdings" w:hint="default"/>
+        <w:sz w:val="20"/>
+      </w:rPr>
+    </w:lvl>
+    <w:lvl w:ilvl="6" w:tentative="1">
+      <w:start w:val="1"/>
+      <w:numFmt w:val="bullet"/>
+      <w:lvlText w:val=""/>
+      <w:lvlJc w:val="left"/>
+      <w:pPr>
+        <w:tabs>
+          <w:tab w:val="num" w:pos="5040"/>
+        </w:tabs>
+        <w:ind w:left="5040" w:hanging="360"/>
+      </w:pPr>
+      <w:rPr>
+        <w:rFonts w:ascii="Wingdings" w:hAnsi="Wingdings" w:hint="default"/>
+        <w:sz w:val="20"/>
+      </w:rPr>
+    </w:lvl>
+    <w:lvl w:ilvl="7" w:tentative="1">
+      <w:start w:val="1"/>
+      <w:numFmt w:val="bullet"/>
+      <w:lvlText w:val=""/>
+      <w:lvlJc w:val="left"/>
+      <w:pPr>
+        <w:tabs>
+          <w:tab w:val="num" w:pos="5760"/>
+        </w:tabs>
+        <w:ind w:left="5760" w:hanging="360"/>
+      </w:pPr>
+      <w:rPr>
+        <w:rFonts w:ascii="Wingdings" w:hAnsi="Wingdings" w:hint="default"/>
+        <w:sz w:val="20"/>
+      </w:rPr>
+    </w:lvl>
+    <w:lvl w:ilvl="8" w:tentative="1">
+      <w:start w:val="1"/>
+      <w:numFmt w:val="bullet"/>
+      <w:lvlText w:val=""/>
+      <w:lvlJc w:val="left"/>
+      <w:pPr>
+        <w:tabs>
+          <w:tab w:val="num" w:pos="6480"/>
+        </w:tabs>
+        <w:ind w:left="6480" w:hanging="360"/>
+      </w:pPr>
+      <w:rPr>
+        <w:rFonts w:ascii="Wingdings" w:hAnsi="Wingdings" w:hint="default"/>
+        <w:sz w:val="20"/>
+      </w:rPr>
+    </w:lvl>
+  </w:abstractNum>
+  <w:abstractNum w:abstractNumId="18" w15:restartNumberingAfterBreak="0">
     <w:nsid w:val="59280B08"/>
     <w:multiLevelType w:val="multilevel"/>
     <w:tmpl w:val="AA60A35C"/>
@@ -3563,7 +6461,7 @@
       </w:rPr>
     </w:lvl>
   </w:abstractNum>
-  <w:abstractNum w:abstractNumId="13" w15:restartNumberingAfterBreak="0">
+  <w:abstractNum w:abstractNumId="19" w15:restartNumberingAfterBreak="0">
     <w:nsid w:val="5F25597B"/>
     <w:multiLevelType w:val="multilevel"/>
     <w:tmpl w:val="1C26610A"/>
@@ -3712,7 +6610,7 @@
       </w:rPr>
     </w:lvl>
   </w:abstractNum>
-  <w:abstractNum w:abstractNumId="14" w15:restartNumberingAfterBreak="0">
+  <w:abstractNum w:abstractNumId="20" w15:restartNumberingAfterBreak="0">
     <w:nsid w:val="64A13755"/>
     <w:multiLevelType w:val="multilevel"/>
     <w:tmpl w:val="2D161AEC"/>
@@ -3857,7 +6755,305 @@
       </w:rPr>
     </w:lvl>
   </w:abstractNum>
-  <w:abstractNum w:abstractNumId="15" w15:restartNumberingAfterBreak="0">
+  <w:abstractNum w:abstractNumId="21" w15:restartNumberingAfterBreak="0">
+    <w:nsid w:val="65036629"/>
+    <w:multiLevelType w:val="multilevel"/>
+    <w:tmpl w:val="ED207FDA"/>
+    <w:lvl w:ilvl="0">
+      <w:start w:val="1"/>
+      <w:numFmt w:val="bullet"/>
+      <w:lvlText w:val=""/>
+      <w:lvlJc w:val="left"/>
+      <w:pPr>
+        <w:tabs>
+          <w:tab w:val="num" w:pos="720"/>
+        </w:tabs>
+        <w:ind w:left="720" w:hanging="360"/>
+      </w:pPr>
+      <w:rPr>
+        <w:rFonts w:ascii="Symbol" w:hAnsi="Symbol" w:hint="default"/>
+        <w:sz w:val="20"/>
+      </w:rPr>
+    </w:lvl>
+    <w:lvl w:ilvl="1" w:tentative="1">
+      <w:start w:val="1"/>
+      <w:numFmt w:val="bullet"/>
+      <w:lvlText w:val="o"/>
+      <w:lvlJc w:val="left"/>
+      <w:pPr>
+        <w:tabs>
+          <w:tab w:val="num" w:pos="1440"/>
+        </w:tabs>
+        <w:ind w:left="1440" w:hanging="360"/>
+      </w:pPr>
+      <w:rPr>
+        <w:rFonts w:ascii="Courier New" w:hAnsi="Courier New" w:hint="default"/>
+        <w:sz w:val="20"/>
+      </w:rPr>
+    </w:lvl>
+    <w:lvl w:ilvl="2" w:tentative="1">
+      <w:start w:val="1"/>
+      <w:numFmt w:val="bullet"/>
+      <w:lvlText w:val=""/>
+      <w:lvlJc w:val="left"/>
+      <w:pPr>
+        <w:tabs>
+          <w:tab w:val="num" w:pos="2160"/>
+        </w:tabs>
+        <w:ind w:left="2160" w:hanging="360"/>
+      </w:pPr>
+      <w:rPr>
+        <w:rFonts w:ascii="Wingdings" w:hAnsi="Wingdings" w:hint="default"/>
+        <w:sz w:val="20"/>
+      </w:rPr>
+    </w:lvl>
+    <w:lvl w:ilvl="3" w:tentative="1">
+      <w:start w:val="1"/>
+      <w:numFmt w:val="bullet"/>
+      <w:lvlText w:val=""/>
+      <w:lvlJc w:val="left"/>
+      <w:pPr>
+        <w:tabs>
+          <w:tab w:val="num" w:pos="2880"/>
+        </w:tabs>
+        <w:ind w:left="2880" w:hanging="360"/>
+      </w:pPr>
+      <w:rPr>
+        <w:rFonts w:ascii="Wingdings" w:hAnsi="Wingdings" w:hint="default"/>
+        <w:sz w:val="20"/>
+      </w:rPr>
+    </w:lvl>
+    <w:lvl w:ilvl="4" w:tentative="1">
+      <w:start w:val="1"/>
+      <w:numFmt w:val="bullet"/>
+      <w:lvlText w:val=""/>
+      <w:lvlJc w:val="left"/>
+      <w:pPr>
+        <w:tabs>
+          <w:tab w:val="num" w:pos="3600"/>
+        </w:tabs>
+        <w:ind w:left="3600" w:hanging="360"/>
+      </w:pPr>
+      <w:rPr>
+        <w:rFonts w:ascii="Wingdings" w:hAnsi="Wingdings" w:hint="default"/>
+        <w:sz w:val="20"/>
+      </w:rPr>
+    </w:lvl>
+    <w:lvl w:ilvl="5" w:tentative="1">
+      <w:start w:val="1"/>
+      <w:numFmt w:val="bullet"/>
+      <w:lvlText w:val=""/>
+      <w:lvlJc w:val="left"/>
+      <w:pPr>
+        <w:tabs>
+          <w:tab w:val="num" w:pos="4320"/>
+        </w:tabs>
+        <w:ind w:left="4320" w:hanging="360"/>
+      </w:pPr>
+      <w:rPr>
+        <w:rFonts w:ascii="Wingdings" w:hAnsi="Wingdings" w:hint="default"/>
+        <w:sz w:val="20"/>
+      </w:rPr>
+    </w:lvl>
+    <w:lvl w:ilvl="6" w:tentative="1">
+      <w:start w:val="1"/>
+      <w:numFmt w:val="bullet"/>
+      <w:lvlText w:val=""/>
+      <w:lvlJc w:val="left"/>
+      <w:pPr>
+        <w:tabs>
+          <w:tab w:val="num" w:pos="5040"/>
+        </w:tabs>
+        <w:ind w:left="5040" w:hanging="360"/>
+      </w:pPr>
+      <w:rPr>
+        <w:rFonts w:ascii="Wingdings" w:hAnsi="Wingdings" w:hint="default"/>
+        <w:sz w:val="20"/>
+      </w:rPr>
+    </w:lvl>
+    <w:lvl w:ilvl="7" w:tentative="1">
+      <w:start w:val="1"/>
+      <w:numFmt w:val="bullet"/>
+      <w:lvlText w:val=""/>
+      <w:lvlJc w:val="left"/>
+      <w:pPr>
+        <w:tabs>
+          <w:tab w:val="num" w:pos="5760"/>
+        </w:tabs>
+        <w:ind w:left="5760" w:hanging="360"/>
+      </w:pPr>
+      <w:rPr>
+        <w:rFonts w:ascii="Wingdings" w:hAnsi="Wingdings" w:hint="default"/>
+        <w:sz w:val="20"/>
+      </w:rPr>
+    </w:lvl>
+    <w:lvl w:ilvl="8" w:tentative="1">
+      <w:start w:val="1"/>
+      <w:numFmt w:val="bullet"/>
+      <w:lvlText w:val=""/>
+      <w:lvlJc w:val="left"/>
+      <w:pPr>
+        <w:tabs>
+          <w:tab w:val="num" w:pos="6480"/>
+        </w:tabs>
+        <w:ind w:left="6480" w:hanging="360"/>
+      </w:pPr>
+      <w:rPr>
+        <w:rFonts w:ascii="Wingdings" w:hAnsi="Wingdings" w:hint="default"/>
+        <w:sz w:val="20"/>
+      </w:rPr>
+    </w:lvl>
+  </w:abstractNum>
+  <w:abstractNum w:abstractNumId="22" w15:restartNumberingAfterBreak="0">
+    <w:nsid w:val="69E66A4C"/>
+    <w:multiLevelType w:val="multilevel"/>
+    <w:tmpl w:val="593CB0B4"/>
+    <w:lvl w:ilvl="0">
+      <w:start w:val="1"/>
+      <w:numFmt w:val="bullet"/>
+      <w:lvlText w:val=""/>
+      <w:lvlJc w:val="left"/>
+      <w:pPr>
+        <w:tabs>
+          <w:tab w:val="num" w:pos="720"/>
+        </w:tabs>
+        <w:ind w:left="720" w:hanging="360"/>
+      </w:pPr>
+      <w:rPr>
+        <w:rFonts w:ascii="Symbol" w:hAnsi="Symbol" w:hint="default"/>
+        <w:sz w:val="20"/>
+      </w:rPr>
+    </w:lvl>
+    <w:lvl w:ilvl="1" w:tentative="1">
+      <w:start w:val="1"/>
+      <w:numFmt w:val="bullet"/>
+      <w:lvlText w:val="o"/>
+      <w:lvlJc w:val="left"/>
+      <w:pPr>
+        <w:tabs>
+          <w:tab w:val="num" w:pos="1440"/>
+        </w:tabs>
+        <w:ind w:left="1440" w:hanging="360"/>
+      </w:pPr>
+      <w:rPr>
+        <w:rFonts w:ascii="Courier New" w:hAnsi="Courier New" w:hint="default"/>
+        <w:sz w:val="20"/>
+      </w:rPr>
+    </w:lvl>
+    <w:lvl w:ilvl="2" w:tentative="1">
+      <w:start w:val="1"/>
+      <w:numFmt w:val="bullet"/>
+      <w:lvlText w:val=""/>
+      <w:lvlJc w:val="left"/>
+      <w:pPr>
+        <w:tabs>
+          <w:tab w:val="num" w:pos="2160"/>
+        </w:tabs>
+        <w:ind w:left="2160" w:hanging="360"/>
+      </w:pPr>
+      <w:rPr>
+        <w:rFonts w:ascii="Wingdings" w:hAnsi="Wingdings" w:hint="default"/>
+        <w:sz w:val="20"/>
+      </w:rPr>
+    </w:lvl>
+    <w:lvl w:ilvl="3" w:tentative="1">
+      <w:start w:val="1"/>
+      <w:numFmt w:val="bullet"/>
+      <w:lvlText w:val=""/>
+      <w:lvlJc w:val="left"/>
+      <w:pPr>
+        <w:tabs>
+          <w:tab w:val="num" w:pos="2880"/>
+        </w:tabs>
+        <w:ind w:left="2880" w:hanging="360"/>
+      </w:pPr>
+      <w:rPr>
+        <w:rFonts w:ascii="Wingdings" w:hAnsi="Wingdings" w:hint="default"/>
+        <w:sz w:val="20"/>
+      </w:rPr>
+    </w:lvl>
+    <w:lvl w:ilvl="4" w:tentative="1">
+      <w:start w:val="1"/>
+      <w:numFmt w:val="bullet"/>
+      <w:lvlText w:val=""/>
+      <w:lvlJc w:val="left"/>
+      <w:pPr>
+        <w:tabs>
+          <w:tab w:val="num" w:pos="3600"/>
+        </w:tabs>
+        <w:ind w:left="3600" w:hanging="360"/>
+      </w:pPr>
+      <w:rPr>
+        <w:rFonts w:ascii="Wingdings" w:hAnsi="Wingdings" w:hint="default"/>
+        <w:sz w:val="20"/>
+      </w:rPr>
+    </w:lvl>
+    <w:lvl w:ilvl="5" w:tentative="1">
+      <w:start w:val="1"/>
+      <w:numFmt w:val="bullet"/>
+      <w:lvlText w:val=""/>
+      <w:lvlJc w:val="left"/>
+      <w:pPr>
+        <w:tabs>
+          <w:tab w:val="num" w:pos="4320"/>
+        </w:tabs>
+        <w:ind w:left="4320" w:hanging="360"/>
+      </w:pPr>
+      <w:rPr>
+        <w:rFonts w:ascii="Wingdings" w:hAnsi="Wingdings" w:hint="default"/>
+        <w:sz w:val="20"/>
+      </w:rPr>
+    </w:lvl>
+    <w:lvl w:ilvl="6" w:tentative="1">
+      <w:start w:val="1"/>
+      <w:numFmt w:val="bullet"/>
+      <w:lvlText w:val=""/>
+      <w:lvlJc w:val="left"/>
+      <w:pPr>
+        <w:tabs>
+          <w:tab w:val="num" w:pos="5040"/>
+        </w:tabs>
+        <w:ind w:left="5040" w:hanging="360"/>
+      </w:pPr>
+      <w:rPr>
+        <w:rFonts w:ascii="Wingdings" w:hAnsi="Wingdings" w:hint="default"/>
+        <w:sz w:val="20"/>
+      </w:rPr>
+    </w:lvl>
+    <w:lvl w:ilvl="7" w:tentative="1">
+      <w:start w:val="1"/>
+      <w:numFmt w:val="bullet"/>
+      <w:lvlText w:val=""/>
+      <w:lvlJc w:val="left"/>
+      <w:pPr>
+        <w:tabs>
+          <w:tab w:val="num" w:pos="5760"/>
+        </w:tabs>
+        <w:ind w:left="5760" w:hanging="360"/>
+      </w:pPr>
+      <w:rPr>
+        <w:rFonts w:ascii="Wingdings" w:hAnsi="Wingdings" w:hint="default"/>
+        <w:sz w:val="20"/>
+      </w:rPr>
+    </w:lvl>
+    <w:lvl w:ilvl="8" w:tentative="1">
+      <w:start w:val="1"/>
+      <w:numFmt w:val="bullet"/>
+      <w:lvlText w:val=""/>
+      <w:lvlJc w:val="left"/>
+      <w:pPr>
+        <w:tabs>
+          <w:tab w:val="num" w:pos="6480"/>
+        </w:tabs>
+        <w:ind w:left="6480" w:hanging="360"/>
+      </w:pPr>
+      <w:rPr>
+        <w:rFonts w:ascii="Wingdings" w:hAnsi="Wingdings" w:hint="default"/>
+        <w:sz w:val="20"/>
+      </w:rPr>
+    </w:lvl>
+  </w:abstractNum>
+  <w:abstractNum w:abstractNumId="23" w15:restartNumberingAfterBreak="0">
     <w:nsid w:val="6FFB4D16"/>
     <w:multiLevelType w:val="multilevel"/>
     <w:tmpl w:val="2D161AEC"/>
@@ -4002,7 +7198,7 @@
       </w:rPr>
     </w:lvl>
   </w:abstractNum>
-  <w:abstractNum w:abstractNumId="16" w15:restartNumberingAfterBreak="0">
+  <w:abstractNum w:abstractNumId="24" w15:restartNumberingAfterBreak="0">
     <w:nsid w:val="710D5F0A"/>
     <w:multiLevelType w:val="multilevel"/>
     <w:tmpl w:val="A0F8E872"/>
@@ -4115,7 +7311,305 @@
       </w:pPr>
     </w:lvl>
   </w:abstractNum>
-  <w:abstractNum w:abstractNumId="17" w15:restartNumberingAfterBreak="0">
+  <w:abstractNum w:abstractNumId="25" w15:restartNumberingAfterBreak="0">
+    <w:nsid w:val="729051A7"/>
+    <w:multiLevelType w:val="multilevel"/>
+    <w:tmpl w:val="7B0CEE06"/>
+    <w:lvl w:ilvl="0">
+      <w:start w:val="1"/>
+      <w:numFmt w:val="bullet"/>
+      <w:lvlText w:val=""/>
+      <w:lvlJc w:val="left"/>
+      <w:pPr>
+        <w:tabs>
+          <w:tab w:val="num" w:pos="720"/>
+        </w:tabs>
+        <w:ind w:left="720" w:hanging="360"/>
+      </w:pPr>
+      <w:rPr>
+        <w:rFonts w:ascii="Symbol" w:hAnsi="Symbol" w:hint="default"/>
+        <w:sz w:val="20"/>
+      </w:rPr>
+    </w:lvl>
+    <w:lvl w:ilvl="1" w:tentative="1">
+      <w:start w:val="1"/>
+      <w:numFmt w:val="bullet"/>
+      <w:lvlText w:val="o"/>
+      <w:lvlJc w:val="left"/>
+      <w:pPr>
+        <w:tabs>
+          <w:tab w:val="num" w:pos="1440"/>
+        </w:tabs>
+        <w:ind w:left="1440" w:hanging="360"/>
+      </w:pPr>
+      <w:rPr>
+        <w:rFonts w:ascii="Courier New" w:hAnsi="Courier New" w:hint="default"/>
+        <w:sz w:val="20"/>
+      </w:rPr>
+    </w:lvl>
+    <w:lvl w:ilvl="2" w:tentative="1">
+      <w:start w:val="1"/>
+      <w:numFmt w:val="bullet"/>
+      <w:lvlText w:val=""/>
+      <w:lvlJc w:val="left"/>
+      <w:pPr>
+        <w:tabs>
+          <w:tab w:val="num" w:pos="2160"/>
+        </w:tabs>
+        <w:ind w:left="2160" w:hanging="360"/>
+      </w:pPr>
+      <w:rPr>
+        <w:rFonts w:ascii="Wingdings" w:hAnsi="Wingdings" w:hint="default"/>
+        <w:sz w:val="20"/>
+      </w:rPr>
+    </w:lvl>
+    <w:lvl w:ilvl="3" w:tentative="1">
+      <w:start w:val="1"/>
+      <w:numFmt w:val="bullet"/>
+      <w:lvlText w:val=""/>
+      <w:lvlJc w:val="left"/>
+      <w:pPr>
+        <w:tabs>
+          <w:tab w:val="num" w:pos="2880"/>
+        </w:tabs>
+        <w:ind w:left="2880" w:hanging="360"/>
+      </w:pPr>
+      <w:rPr>
+        <w:rFonts w:ascii="Wingdings" w:hAnsi="Wingdings" w:hint="default"/>
+        <w:sz w:val="20"/>
+      </w:rPr>
+    </w:lvl>
+    <w:lvl w:ilvl="4" w:tentative="1">
+      <w:start w:val="1"/>
+      <w:numFmt w:val="bullet"/>
+      <w:lvlText w:val=""/>
+      <w:lvlJc w:val="left"/>
+      <w:pPr>
+        <w:tabs>
+          <w:tab w:val="num" w:pos="3600"/>
+        </w:tabs>
+        <w:ind w:left="3600" w:hanging="360"/>
+      </w:pPr>
+      <w:rPr>
+        <w:rFonts w:ascii="Wingdings" w:hAnsi="Wingdings" w:hint="default"/>
+        <w:sz w:val="20"/>
+      </w:rPr>
+    </w:lvl>
+    <w:lvl w:ilvl="5" w:tentative="1">
+      <w:start w:val="1"/>
+      <w:numFmt w:val="bullet"/>
+      <w:lvlText w:val=""/>
+      <w:lvlJc w:val="left"/>
+      <w:pPr>
+        <w:tabs>
+          <w:tab w:val="num" w:pos="4320"/>
+        </w:tabs>
+        <w:ind w:left="4320" w:hanging="360"/>
+      </w:pPr>
+      <w:rPr>
+        <w:rFonts w:ascii="Wingdings" w:hAnsi="Wingdings" w:hint="default"/>
+        <w:sz w:val="20"/>
+      </w:rPr>
+    </w:lvl>
+    <w:lvl w:ilvl="6" w:tentative="1">
+      <w:start w:val="1"/>
+      <w:numFmt w:val="bullet"/>
+      <w:lvlText w:val=""/>
+      <w:lvlJc w:val="left"/>
+      <w:pPr>
+        <w:tabs>
+          <w:tab w:val="num" w:pos="5040"/>
+        </w:tabs>
+        <w:ind w:left="5040" w:hanging="360"/>
+      </w:pPr>
+      <w:rPr>
+        <w:rFonts w:ascii="Wingdings" w:hAnsi="Wingdings" w:hint="default"/>
+        <w:sz w:val="20"/>
+      </w:rPr>
+    </w:lvl>
+    <w:lvl w:ilvl="7" w:tentative="1">
+      <w:start w:val="1"/>
+      <w:numFmt w:val="bullet"/>
+      <w:lvlText w:val=""/>
+      <w:lvlJc w:val="left"/>
+      <w:pPr>
+        <w:tabs>
+          <w:tab w:val="num" w:pos="5760"/>
+        </w:tabs>
+        <w:ind w:left="5760" w:hanging="360"/>
+      </w:pPr>
+      <w:rPr>
+        <w:rFonts w:ascii="Wingdings" w:hAnsi="Wingdings" w:hint="default"/>
+        <w:sz w:val="20"/>
+      </w:rPr>
+    </w:lvl>
+    <w:lvl w:ilvl="8" w:tentative="1">
+      <w:start w:val="1"/>
+      <w:numFmt w:val="bullet"/>
+      <w:lvlText w:val=""/>
+      <w:lvlJc w:val="left"/>
+      <w:pPr>
+        <w:tabs>
+          <w:tab w:val="num" w:pos="6480"/>
+        </w:tabs>
+        <w:ind w:left="6480" w:hanging="360"/>
+      </w:pPr>
+      <w:rPr>
+        <w:rFonts w:ascii="Wingdings" w:hAnsi="Wingdings" w:hint="default"/>
+        <w:sz w:val="20"/>
+      </w:rPr>
+    </w:lvl>
+  </w:abstractNum>
+  <w:abstractNum w:abstractNumId="26" w15:restartNumberingAfterBreak="0">
+    <w:nsid w:val="72AF7B7B"/>
+    <w:multiLevelType w:val="multilevel"/>
+    <w:tmpl w:val="F2F68714"/>
+    <w:lvl w:ilvl="0">
+      <w:start w:val="1"/>
+      <w:numFmt w:val="bullet"/>
+      <w:lvlText w:val=""/>
+      <w:lvlJc w:val="left"/>
+      <w:pPr>
+        <w:tabs>
+          <w:tab w:val="num" w:pos="720"/>
+        </w:tabs>
+        <w:ind w:left="720" w:hanging="360"/>
+      </w:pPr>
+      <w:rPr>
+        <w:rFonts w:ascii="Symbol" w:hAnsi="Symbol" w:hint="default"/>
+        <w:sz w:val="20"/>
+      </w:rPr>
+    </w:lvl>
+    <w:lvl w:ilvl="1" w:tentative="1">
+      <w:start w:val="1"/>
+      <w:numFmt w:val="bullet"/>
+      <w:lvlText w:val="o"/>
+      <w:lvlJc w:val="left"/>
+      <w:pPr>
+        <w:tabs>
+          <w:tab w:val="num" w:pos="1440"/>
+        </w:tabs>
+        <w:ind w:left="1440" w:hanging="360"/>
+      </w:pPr>
+      <w:rPr>
+        <w:rFonts w:ascii="Courier New" w:hAnsi="Courier New" w:hint="default"/>
+        <w:sz w:val="20"/>
+      </w:rPr>
+    </w:lvl>
+    <w:lvl w:ilvl="2" w:tentative="1">
+      <w:start w:val="1"/>
+      <w:numFmt w:val="bullet"/>
+      <w:lvlText w:val=""/>
+      <w:lvlJc w:val="left"/>
+      <w:pPr>
+        <w:tabs>
+          <w:tab w:val="num" w:pos="2160"/>
+        </w:tabs>
+        <w:ind w:left="2160" w:hanging="360"/>
+      </w:pPr>
+      <w:rPr>
+        <w:rFonts w:ascii="Wingdings" w:hAnsi="Wingdings" w:hint="default"/>
+        <w:sz w:val="20"/>
+      </w:rPr>
+    </w:lvl>
+    <w:lvl w:ilvl="3" w:tentative="1">
+      <w:start w:val="1"/>
+      <w:numFmt w:val="bullet"/>
+      <w:lvlText w:val=""/>
+      <w:lvlJc w:val="left"/>
+      <w:pPr>
+        <w:tabs>
+          <w:tab w:val="num" w:pos="2880"/>
+        </w:tabs>
+        <w:ind w:left="2880" w:hanging="360"/>
+      </w:pPr>
+      <w:rPr>
+        <w:rFonts w:ascii="Wingdings" w:hAnsi="Wingdings" w:hint="default"/>
+        <w:sz w:val="20"/>
+      </w:rPr>
+    </w:lvl>
+    <w:lvl w:ilvl="4" w:tentative="1">
+      <w:start w:val="1"/>
+      <w:numFmt w:val="bullet"/>
+      <w:lvlText w:val=""/>
+      <w:lvlJc w:val="left"/>
+      <w:pPr>
+        <w:tabs>
+          <w:tab w:val="num" w:pos="3600"/>
+        </w:tabs>
+        <w:ind w:left="3600" w:hanging="360"/>
+      </w:pPr>
+      <w:rPr>
+        <w:rFonts w:ascii="Wingdings" w:hAnsi="Wingdings" w:hint="default"/>
+        <w:sz w:val="20"/>
+      </w:rPr>
+    </w:lvl>
+    <w:lvl w:ilvl="5" w:tentative="1">
+      <w:start w:val="1"/>
+      <w:numFmt w:val="bullet"/>
+      <w:lvlText w:val=""/>
+      <w:lvlJc w:val="left"/>
+      <w:pPr>
+        <w:tabs>
+          <w:tab w:val="num" w:pos="4320"/>
+        </w:tabs>
+        <w:ind w:left="4320" w:hanging="360"/>
+      </w:pPr>
+      <w:rPr>
+        <w:rFonts w:ascii="Wingdings" w:hAnsi="Wingdings" w:hint="default"/>
+        <w:sz w:val="20"/>
+      </w:rPr>
+    </w:lvl>
+    <w:lvl w:ilvl="6" w:tentative="1">
+      <w:start w:val="1"/>
+      <w:numFmt w:val="bullet"/>
+      <w:lvlText w:val=""/>
+      <w:lvlJc w:val="left"/>
+      <w:pPr>
+        <w:tabs>
+          <w:tab w:val="num" w:pos="5040"/>
+        </w:tabs>
+        <w:ind w:left="5040" w:hanging="360"/>
+      </w:pPr>
+      <w:rPr>
+        <w:rFonts w:ascii="Wingdings" w:hAnsi="Wingdings" w:hint="default"/>
+        <w:sz w:val="20"/>
+      </w:rPr>
+    </w:lvl>
+    <w:lvl w:ilvl="7" w:tentative="1">
+      <w:start w:val="1"/>
+      <w:numFmt w:val="bullet"/>
+      <w:lvlText w:val=""/>
+      <w:lvlJc w:val="left"/>
+      <w:pPr>
+        <w:tabs>
+          <w:tab w:val="num" w:pos="5760"/>
+        </w:tabs>
+        <w:ind w:left="5760" w:hanging="360"/>
+      </w:pPr>
+      <w:rPr>
+        <w:rFonts w:ascii="Wingdings" w:hAnsi="Wingdings" w:hint="default"/>
+        <w:sz w:val="20"/>
+      </w:rPr>
+    </w:lvl>
+    <w:lvl w:ilvl="8" w:tentative="1">
+      <w:start w:val="1"/>
+      <w:numFmt w:val="bullet"/>
+      <w:lvlText w:val=""/>
+      <w:lvlJc w:val="left"/>
+      <w:pPr>
+        <w:tabs>
+          <w:tab w:val="num" w:pos="6480"/>
+        </w:tabs>
+        <w:ind w:left="6480" w:hanging="360"/>
+      </w:pPr>
+      <w:rPr>
+        <w:rFonts w:ascii="Wingdings" w:hAnsi="Wingdings" w:hint="default"/>
+        <w:sz w:val="20"/>
+      </w:rPr>
+    </w:lvl>
+  </w:abstractNum>
+  <w:abstractNum w:abstractNumId="27" w15:restartNumberingAfterBreak="0">
     <w:nsid w:val="73F54613"/>
     <w:multiLevelType w:val="hybridMultilevel"/>
     <w:tmpl w:val="02BA112E"/>
@@ -4228,7 +7722,7 @@
       </w:rPr>
     </w:lvl>
   </w:abstractNum>
-  <w:abstractNum w:abstractNumId="18" w15:restartNumberingAfterBreak="0">
+  <w:abstractNum w:abstractNumId="28" w15:restartNumberingAfterBreak="0">
     <w:nsid w:val="755471EC"/>
     <w:multiLevelType w:val="multilevel"/>
     <w:tmpl w:val="2D161AEC"/>
@@ -4373,7 +7867,7 @@
       </w:rPr>
     </w:lvl>
   </w:abstractNum>
-  <w:abstractNum w:abstractNumId="19" w15:restartNumberingAfterBreak="0">
+  <w:abstractNum w:abstractNumId="29" w15:restartNumberingAfterBreak="0">
     <w:nsid w:val="7893039C"/>
     <w:multiLevelType w:val="hybridMultilevel"/>
     <w:tmpl w:val="3398CF7C"/>
@@ -4486,83 +7980,265 @@
       </w:rPr>
     </w:lvl>
   </w:abstractNum>
+  <w:abstractNum w:abstractNumId="30" w15:restartNumberingAfterBreak="0">
+    <w:nsid w:val="78BC198C"/>
+    <w:multiLevelType w:val="multilevel"/>
+    <w:tmpl w:val="82CC4518"/>
+    <w:lvl w:ilvl="0">
+      <w:start w:val="1"/>
+      <w:numFmt w:val="bullet"/>
+      <w:lvlText w:val=""/>
+      <w:lvlJc w:val="left"/>
+      <w:pPr>
+        <w:tabs>
+          <w:tab w:val="num" w:pos="720"/>
+        </w:tabs>
+        <w:ind w:left="720" w:hanging="360"/>
+      </w:pPr>
+      <w:rPr>
+        <w:rFonts w:ascii="Symbol" w:hAnsi="Symbol" w:hint="default"/>
+        <w:sz w:val="20"/>
+      </w:rPr>
+    </w:lvl>
+    <w:lvl w:ilvl="1" w:tentative="1">
+      <w:start w:val="1"/>
+      <w:numFmt w:val="bullet"/>
+      <w:lvlText w:val="o"/>
+      <w:lvlJc w:val="left"/>
+      <w:pPr>
+        <w:tabs>
+          <w:tab w:val="num" w:pos="1440"/>
+        </w:tabs>
+        <w:ind w:left="1440" w:hanging="360"/>
+      </w:pPr>
+      <w:rPr>
+        <w:rFonts w:ascii="Courier New" w:hAnsi="Courier New" w:hint="default"/>
+        <w:sz w:val="20"/>
+      </w:rPr>
+    </w:lvl>
+    <w:lvl w:ilvl="2" w:tentative="1">
+      <w:start w:val="1"/>
+      <w:numFmt w:val="bullet"/>
+      <w:lvlText w:val=""/>
+      <w:lvlJc w:val="left"/>
+      <w:pPr>
+        <w:tabs>
+          <w:tab w:val="num" w:pos="2160"/>
+        </w:tabs>
+        <w:ind w:left="2160" w:hanging="360"/>
+      </w:pPr>
+      <w:rPr>
+        <w:rFonts w:ascii="Wingdings" w:hAnsi="Wingdings" w:hint="default"/>
+        <w:sz w:val="20"/>
+      </w:rPr>
+    </w:lvl>
+    <w:lvl w:ilvl="3" w:tentative="1">
+      <w:start w:val="1"/>
+      <w:numFmt w:val="bullet"/>
+      <w:lvlText w:val=""/>
+      <w:lvlJc w:val="left"/>
+      <w:pPr>
+        <w:tabs>
+          <w:tab w:val="num" w:pos="2880"/>
+        </w:tabs>
+        <w:ind w:left="2880" w:hanging="360"/>
+      </w:pPr>
+      <w:rPr>
+        <w:rFonts w:ascii="Wingdings" w:hAnsi="Wingdings" w:hint="default"/>
+        <w:sz w:val="20"/>
+      </w:rPr>
+    </w:lvl>
+    <w:lvl w:ilvl="4" w:tentative="1">
+      <w:start w:val="1"/>
+      <w:numFmt w:val="bullet"/>
+      <w:lvlText w:val=""/>
+      <w:lvlJc w:val="left"/>
+      <w:pPr>
+        <w:tabs>
+          <w:tab w:val="num" w:pos="3600"/>
+        </w:tabs>
+        <w:ind w:left="3600" w:hanging="360"/>
+      </w:pPr>
+      <w:rPr>
+        <w:rFonts w:ascii="Wingdings" w:hAnsi="Wingdings" w:hint="default"/>
+        <w:sz w:val="20"/>
+      </w:rPr>
+    </w:lvl>
+    <w:lvl w:ilvl="5" w:tentative="1">
+      <w:start w:val="1"/>
+      <w:numFmt w:val="bullet"/>
+      <w:lvlText w:val=""/>
+      <w:lvlJc w:val="left"/>
+      <w:pPr>
+        <w:tabs>
+          <w:tab w:val="num" w:pos="4320"/>
+        </w:tabs>
+        <w:ind w:left="4320" w:hanging="360"/>
+      </w:pPr>
+      <w:rPr>
+        <w:rFonts w:ascii="Wingdings" w:hAnsi="Wingdings" w:hint="default"/>
+        <w:sz w:val="20"/>
+      </w:rPr>
+    </w:lvl>
+    <w:lvl w:ilvl="6" w:tentative="1">
+      <w:start w:val="1"/>
+      <w:numFmt w:val="bullet"/>
+      <w:lvlText w:val=""/>
+      <w:lvlJc w:val="left"/>
+      <w:pPr>
+        <w:tabs>
+          <w:tab w:val="num" w:pos="5040"/>
+        </w:tabs>
+        <w:ind w:left="5040" w:hanging="360"/>
+      </w:pPr>
+      <w:rPr>
+        <w:rFonts w:ascii="Wingdings" w:hAnsi="Wingdings" w:hint="default"/>
+        <w:sz w:val="20"/>
+      </w:rPr>
+    </w:lvl>
+    <w:lvl w:ilvl="7" w:tentative="1">
+      <w:start w:val="1"/>
+      <w:numFmt w:val="bullet"/>
+      <w:lvlText w:val=""/>
+      <w:lvlJc w:val="left"/>
+      <w:pPr>
+        <w:tabs>
+          <w:tab w:val="num" w:pos="5760"/>
+        </w:tabs>
+        <w:ind w:left="5760" w:hanging="360"/>
+      </w:pPr>
+      <w:rPr>
+        <w:rFonts w:ascii="Wingdings" w:hAnsi="Wingdings" w:hint="default"/>
+        <w:sz w:val="20"/>
+      </w:rPr>
+    </w:lvl>
+    <w:lvl w:ilvl="8" w:tentative="1">
+      <w:start w:val="1"/>
+      <w:numFmt w:val="bullet"/>
+      <w:lvlText w:val=""/>
+      <w:lvlJc w:val="left"/>
+      <w:pPr>
+        <w:tabs>
+          <w:tab w:val="num" w:pos="6480"/>
+        </w:tabs>
+        <w:ind w:left="6480" w:hanging="360"/>
+      </w:pPr>
+      <w:rPr>
+        <w:rFonts w:ascii="Wingdings" w:hAnsi="Wingdings" w:hint="default"/>
+        <w:sz w:val="20"/>
+      </w:rPr>
+    </w:lvl>
+  </w:abstractNum>
   <w:num w:numId="1" w16cid:durableId="1462771435">
-    <w:abstractNumId w:val="12"/>
+    <w:abstractNumId w:val="18"/>
   </w:num>
   <w:num w:numId="2" w16cid:durableId="1570186864">
-    <w:abstractNumId w:val="9"/>
+    <w:abstractNumId w:val="14"/>
   </w:num>
   <w:num w:numId="3" w16cid:durableId="558252838">
-    <w:abstractNumId w:val="13"/>
+    <w:abstractNumId w:val="19"/>
   </w:num>
   <w:num w:numId="4" w16cid:durableId="2000232321">
-    <w:abstractNumId w:val="11"/>
+    <w:abstractNumId w:val="16"/>
   </w:num>
   <w:num w:numId="5" w16cid:durableId="1081561676">
-    <w:abstractNumId w:val="7"/>
+    <w:abstractNumId w:val="12"/>
   </w:num>
   <w:num w:numId="6" w16cid:durableId="1618370096">
     <w:abstractNumId w:val="0"/>
   </w:num>
   <w:num w:numId="7" w16cid:durableId="1922445086">
+    <w:abstractNumId w:val="7"/>
+  </w:num>
+  <w:num w:numId="8" w16cid:durableId="678581726">
+    <w:abstractNumId w:val="29"/>
+  </w:num>
+  <w:num w:numId="9" w16cid:durableId="1915894453">
+    <w:abstractNumId w:val="8"/>
+  </w:num>
+  <w:num w:numId="10" w16cid:durableId="1263340783">
+    <w:abstractNumId w:val="24"/>
+  </w:num>
+  <w:num w:numId="11" w16cid:durableId="521821609">
+    <w:abstractNumId w:val="27"/>
+  </w:num>
+  <w:num w:numId="12" w16cid:durableId="407119625">
     <w:abstractNumId w:val="3"/>
   </w:num>
-  <w:num w:numId="8" w16cid:durableId="678581726">
-    <w:abstractNumId w:val="19"/>
-  </w:num>
-  <w:num w:numId="9" w16cid:durableId="1915894453">
-    <w:abstractNumId w:val="4"/>
-  </w:num>
-  <w:num w:numId="10" w16cid:durableId="1263340783">
-    <w:abstractNumId w:val="16"/>
-  </w:num>
-  <w:num w:numId="11" w16cid:durableId="521821609">
-    <w:abstractNumId w:val="17"/>
-  </w:num>
-  <w:num w:numId="12" w16cid:durableId="407119625">
-    <w:abstractNumId w:val="1"/>
-  </w:num>
   <w:num w:numId="13" w16cid:durableId="1367560673">
-    <w:abstractNumId w:val="10"/>
+    <w:abstractNumId w:val="15"/>
   </w:num>
   <w:num w:numId="14" w16cid:durableId="750587672">
-    <w:abstractNumId w:val="15"/>
+    <w:abstractNumId w:val="23"/>
   </w:num>
   <w:num w:numId="15" w16cid:durableId="311061582">
-    <w:abstractNumId w:val="15"/>
+    <w:abstractNumId w:val="23"/>
     <w:lvlOverride w:ilvl="1">
       <w:startOverride w:val="2"/>
     </w:lvlOverride>
   </w:num>
   <w:num w:numId="16" w16cid:durableId="1700278671">
-    <w:abstractNumId w:val="15"/>
+    <w:abstractNumId w:val="23"/>
     <w:lvlOverride w:ilvl="1">
       <w:startOverride w:val="3"/>
     </w:lvlOverride>
   </w:num>
   <w:num w:numId="17" w16cid:durableId="1613900677">
-    <w:abstractNumId w:val="15"/>
+    <w:abstractNumId w:val="23"/>
     <w:lvlOverride w:ilvl="1">
       <w:startOverride w:val="4"/>
     </w:lvlOverride>
   </w:num>
   <w:num w:numId="18" w16cid:durableId="806826474">
+    <w:abstractNumId w:val="10"/>
+  </w:num>
+  <w:num w:numId="19" w16cid:durableId="1621524133">
+    <w:abstractNumId w:val="13"/>
+  </w:num>
+  <w:num w:numId="20" w16cid:durableId="1907109504">
+    <w:abstractNumId w:val="5"/>
+  </w:num>
+  <w:num w:numId="21" w16cid:durableId="1843546050">
+    <w:abstractNumId w:val="9"/>
+  </w:num>
+  <w:num w:numId="22" w16cid:durableId="673848874">
+    <w:abstractNumId w:val="20"/>
+  </w:num>
+  <w:num w:numId="23" w16cid:durableId="1897886346">
+    <w:abstractNumId w:val="28"/>
+  </w:num>
+  <w:num w:numId="24" w16cid:durableId="398791398">
+    <w:abstractNumId w:val="21"/>
+  </w:num>
+  <w:num w:numId="25" w16cid:durableId="86050259">
+    <w:abstractNumId w:val="30"/>
+  </w:num>
+  <w:num w:numId="26" w16cid:durableId="147332823">
+    <w:abstractNumId w:val="2"/>
+  </w:num>
+  <w:num w:numId="27" w16cid:durableId="1906138456">
+    <w:abstractNumId w:val="17"/>
+  </w:num>
+  <w:num w:numId="28" w16cid:durableId="849678896">
     <w:abstractNumId w:val="6"/>
   </w:num>
-  <w:num w:numId="19" w16cid:durableId="1621524133">
-    <w:abstractNumId w:val="8"/>
+  <w:num w:numId="29" w16cid:durableId="1127820229">
+    <w:abstractNumId w:val="22"/>
   </w:num>
-  <w:num w:numId="20" w16cid:durableId="1907109504">
-    <w:abstractNumId w:val="2"/>
+  <w:num w:numId="30" w16cid:durableId="955137254">
+    <w:abstractNumId w:val="26"/>
   </w:num>
-  <w:num w:numId="21" w16cid:durableId="1843546050">
-    <w:abstractNumId w:val="5"/>
+  <w:num w:numId="31" w16cid:durableId="2111588039">
+    <w:abstractNumId w:val="25"/>
   </w:num>
-  <w:num w:numId="22" w16cid:durableId="673848874">
-    <w:abstractNumId w:val="14"/>
+  <w:num w:numId="32" w16cid:durableId="1583029350">
+    <w:abstractNumId w:val="1"/>
   </w:num>
-  <w:num w:numId="23" w16cid:durableId="1897886346">
-    <w:abstractNumId w:val="18"/>
+  <w:num w:numId="33" w16cid:durableId="1492138782">
+    <w:abstractNumId w:val="4"/>
+  </w:num>
+  <w:num w:numId="34" w16cid:durableId="242841859">
+    <w:abstractNumId w:val="11"/>
   </w:num>
 </w:numbering>
 </file>
